--- a/lab6/Зейнетдинов Марсель ИСТмд-11 отчёт по 6 лабораторной работе.docx
+++ b/lab6/Зейнетдинов Марсель ИСТмд-11 отчёт по 6 лабораторной работе.docx
@@ -641,21 +641,12 @@
           <w:szCs w:val="28"/>
         </w:rPr>
       </w:pPr>
-      <w:proofErr w:type="spellStart"/>
       <w:r>
         <w:rPr>
           <w:rFonts w:cs="Times New Roman"/>
           <w:szCs w:val="28"/>
         </w:rPr>
-        <w:t>к.т.н</w:t>
-      </w:r>
-      <w:proofErr w:type="spellEnd"/>
-      <w:r>
-        <w:rPr>
-          <w:rFonts w:cs="Times New Roman"/>
-          <w:szCs w:val="28"/>
-        </w:rPr>
-        <w:t xml:space="preserve">, доцент кафедры </w:t>
+        <w:t xml:space="preserve">к.т.н, доцент кафедры </w:t>
       </w:r>
       <w:r>
         <w:rPr>
@@ -822,7 +813,16 @@
         <w:pStyle w:val="a1"/>
       </w:pPr>
       <w:r>
-        <w:t>.</w:t>
+        <w:t xml:space="preserve">Современные </w:t>
+      </w:r>
+      <w:r>
+        <w:rPr>
+          <w:lang w:val="en-US"/>
+        </w:rPr>
+        <w:t>LLM</w:t>
+      </w:r>
+      <w:r>
+        <w:t xml:space="preserve"> способны генерировать программный код, однако качество создаваемых ими решений остаётся непредсказуемым: сгенерированный код может быть корректным и эффективно решать поставленную задачу, но нередко содержит ошибки, неоптимальные конструкции, уязвимости или не соответствует лучшим практикам разработки. Отсутствие устойчивых критериев и общепринятых методик оценки качества автоматически генерируемого кода создаёт неопределённость при его использовании в реальных проектах и усложняет интеграцию LLM в профессиональные процессы разработки.</w:t>
       </w:r>
     </w:p>
     <w:p>
@@ -838,7 +838,10 @@
         <w:pStyle w:val="a1"/>
       </w:pPr>
       <w:r>
-        <w:t>.</w:t>
+        <w:t xml:space="preserve">Собственно написанный программный код, окажется быстрее по времени исполнения и устойчивее к увеличению входных </w:t>
+      </w:r>
+      <w:r>
+        <w:t>данных.</w:t>
       </w:r>
     </w:p>
     <w:p>
@@ -857,20 +860,81 @@
           <w:numId w:val="47"/>
         </w:numPr>
       </w:pPr>
-    </w:p>
-    <w:p>
-      <w:pPr>
-        <w:spacing w:after="160" w:line="259" w:lineRule="auto"/>
-        <w:rPr>
-          <w:rFonts w:eastAsia="Times New Roman" w:cs="Times New Roman"/>
-          <w:b/>
-          <w:bCs/>
-          <w:kern w:val="36"/>
-          <w:sz w:val="36"/>
-          <w:szCs w:val="48"/>
-          <w:lang w:eastAsia="ru-RU"/>
-        </w:rPr>
-      </w:pPr>
+      <w:r>
+        <w:t>Реализовать собственное решение исходной задачи</w:t>
+      </w:r>
+    </w:p>
+    <w:p>
+      <w:pPr>
+        <w:pStyle w:val="a7"/>
+        <w:numPr>
+          <w:ilvl w:val="0"/>
+          <w:numId w:val="47"/>
+        </w:numPr>
+      </w:pPr>
+      <w:r>
+        <w:t xml:space="preserve">Выбрать 4 </w:t>
+      </w:r>
+      <w:r>
+        <w:rPr>
+          <w:lang w:val="en-US"/>
+        </w:rPr>
+        <w:t>LLM</w:t>
+      </w:r>
+      <w:r>
+        <w:t xml:space="preserve"> </w:t>
+      </w:r>
+      <w:r>
+        <w:t>для генерации кода</w:t>
+      </w:r>
+    </w:p>
+    <w:p>
+      <w:pPr>
+        <w:pStyle w:val="a7"/>
+        <w:numPr>
+          <w:ilvl w:val="0"/>
+          <w:numId w:val="47"/>
+        </w:numPr>
+      </w:pPr>
+      <w:r>
+        <w:t>Сгенерировать 4 решения исходной задачи</w:t>
+      </w:r>
+    </w:p>
+    <w:p>
+      <w:pPr>
+        <w:pStyle w:val="a7"/>
+        <w:numPr>
+          <w:ilvl w:val="0"/>
+          <w:numId w:val="47"/>
+        </w:numPr>
+      </w:pPr>
+      <w:r>
+        <w:t xml:space="preserve">С помощью самих </w:t>
+      </w:r>
+      <w:r>
+        <w:rPr>
+          <w:lang w:val="en-US"/>
+        </w:rPr>
+        <w:t>LLM</w:t>
+      </w:r>
+      <w:r>
+        <w:t xml:space="preserve"> </w:t>
+      </w:r>
+      <w:r>
+        <w:t>исправить их реализации, в случае первичных ошибок</w:t>
+      </w:r>
+    </w:p>
+    <w:p>
+      <w:pPr>
+        <w:pStyle w:val="a7"/>
+        <w:numPr>
+          <w:ilvl w:val="0"/>
+          <w:numId w:val="47"/>
+        </w:numPr>
+      </w:pPr>
+      <w:r>
+        <w:t>Сравнить среднее время исполнения кода при 1000000 количестве повторений.</w:t>
+      </w:r>
     </w:p>
     <w:p>
       <w:pPr>
@@ -885,6 +949,36 @@
         <w:pStyle w:val="a1"/>
       </w:pPr>
       <w:r>
+        <w:t xml:space="preserve">Для реализации собственного решения были уточнены детали, после чего сгенерировано с помощью </w:t>
+      </w:r>
+      <w:r>
+        <w:rPr>
+          <w:lang w:val="en-US"/>
+        </w:rPr>
+        <w:t>LLM</w:t>
+      </w:r>
+      <w:r>
+        <w:t xml:space="preserve"> </w:t>
+      </w:r>
+      <w:r>
+        <w:t xml:space="preserve">список входных данных. А также все данные были вручную проверены и отредактированы для </w:t>
+      </w:r>
+      <w:r>
+        <w:t>того,</w:t>
+      </w:r>
+      <w:r>
+        <w:t xml:space="preserve"> чтобы входные данные содержали особые значения, из-за которых плохой алгоритм может выдавать не корректные значения.</w:t>
+      </w:r>
+    </w:p>
+    <w:p>
+      <w:pPr>
+        <w:pStyle w:val="a1"/>
+      </w:pPr>
+      <w:r>
+        <w:lastRenderedPageBreak/>
+        <w:t>Для тестирования и сравнения результатов были написаны функции, сравнивающие вывод в консоль, и указывающие в какой строчке были найдены различия</w:t>
+      </w:r>
+      <w:r>
         <w:t>.</w:t>
       </w:r>
     </w:p>
@@ -898,19 +992,2056 @@
     </w:p>
     <w:p>
       <w:pPr>
-        <w:spacing w:after="160" w:line="259" w:lineRule="auto"/>
-        <w:rPr>
-          <w:rFonts w:eastAsia="Times New Roman" w:cs="Times New Roman"/>
-          <w:b/>
-          <w:bCs/>
-          <w:kern w:val="36"/>
-          <w:sz w:val="36"/>
-          <w:szCs w:val="48"/>
-          <w:lang w:eastAsia="ru-RU"/>
-        </w:rPr>
-      </w:pPr>
-      <w:r>
-        <w:br w:type="page"/>
+        <w:pStyle w:val="a1"/>
+      </w:pPr>
+      <w:r>
+        <w:t>Было</w:t>
+      </w:r>
+      <w:r>
+        <w:t xml:space="preserve"> выбрано 4 </w:t>
+      </w:r>
+      <w:r>
+        <w:rPr>
+          <w:lang w:val="en-US"/>
+        </w:rPr>
+        <w:t>LLM</w:t>
+      </w:r>
+      <w:r>
+        <w:t xml:space="preserve">: </w:t>
+      </w:r>
+      <w:r>
+        <w:rPr>
+          <w:lang w:val="en-US"/>
+        </w:rPr>
+        <w:t>ChatGPT</w:t>
+      </w:r>
+      <w:r>
+        <w:t xml:space="preserve">, </w:t>
+      </w:r>
+      <w:r>
+        <w:rPr>
+          <w:lang w:val="en-US"/>
+        </w:rPr>
+        <w:t>Grok</w:t>
+      </w:r>
+      <w:r>
+        <w:t xml:space="preserve">, </w:t>
+      </w:r>
+      <w:r>
+        <w:rPr>
+          <w:lang w:val="en-US"/>
+        </w:rPr>
+        <w:t>Qwen</w:t>
+      </w:r>
+      <w:r>
+        <w:t xml:space="preserve">, </w:t>
+      </w:r>
+      <w:r>
+        <w:rPr>
+          <w:lang w:val="en-US"/>
+        </w:rPr>
+        <w:t>DeepSeek</w:t>
+      </w:r>
+      <w:r>
+        <w:t xml:space="preserve">. </w:t>
+      </w:r>
+      <w:r>
+        <w:t>Для всех был задан одинаковый промт</w:t>
+      </w:r>
+      <w:r>
+        <w:t xml:space="preserve">, </w:t>
+      </w:r>
+      <w:r>
+        <w:t>чтобы достичь повторяемости результата</w:t>
+      </w:r>
+      <w:r>
+        <w:t>:</w:t>
+      </w:r>
+    </w:p>
+    <w:p>
+      <w:pPr>
+        <w:pStyle w:val="a1"/>
+        <w:jc w:val="right"/>
+      </w:pPr>
+      <w:r>
+        <w:t>Листинг</w:t>
+      </w:r>
+      <w:r>
+        <w:t xml:space="preserve"> 1. </w:t>
+      </w:r>
+      <w:r>
+        <w:t>Промт</w:t>
+      </w:r>
+      <w:r>
+        <w:t xml:space="preserve"> </w:t>
+      </w:r>
+      <w:r>
+        <w:t>для</w:t>
+      </w:r>
+      <w:r>
+        <w:t xml:space="preserve"> </w:t>
+      </w:r>
+      <w:r>
+        <w:rPr>
+          <w:lang w:val="en-US"/>
+        </w:rPr>
+        <w:t>LLM</w:t>
+      </w:r>
+    </w:p>
+    <w:p>
+      <w:pPr>
+        <w:pStyle w:val="af8"/>
+        <w:rPr>
+          <w:lang w:val="ru-RU"/>
+        </w:rPr>
+      </w:pPr>
+      <w:r>
+        <w:rPr>
+          <w:lang w:val="ru-RU"/>
+        </w:rPr>
+        <w:t>Дано 2 файла со списками студентов-участников 2 олимпиад. В каждом файле построчно расположены фамилии студентов. Если студент занял призовое место (1,2,3), то через пробел указывается номер места. Если призового места не занял - ничего не указывается. Распечатать общий список по следующей логике.</w:t>
+      </w:r>
+    </w:p>
+    <w:p>
+      <w:pPr>
+        <w:pStyle w:val="af8"/>
+        <w:rPr>
+          <w:lang w:val="ru-RU"/>
+        </w:rPr>
+      </w:pPr>
+    </w:p>
+    <w:p>
+      <w:pPr>
+        <w:pStyle w:val="af8"/>
+        <w:rPr>
+          <w:lang w:val="ru-RU"/>
+        </w:rPr>
+      </w:pPr>
+      <w:r>
+        <w:rPr>
+          <w:lang w:val="ru-RU"/>
+        </w:rPr>
+        <w:t>Если студент участвовал только в одной олимпиаде и ничего не занял -он допускается до экзамена</w:t>
+      </w:r>
+    </w:p>
+    <w:p>
+      <w:pPr>
+        <w:pStyle w:val="af8"/>
+        <w:rPr>
+          <w:lang w:val="ru-RU"/>
+        </w:rPr>
+      </w:pPr>
+      <w:r>
+        <w:rPr>
+          <w:lang w:val="ru-RU"/>
+        </w:rPr>
+        <w:t>(напротив его фамилии выводится «д»), участвовал в двух олимпиадах и ничего не занял - получает 3 на экзамене (напротив его фамилии выводится «3»), участвовал в двух олимпиадах и в одной занял призовое место - получает 4 на экзамене (напротив его фамилии выводится «4»), участвовал в двух олимпиадах и в обеих занял призовые места - получает 5 на экзамене (напротив его фамилии выводится «5»)</w:t>
+      </w:r>
+    </w:p>
+    <w:p>
+      <w:pPr>
+        <w:pStyle w:val="af8"/>
+        <w:rPr>
+          <w:lang w:val="ru-RU"/>
+        </w:rPr>
+      </w:pPr>
+    </w:p>
+    <w:p>
+      <w:pPr>
+        <w:pStyle w:val="af8"/>
+        <w:rPr>
+          <w:lang w:val="ru-RU"/>
+        </w:rPr>
+      </w:pPr>
+    </w:p>
+    <w:p>
+      <w:pPr>
+        <w:pStyle w:val="af8"/>
+        <w:rPr>
+          <w:lang w:val="ru-RU"/>
+        </w:rPr>
+      </w:pPr>
+      <w:r>
+        <w:rPr>
+          <w:lang w:val="ru-RU"/>
+        </w:rPr>
+        <w:t>Доп информация:</w:t>
+      </w:r>
+    </w:p>
+    <w:p>
+      <w:pPr>
+        <w:pStyle w:val="af8"/>
+        <w:rPr>
+          <w:lang w:val="ru-RU"/>
+        </w:rPr>
+      </w:pPr>
+      <w:r>
+        <w:rPr>
+          <w:lang w:val="ru-RU"/>
+        </w:rPr>
+        <w:t>1. Если участвовал только в одной олимпиаде -"д", независимо от того занял</w:t>
+      </w:r>
+    </w:p>
+    <w:p>
+      <w:pPr>
+        <w:pStyle w:val="af8"/>
+        <w:rPr>
+          <w:lang w:val="ru-RU"/>
+        </w:rPr>
+      </w:pPr>
+      <w:r>
+        <w:rPr>
+          <w:lang w:val="ru-RU"/>
+        </w:rPr>
+        <w:t>что-то или нет</w:t>
+      </w:r>
+    </w:p>
+    <w:p>
+      <w:pPr>
+        <w:pStyle w:val="af8"/>
+        <w:rPr>
+          <w:lang w:val="ru-RU"/>
+        </w:rPr>
+      </w:pPr>
+      <w:r>
+        <w:rPr>
+          <w:lang w:val="ru-RU"/>
+        </w:rPr>
+        <w:t>2. В каждом файле до 300 фамилий</w:t>
+      </w:r>
+    </w:p>
+    <w:p>
+      <w:pPr>
+        <w:pStyle w:val="af8"/>
+        <w:rPr>
+          <w:lang w:val="ru-RU"/>
+        </w:rPr>
+      </w:pPr>
+    </w:p>
+    <w:p>
+      <w:pPr>
+        <w:pStyle w:val="af8"/>
+        <w:rPr>
+          <w:lang w:val="ru-RU"/>
+        </w:rPr>
+      </w:pPr>
+      <w:r>
+        <w:rPr>
+          <w:lang w:val="ru-RU"/>
+        </w:rPr>
+        <w:t>Пример файла:</w:t>
+      </w:r>
+    </w:p>
+    <w:p>
+      <w:pPr>
+        <w:pStyle w:val="af8"/>
+        <w:rPr>
+          <w:lang w:val="ru-RU"/>
+        </w:rPr>
+      </w:pPr>
+    </w:p>
+    <w:p>
+      <w:pPr>
+        <w:pStyle w:val="af8"/>
+        <w:rPr>
+          <w:lang w:val="ru-RU"/>
+        </w:rPr>
+      </w:pPr>
+      <w:r>
+        <w:t>olymp</w:t>
+      </w:r>
+      <w:r>
+        <w:rPr>
+          <w:lang w:val="ru-RU"/>
+        </w:rPr>
+        <w:t>1.</w:t>
+      </w:r>
+      <w:r>
+        <w:t>txt</w:t>
+      </w:r>
+    </w:p>
+    <w:p>
+      <w:pPr>
+        <w:pStyle w:val="af8"/>
+        <w:rPr>
+          <w:lang w:val="ru-RU"/>
+        </w:rPr>
+      </w:pPr>
+      <w:r>
+        <w:rPr>
+          <w:lang w:val="ru-RU"/>
+        </w:rPr>
+        <w:t>Иванов 1</w:t>
+      </w:r>
+    </w:p>
+    <w:p>
+      <w:pPr>
+        <w:pStyle w:val="af8"/>
+        <w:rPr>
+          <w:lang w:val="ru-RU"/>
+        </w:rPr>
+      </w:pPr>
+      <w:r>
+        <w:rPr>
+          <w:lang w:val="ru-RU"/>
+        </w:rPr>
+        <w:t>Петров 2</w:t>
+      </w:r>
+    </w:p>
+    <w:p>
+      <w:pPr>
+        <w:pStyle w:val="af8"/>
+        <w:rPr>
+          <w:lang w:val="ru-RU"/>
+        </w:rPr>
+      </w:pPr>
+      <w:r>
+        <w:rPr>
+          <w:lang w:val="ru-RU"/>
+        </w:rPr>
+        <w:t>Сидоров 3</w:t>
+      </w:r>
+    </w:p>
+    <w:p>
+      <w:pPr>
+        <w:pStyle w:val="af8"/>
+        <w:rPr>
+          <w:lang w:val="ru-RU"/>
+        </w:rPr>
+      </w:pPr>
+      <w:r>
+        <w:rPr>
+          <w:lang w:val="ru-RU"/>
+        </w:rPr>
+        <w:t>Кузнецов</w:t>
+      </w:r>
+    </w:p>
+    <w:p>
+      <w:pPr>
+        <w:pStyle w:val="af8"/>
+        <w:rPr>
+          <w:lang w:val="ru-RU"/>
+        </w:rPr>
+      </w:pPr>
+      <w:r>
+        <w:rPr>
+          <w:lang w:val="ru-RU"/>
+        </w:rPr>
+        <w:t>Смирнов 1</w:t>
+      </w:r>
+    </w:p>
+    <w:p>
+      <w:pPr>
+        <w:pStyle w:val="af8"/>
+        <w:rPr>
+          <w:lang w:val="ru-RU"/>
+        </w:rPr>
+      </w:pPr>
+      <w:r>
+        <w:rPr>
+          <w:lang w:val="ru-RU"/>
+        </w:rPr>
+        <w:t>Попов</w:t>
+      </w:r>
+    </w:p>
+    <w:p>
+      <w:pPr>
+        <w:pStyle w:val="af8"/>
+        <w:rPr>
+          <w:lang w:val="ru-RU"/>
+        </w:rPr>
+      </w:pPr>
+      <w:r>
+        <w:rPr>
+          <w:lang w:val="ru-RU"/>
+        </w:rPr>
+        <w:t>Васильев 2</w:t>
+      </w:r>
+    </w:p>
+    <w:p>
+      <w:pPr>
+        <w:pStyle w:val="af8"/>
+        <w:rPr>
+          <w:lang w:val="ru-RU"/>
+        </w:rPr>
+      </w:pPr>
+      <w:r>
+        <w:rPr>
+          <w:lang w:val="ru-RU"/>
+        </w:rPr>
+        <w:t>Новиков</w:t>
+      </w:r>
+    </w:p>
+    <w:p>
+      <w:pPr>
+        <w:pStyle w:val="af8"/>
+        <w:rPr>
+          <w:lang w:val="ru-RU"/>
+        </w:rPr>
+      </w:pPr>
+      <w:r>
+        <w:rPr>
+          <w:lang w:val="ru-RU"/>
+        </w:rPr>
+        <w:t>Федоров</w:t>
+      </w:r>
+    </w:p>
+    <w:p>
+      <w:pPr>
+        <w:pStyle w:val="af8"/>
+        <w:rPr>
+          <w:lang w:val="ru-RU"/>
+        </w:rPr>
+      </w:pPr>
+    </w:p>
+    <w:p>
+      <w:pPr>
+        <w:pStyle w:val="af8"/>
+        <w:rPr>
+          <w:lang w:val="ru-RU"/>
+        </w:rPr>
+      </w:pPr>
+      <w:r>
+        <w:t>olymp</w:t>
+      </w:r>
+      <w:r>
+        <w:rPr>
+          <w:lang w:val="ru-RU"/>
+        </w:rPr>
+        <w:t>2.</w:t>
+      </w:r>
+      <w:r>
+        <w:t>txt</w:t>
+      </w:r>
+    </w:p>
+    <w:p>
+      <w:pPr>
+        <w:pStyle w:val="af8"/>
+        <w:rPr>
+          <w:lang w:val="ru-RU"/>
+        </w:rPr>
+      </w:pPr>
+      <w:r>
+        <w:rPr>
+          <w:lang w:val="ru-RU"/>
+        </w:rPr>
+        <w:t>Сидоров 2</w:t>
+      </w:r>
+    </w:p>
+    <w:p>
+      <w:pPr>
+        <w:pStyle w:val="af8"/>
+        <w:rPr>
+          <w:lang w:val="ru-RU"/>
+        </w:rPr>
+      </w:pPr>
+      <w:r>
+        <w:rPr>
+          <w:lang w:val="ru-RU"/>
+        </w:rPr>
+        <w:t>Кузнецов 1</w:t>
+      </w:r>
+    </w:p>
+    <w:p>
+      <w:pPr>
+        <w:pStyle w:val="af8"/>
+        <w:rPr>
+          <w:lang w:val="ru-RU"/>
+        </w:rPr>
+      </w:pPr>
+      <w:r>
+        <w:rPr>
+          <w:lang w:val="ru-RU"/>
+        </w:rPr>
+        <w:t>Попов 3</w:t>
+      </w:r>
+    </w:p>
+    <w:p>
+      <w:pPr>
+        <w:pStyle w:val="af8"/>
+        <w:rPr>
+          <w:lang w:val="ru-RU"/>
+        </w:rPr>
+      </w:pPr>
+      <w:r>
+        <w:rPr>
+          <w:lang w:val="ru-RU"/>
+        </w:rPr>
+        <w:t>Васильев</w:t>
+      </w:r>
+    </w:p>
+    <w:p>
+      <w:pPr>
+        <w:pStyle w:val="af8"/>
+        <w:rPr>
+          <w:lang w:val="ru-RU"/>
+        </w:rPr>
+      </w:pPr>
+      <w:r>
+        <w:rPr>
+          <w:lang w:val="ru-RU"/>
+        </w:rPr>
+        <w:t>Новиков 1</w:t>
+      </w:r>
+    </w:p>
+    <w:p>
+      <w:pPr>
+        <w:pStyle w:val="af8"/>
+        <w:rPr>
+          <w:lang w:val="ru-RU"/>
+        </w:rPr>
+      </w:pPr>
+      <w:r>
+        <w:rPr>
+          <w:lang w:val="ru-RU"/>
+        </w:rPr>
+        <w:t>Федоров 2</w:t>
+      </w:r>
+    </w:p>
+    <w:p>
+      <w:pPr>
+        <w:pStyle w:val="af8"/>
+        <w:rPr>
+          <w:lang w:val="ru-RU"/>
+        </w:rPr>
+      </w:pPr>
+      <w:r>
+        <w:rPr>
+          <w:lang w:val="ru-RU"/>
+        </w:rPr>
+        <w:t>Волков</w:t>
+      </w:r>
+    </w:p>
+    <w:p>
+      <w:pPr>
+        <w:pStyle w:val="af8"/>
+        <w:rPr>
+          <w:lang w:val="ru-RU"/>
+        </w:rPr>
+      </w:pPr>
+      <w:r>
+        <w:rPr>
+          <w:lang w:val="ru-RU"/>
+        </w:rPr>
+        <w:t>Лебедев 2</w:t>
+      </w:r>
+    </w:p>
+    <w:p>
+      <w:pPr>
+        <w:pStyle w:val="af8"/>
+        <w:rPr>
+          <w:lang w:val="ru-RU"/>
+        </w:rPr>
+      </w:pPr>
+      <w:r>
+        <w:rPr>
+          <w:lang w:val="ru-RU"/>
+        </w:rPr>
+        <w:t>Козлов 3</w:t>
+      </w:r>
+    </w:p>
+    <w:p>
+      <w:pPr>
+        <w:pStyle w:val="af8"/>
+        <w:rPr>
+          <w:lang w:val="ru-RU"/>
+        </w:rPr>
+      </w:pPr>
+      <w:r>
+        <w:rPr>
+          <w:lang w:val="ru-RU"/>
+        </w:rPr>
+        <w:t>Соколов</w:t>
+      </w:r>
+    </w:p>
+    <w:p>
+      <w:pPr>
+        <w:pStyle w:val="af8"/>
+        <w:rPr>
+          <w:lang w:val="ru-RU"/>
+        </w:rPr>
+      </w:pPr>
+      <w:r>
+        <w:rPr>
+          <w:lang w:val="ru-RU"/>
+        </w:rPr>
+        <w:t>Егоров 1</w:t>
+      </w:r>
+    </w:p>
+    <w:p>
+      <w:pPr>
+        <w:pStyle w:val="af8"/>
+        <w:rPr>
+          <w:lang w:val="ru-RU"/>
+        </w:rPr>
+      </w:pPr>
+      <w:r>
+        <w:rPr>
+          <w:lang w:val="ru-RU"/>
+        </w:rPr>
+        <w:t>Орлов</w:t>
+      </w:r>
+    </w:p>
+    <w:p>
+      <w:pPr>
+        <w:pStyle w:val="af8"/>
+        <w:rPr>
+          <w:lang w:val="ru-RU"/>
+        </w:rPr>
+      </w:pPr>
+      <w:r>
+        <w:rPr>
+          <w:lang w:val="ru-RU"/>
+        </w:rPr>
+        <w:t>Андреев 2</w:t>
+      </w:r>
+    </w:p>
+    <w:p>
+      <w:pPr>
+        <w:pStyle w:val="af8"/>
+        <w:rPr>
+          <w:lang w:val="ru-RU"/>
+        </w:rPr>
+      </w:pPr>
+      <w:r>
+        <w:rPr>
+          <w:lang w:val="ru-RU"/>
+        </w:rPr>
+        <w:t>Назаров</w:t>
+      </w:r>
+    </w:p>
+    <w:p>
+      <w:pPr>
+        <w:pStyle w:val="af8"/>
+        <w:rPr>
+          <w:lang w:val="ru-RU"/>
+        </w:rPr>
+      </w:pPr>
+      <w:r>
+        <w:rPr>
+          <w:lang w:val="ru-RU"/>
+        </w:rPr>
+        <w:t>Зайцев</w:t>
+      </w:r>
+    </w:p>
+    <w:p>
+      <w:pPr>
+        <w:pStyle w:val="af8"/>
+        <w:rPr>
+          <w:lang w:val="ru-RU"/>
+        </w:rPr>
+      </w:pPr>
+      <w:r>
+        <w:rPr>
+          <w:lang w:val="ru-RU"/>
+        </w:rPr>
+        <w:t>Павлов 3</w:t>
+      </w:r>
+    </w:p>
+    <w:p>
+      <w:pPr>
+        <w:pStyle w:val="af8"/>
+        <w:rPr>
+          <w:lang w:val="ru-RU"/>
+        </w:rPr>
+      </w:pPr>
+      <w:r>
+        <w:rPr>
+          <w:lang w:val="ru-RU"/>
+        </w:rPr>
+        <w:t>Макаров</w:t>
+      </w:r>
+    </w:p>
+    <w:p>
+      <w:pPr>
+        <w:pStyle w:val="af8"/>
+        <w:rPr>
+          <w:lang w:val="ru-RU"/>
+        </w:rPr>
+      </w:pPr>
+    </w:p>
+    <w:p>
+      <w:pPr>
+        <w:pStyle w:val="af8"/>
+      </w:pPr>
+    </w:p>
+    <w:p>
+      <w:pPr>
+        <w:pStyle w:val="af8"/>
+        <w:rPr>
+          <w:lang w:val="ru-RU"/>
+        </w:rPr>
+      </w:pPr>
+      <w:r>
+        <w:t xml:space="preserve">Язык </w:t>
+      </w:r>
+      <w:r>
+        <w:t>Python</w:t>
+      </w:r>
+      <w:r>
+        <w:t xml:space="preserve">, можно использовать любые библиотеки. </w:t>
+      </w:r>
+      <w:r>
+        <w:t>Нужно реализовать</w:t>
+      </w:r>
+      <w:r>
+        <w:t xml:space="preserve"> в одной функции </w:t>
+      </w:r>
+      <w:r>
+        <w:t>“</w:t>
+      </w:r>
+      <w:r>
+        <w:t>название LLM</w:t>
+      </w:r>
+      <w:r>
+        <w:t>”</w:t>
+      </w:r>
+      <w:r>
+        <w:t>_</w:t>
+      </w:r>
+      <w:r>
+        <w:t>realisation</w:t>
+      </w:r>
+      <w:r>
+        <w:t xml:space="preserve">(). </w:t>
+      </w:r>
+      <w:r>
+        <w:rPr>
+          <w:lang w:val="ru-RU"/>
+        </w:rPr>
+        <w:t>Сделай оптимизированно, без комментариев и с низким значением количества строк кода.</w:t>
+      </w:r>
+    </w:p>
+    <w:p>
+      <w:pPr>
+        <w:pStyle w:val="a1"/>
+      </w:pPr>
+      <w:r>
+        <w:t xml:space="preserve">После чего быстрее всех дал результат </w:t>
+      </w:r>
+      <w:r>
+        <w:rPr>
+          <w:lang w:val="en-US"/>
+        </w:rPr>
+        <w:t>ChatGPT</w:t>
+      </w:r>
+      <w:r>
+        <w:t xml:space="preserve">. </w:t>
+      </w:r>
+      <w:r>
+        <w:t xml:space="preserve">Но, результат содержал ошибки в реализации, из-за чего выдавал неверный результат. Главная ошибка </w:t>
+      </w:r>
+      <w:r>
+        <w:lastRenderedPageBreak/>
+        <w:t>была в том, что считалось, что фамилии в файле не повторяются.</w:t>
+      </w:r>
+      <w:r>
+        <w:t xml:space="preserve"> Из-за чего пришлось отправить ещё один промт с уточнением этого.</w:t>
+      </w:r>
+    </w:p>
+    <w:p>
+      <w:pPr>
+        <w:pStyle w:val="a1"/>
+      </w:pPr>
+      <w:r>
+        <w:t xml:space="preserve">Далее дал результат </w:t>
+      </w:r>
+      <w:r>
+        <w:rPr>
+          <w:lang w:val="en-US"/>
+        </w:rPr>
+        <w:t>DeepSeek</w:t>
+      </w:r>
+      <w:r>
+        <w:t xml:space="preserve">, </w:t>
+      </w:r>
+      <w:r>
+        <w:t xml:space="preserve">который также имел проблемы. После него </w:t>
+      </w:r>
+      <w:r>
+        <w:rPr>
+          <w:lang w:val="en-US"/>
+        </w:rPr>
+        <w:t>Qwen</w:t>
+      </w:r>
+      <w:r>
+        <w:t xml:space="preserve">. Данная </w:t>
+      </w:r>
+      <w:r>
+        <w:rPr>
+          <w:lang w:val="en-US"/>
+        </w:rPr>
+        <w:t>LLM</w:t>
+      </w:r>
+      <w:r>
+        <w:t xml:space="preserve"> </w:t>
+      </w:r>
+      <w:r>
+        <w:t>справилась сразу с задачей.</w:t>
+      </w:r>
+      <w:r>
+        <w:t xml:space="preserve"> И наконец </w:t>
+      </w:r>
+      <w:r>
+        <w:rPr>
+          <w:lang w:val="en-US"/>
+        </w:rPr>
+        <w:t>Grok</w:t>
+      </w:r>
+      <w:r>
+        <w:t xml:space="preserve"> </w:t>
+      </w:r>
+      <w:r>
+        <w:t>также выдал своё решение.</w:t>
+      </w:r>
+    </w:p>
+    <w:p>
+      <w:pPr>
+        <w:pStyle w:val="a1"/>
+        <w:jc w:val="right"/>
+      </w:pPr>
+      <w:r>
+        <w:t>Листинг 2. Результат первых ответов</w:t>
+      </w:r>
+    </w:p>
+    <w:p>
+      <w:pPr>
+        <w:pStyle w:val="af8"/>
+        <w:rPr>
+          <w:lang w:val="ru-RU"/>
+        </w:rPr>
+      </w:pPr>
+      <w:r>
+        <w:rPr>
+          <w:lang w:val="ru-RU"/>
+        </w:rPr>
+        <w:t>Сравнение вывода функций:</w:t>
+      </w:r>
+    </w:p>
+    <w:p>
+      <w:pPr>
+        <w:pStyle w:val="af8"/>
+      </w:pPr>
+      <w:r>
+        <w:t>my_own_realisation vs grok_realisation: ОТЛИЧАЮТСЯ</w:t>
+      </w:r>
+    </w:p>
+    <w:p>
+      <w:pPr>
+        <w:pStyle w:val="af8"/>
+      </w:pPr>
+      <w:r>
+        <w:t>my_own_realisation vs chatgpt_realisation: ОТЛИЧАЮТСЯ</w:t>
+      </w:r>
+    </w:p>
+    <w:p>
+      <w:pPr>
+        <w:pStyle w:val="af8"/>
+      </w:pPr>
+      <w:r>
+        <w:t>my_own_realisation vs deepseek_realisation: ОТЛИЧАЮТСЯ</w:t>
+      </w:r>
+    </w:p>
+    <w:p>
+      <w:pPr>
+        <w:pStyle w:val="af8"/>
+      </w:pPr>
+      <w:r>
+        <w:t>my_own_realisation vs qwen_realisation: СОВПАДАЮТ</w:t>
+      </w:r>
+    </w:p>
+    <w:p>
+      <w:pPr>
+        <w:pStyle w:val="af8"/>
+      </w:pPr>
+      <w:r>
+        <w:t>grok_realisation vs chatgpt_realisation: СОВПАДАЮТ</w:t>
+      </w:r>
+    </w:p>
+    <w:p>
+      <w:pPr>
+        <w:pStyle w:val="af8"/>
+      </w:pPr>
+      <w:r>
+        <w:t>grok_realisation vs deepseek_realisation: ОТЛИЧАЮТСЯ</w:t>
+      </w:r>
+    </w:p>
+    <w:p>
+      <w:pPr>
+        <w:pStyle w:val="af8"/>
+      </w:pPr>
+      <w:r>
+        <w:t>grok_realisation vs qwen_realisation: ОТЛИЧАЮТСЯ</w:t>
+      </w:r>
+    </w:p>
+    <w:p>
+      <w:pPr>
+        <w:pStyle w:val="af8"/>
+      </w:pPr>
+      <w:r>
+        <w:t>chatgpt_realisation vs deepseek_realisation: ОТЛИЧАЮТСЯ</w:t>
+      </w:r>
+    </w:p>
+    <w:p>
+      <w:pPr>
+        <w:pStyle w:val="af8"/>
+      </w:pPr>
+      <w:r>
+        <w:t>chatgpt_realisation vs qwen_realisation: ОТЛИЧАЮТСЯ</w:t>
+      </w:r>
+    </w:p>
+    <w:p>
+      <w:pPr>
+        <w:pStyle w:val="af8"/>
+      </w:pPr>
+      <w:r>
+        <w:t>deepseek_realisation vs qwen_realisation: ОТЛИЧАЮТСЯ</w:t>
+      </w:r>
+    </w:p>
+    <w:p>
+      <w:pPr>
+        <w:pStyle w:val="af8"/>
+      </w:pPr>
+    </w:p>
+    <w:p>
+      <w:pPr>
+        <w:pStyle w:val="af8"/>
+      </w:pPr>
+    </w:p>
+    <w:p>
+      <w:pPr>
+        <w:pStyle w:val="af8"/>
+        <w:rPr>
+          <w:lang w:val="ru-RU"/>
+        </w:rPr>
+      </w:pPr>
+      <w:r>
+        <w:rPr>
+          <w:lang w:val="ru-RU"/>
+        </w:rPr>
+        <w:t>етальный анализ различий</w:t>
+      </w:r>
+    </w:p>
+    <w:p>
+      <w:pPr>
+        <w:pStyle w:val="af8"/>
+        <w:rPr>
+          <w:lang w:val="ru-RU"/>
+        </w:rPr>
+      </w:pPr>
+    </w:p>
+    <w:p>
+      <w:pPr>
+        <w:pStyle w:val="af8"/>
+        <w:rPr>
+          <w:lang w:val="ru-RU"/>
+        </w:rPr>
+      </w:pPr>
+    </w:p>
+    <w:p>
+      <w:pPr>
+        <w:pStyle w:val="af8"/>
+        <w:rPr>
+          <w:lang w:val="ru-RU"/>
+        </w:rPr>
+      </w:pPr>
+      <w:r>
+        <w:rPr>
+          <w:lang w:val="ru-RU"/>
+        </w:rPr>
+        <w:t xml:space="preserve">Различия между </w:t>
+      </w:r>
+      <w:r>
+        <w:t>my</w:t>
+      </w:r>
+      <w:r>
+        <w:rPr>
+          <w:lang w:val="ru-RU"/>
+        </w:rPr>
+        <w:t>_</w:t>
+      </w:r>
+      <w:r>
+        <w:t>own</w:t>
+      </w:r>
+      <w:r>
+        <w:rPr>
+          <w:lang w:val="ru-RU"/>
+        </w:rPr>
+        <w:t>_</w:t>
+      </w:r>
+      <w:r>
+        <w:t>realisation</w:t>
+      </w:r>
+      <w:r>
+        <w:rPr>
+          <w:lang w:val="ru-RU"/>
+        </w:rPr>
+        <w:t xml:space="preserve"> и </w:t>
+      </w:r>
+      <w:r>
+        <w:t>grok</w:t>
+      </w:r>
+      <w:r>
+        <w:rPr>
+          <w:lang w:val="ru-RU"/>
+        </w:rPr>
+        <w:t>_</w:t>
+      </w:r>
+      <w:r>
+        <w:t>realisation</w:t>
+      </w:r>
+      <w:r>
+        <w:rPr>
+          <w:lang w:val="ru-RU"/>
+        </w:rPr>
+        <w:t>:</w:t>
+      </w:r>
+    </w:p>
+    <w:p>
+      <w:pPr>
+        <w:pStyle w:val="af8"/>
+      </w:pPr>
+      <w:r>
+        <w:t>- Строка 29:</w:t>
+      </w:r>
+    </w:p>
+    <w:p>
+      <w:pPr>
+        <w:pStyle w:val="af8"/>
+      </w:pPr>
+      <w:r>
+        <w:t xml:space="preserve">  my_own_realisation: Владимиров 4</w:t>
+      </w:r>
+    </w:p>
+    <w:p>
+      <w:pPr>
+        <w:pStyle w:val="af8"/>
+      </w:pPr>
+      <w:r>
+        <w:t xml:space="preserve">  grok_realisation: Владимиров 3</w:t>
+      </w:r>
+    </w:p>
+    <w:p>
+      <w:pPr>
+        <w:pStyle w:val="af8"/>
+      </w:pPr>
+    </w:p>
+    <w:p>
+      <w:pPr>
+        <w:pStyle w:val="af8"/>
+      </w:pPr>
+      <w:r>
+        <w:t>Различия между my_own_realisation и chatgpt_realisation:</w:t>
+      </w:r>
+    </w:p>
+    <w:p>
+      <w:pPr>
+        <w:pStyle w:val="af8"/>
+      </w:pPr>
+      <w:r>
+        <w:t>- Строка 29:</w:t>
+      </w:r>
+    </w:p>
+    <w:p>
+      <w:pPr>
+        <w:pStyle w:val="af8"/>
+      </w:pPr>
+      <w:r>
+        <w:t xml:space="preserve">  my_own_realisation: Владимиров 4</w:t>
+      </w:r>
+    </w:p>
+    <w:p>
+      <w:pPr>
+        <w:pStyle w:val="af8"/>
+      </w:pPr>
+      <w:r>
+        <w:t xml:space="preserve">  chatgpt_realisation: Владимиров 3</w:t>
+      </w:r>
+    </w:p>
+    <w:p>
+      <w:pPr>
+        <w:pStyle w:val="af8"/>
+      </w:pPr>
+    </w:p>
+    <w:p>
+      <w:pPr>
+        <w:pStyle w:val="af8"/>
+      </w:pPr>
+      <w:r>
+        <w:t>Различия между my_own_realisation и deepseek_realisation:</w:t>
+      </w:r>
+    </w:p>
+    <w:p>
+      <w:pPr>
+        <w:pStyle w:val="af8"/>
+      </w:pPr>
+      <w:r>
+        <w:t>- Строка 1:</w:t>
+      </w:r>
+    </w:p>
+    <w:p>
+      <w:pPr>
+        <w:pStyle w:val="af8"/>
+      </w:pPr>
+      <w:r>
+        <w:t xml:space="preserve">  my_own_realisation: Абрамов 3</w:t>
+      </w:r>
+    </w:p>
+    <w:p>
+      <w:pPr>
+        <w:pStyle w:val="af8"/>
+      </w:pPr>
+      <w:r>
+        <w:t xml:space="preserve">  deepseek_realisation: Абрамов д</w:t>
+      </w:r>
+    </w:p>
+    <w:p>
+      <w:pPr>
+        <w:pStyle w:val="af8"/>
+      </w:pPr>
+      <w:r>
+        <w:t>- Строка 2:</w:t>
+      </w:r>
+    </w:p>
+    <w:p>
+      <w:pPr>
+        <w:pStyle w:val="af8"/>
+      </w:pPr>
+      <w:r>
+        <w:t xml:space="preserve">  my_own_realisation: Агафонов 3</w:t>
+      </w:r>
+    </w:p>
+    <w:p>
+      <w:pPr>
+        <w:pStyle w:val="af8"/>
+      </w:pPr>
+      <w:r>
+        <w:t xml:space="preserve">  deepseek_realisation: Агафонов д</w:t>
+      </w:r>
+    </w:p>
+    <w:p>
+      <w:pPr>
+        <w:pStyle w:val="af8"/>
+      </w:pPr>
+      <w:r>
+        <w:t>- Строка 3:</w:t>
+      </w:r>
+    </w:p>
+    <w:p>
+      <w:pPr>
+        <w:pStyle w:val="af8"/>
+      </w:pPr>
+      <w:r>
+        <w:t xml:space="preserve">  my_own_realisation: Александров 4</w:t>
+      </w:r>
+    </w:p>
+    <w:p>
+      <w:pPr>
+        <w:pStyle w:val="af8"/>
+        <w:rPr>
+          <w:lang w:val="ru-RU"/>
+        </w:rPr>
+      </w:pPr>
+      <w:r>
+        <w:t xml:space="preserve">  deepseek</w:t>
+      </w:r>
+      <w:r>
+        <w:rPr>
+          <w:lang w:val="ru-RU"/>
+        </w:rPr>
+        <w:t>_</w:t>
+      </w:r>
+      <w:r>
+        <w:t>realisation</w:t>
+      </w:r>
+      <w:r>
+        <w:rPr>
+          <w:lang w:val="ru-RU"/>
+        </w:rPr>
+        <w:t>: Александров д</w:t>
+      </w:r>
+    </w:p>
+    <w:p>
+      <w:pPr>
+        <w:pStyle w:val="af8"/>
+        <w:rPr>
+          <w:lang w:val="ru-RU"/>
+        </w:rPr>
+      </w:pPr>
+      <w:r>
+        <w:rPr>
+          <w:lang w:val="ru-RU"/>
+        </w:rPr>
+        <w:t>- Строка 4:</w:t>
+      </w:r>
+    </w:p>
+    <w:p>
+      <w:pPr>
+        <w:pStyle w:val="af8"/>
+      </w:pPr>
+      <w:r>
+        <w:rPr>
+          <w:lang w:val="ru-RU"/>
+        </w:rPr>
+        <w:t xml:space="preserve">  </w:t>
+      </w:r>
+      <w:r>
+        <w:t>my_own_realisation: Алексеев 4</w:t>
+      </w:r>
+    </w:p>
+    <w:p>
+      <w:pPr>
+        <w:pStyle w:val="af8"/>
+      </w:pPr>
+      <w:r>
+        <w:t xml:space="preserve">  deepseek_realisation: Алексеев д</w:t>
+      </w:r>
+    </w:p>
+    <w:p>
+      <w:pPr>
+        <w:pStyle w:val="af8"/>
+      </w:pPr>
+      <w:r>
+        <w:t>- Строка 5:</w:t>
+      </w:r>
+    </w:p>
+    <w:p>
+      <w:pPr>
+        <w:pStyle w:val="af8"/>
+      </w:pPr>
+      <w:r>
+        <w:t xml:space="preserve">  my_own_realisation: Алехин 3</w:t>
+      </w:r>
+    </w:p>
+    <w:p>
+      <w:pPr>
+        <w:pStyle w:val="af8"/>
+      </w:pPr>
+      <w:r>
+        <w:t xml:space="preserve">  deepseek_realisation: Алехин д</w:t>
+      </w:r>
+    </w:p>
+    <w:p>
+      <w:pPr>
+        <w:pStyle w:val="af8"/>
+      </w:pPr>
+      <w:r>
+        <w:t>- Строка 6:</w:t>
+      </w:r>
+    </w:p>
+    <w:p>
+      <w:pPr>
+        <w:pStyle w:val="af8"/>
+      </w:pPr>
+      <w:r>
+        <w:t xml:space="preserve">  my_own_realisation: Андреев 4</w:t>
+      </w:r>
+    </w:p>
+    <w:p>
+      <w:pPr>
+        <w:pStyle w:val="af8"/>
+      </w:pPr>
+      <w:r>
+        <w:t xml:space="preserve">  deepseek_realisation: Андреев д</w:t>
+      </w:r>
+    </w:p>
+    <w:p>
+      <w:pPr>
+        <w:pStyle w:val="af8"/>
+      </w:pPr>
+      <w:r>
+        <w:t>- Строка 7:</w:t>
+      </w:r>
+    </w:p>
+    <w:p>
+      <w:pPr>
+        <w:pStyle w:val="af8"/>
+      </w:pPr>
+      <w:r>
+        <w:t xml:space="preserve">  my_own_realisation: Анисимов 3</w:t>
+      </w:r>
+    </w:p>
+    <w:p>
+      <w:pPr>
+        <w:pStyle w:val="af8"/>
+      </w:pPr>
+      <w:r>
+        <w:t xml:space="preserve">  deepseek_realisation: Анисимов д</w:t>
+      </w:r>
+    </w:p>
+    <w:p>
+      <w:pPr>
+        <w:pStyle w:val="af8"/>
+      </w:pPr>
+      <w:r>
+        <w:t>- Строка 8:</w:t>
+      </w:r>
+    </w:p>
+    <w:p>
+      <w:pPr>
+        <w:pStyle w:val="af8"/>
+      </w:pPr>
+      <w:r>
+        <w:t xml:space="preserve">  my_own_realisation: Антонов 3</w:t>
+      </w:r>
+    </w:p>
+    <w:p>
+      <w:pPr>
+        <w:pStyle w:val="af8"/>
+      </w:pPr>
+      <w:r>
+        <w:t xml:space="preserve">  deepseek_realisation: Антонов д</w:t>
+      </w:r>
+    </w:p>
+    <w:p>
+      <w:pPr>
+        <w:pStyle w:val="af8"/>
+      </w:pPr>
+      <w:r>
+        <w:t>- Строка 9:</w:t>
+      </w:r>
+    </w:p>
+    <w:p>
+      <w:pPr>
+        <w:pStyle w:val="af8"/>
+      </w:pPr>
+      <w:r>
+        <w:t xml:space="preserve">  my_own_realisation: Артемьев 4</w:t>
+      </w:r>
+    </w:p>
+    <w:p>
+      <w:pPr>
+        <w:pStyle w:val="af8"/>
+      </w:pPr>
+      <w:r>
+        <w:t xml:space="preserve">  deepseek_realisation: Артемьев д</w:t>
+      </w:r>
+    </w:p>
+    <w:p>
+      <w:pPr>
+        <w:pStyle w:val="af8"/>
+      </w:pPr>
+      <w:r>
+        <w:t>- Строка 10:</w:t>
+      </w:r>
+    </w:p>
+    <w:p>
+      <w:pPr>
+        <w:pStyle w:val="af8"/>
+      </w:pPr>
+      <w:r>
+        <w:t xml:space="preserve">  my_own_realisation: Архипов 3</w:t>
+      </w:r>
+    </w:p>
+    <w:p>
+      <w:pPr>
+        <w:pStyle w:val="af8"/>
+      </w:pPr>
+      <w:r>
+        <w:t xml:space="preserve">  deepseek_realisation: Архипов д</w:t>
+      </w:r>
+      <w:r>
+        <w:br/>
+      </w:r>
+      <w:r>
+        <w:t xml:space="preserve">.. </w:t>
+      </w:r>
+      <w:r>
+        <w:rPr>
+          <w:lang w:val="ru-RU"/>
+        </w:rPr>
+        <w:t xml:space="preserve">.. .. </w:t>
+      </w:r>
+      <w:r>
+        <w:rPr>
+          <w:lang w:val="ru-RU"/>
+        </w:rPr>
+        <w:br/>
+      </w:r>
+      <w:r>
+        <w:t xml:space="preserve">- </w:t>
+      </w:r>
+      <w:r>
+        <w:rPr>
+          <w:lang w:val="ru-RU"/>
+        </w:rPr>
+        <w:t>Строка</w:t>
+      </w:r>
+      <w:r>
+        <w:t xml:space="preserve"> 262:</w:t>
+      </w:r>
+    </w:p>
+    <w:p>
+      <w:pPr>
+        <w:pStyle w:val="af8"/>
+      </w:pPr>
+      <w:r>
+        <w:t xml:space="preserve">  deepseek_realisation: </w:t>
+      </w:r>
+      <w:r>
+        <w:rPr>
+          <w:lang w:val="ru-RU"/>
+        </w:rPr>
+        <w:t>Яковлев</w:t>
+      </w:r>
+      <w:r>
+        <w:t xml:space="preserve"> </w:t>
+      </w:r>
+      <w:r>
+        <w:rPr>
+          <w:lang w:val="ru-RU"/>
+        </w:rPr>
+        <w:t>д</w:t>
+      </w:r>
+    </w:p>
+    <w:p>
+      <w:pPr>
+        <w:pStyle w:val="af8"/>
+      </w:pPr>
+      <w:r>
+        <w:t xml:space="preserve">  qwen_realisation: </w:t>
+      </w:r>
+      <w:r>
+        <w:rPr>
+          <w:lang w:val="ru-RU"/>
+        </w:rPr>
+        <w:t>Яковлев</w:t>
+      </w:r>
+      <w:r>
+        <w:t xml:space="preserve"> 3</w:t>
+      </w:r>
+    </w:p>
+    <w:p>
+      <w:pPr>
+        <w:pStyle w:val="af8"/>
+      </w:pPr>
+      <w:r>
+        <w:lastRenderedPageBreak/>
+        <w:t xml:space="preserve">- </w:t>
+      </w:r>
+      <w:r>
+        <w:rPr>
+          <w:lang w:val="ru-RU"/>
+        </w:rPr>
+        <w:t>Строка</w:t>
+      </w:r>
+      <w:r>
+        <w:t xml:space="preserve"> 263:</w:t>
+      </w:r>
+    </w:p>
+    <w:p>
+      <w:pPr>
+        <w:pStyle w:val="af8"/>
+      </w:pPr>
+      <w:r>
+        <w:t xml:space="preserve">  deepseek_realisation: </w:t>
+      </w:r>
+      <w:r>
+        <w:rPr>
+          <w:lang w:val="ru-RU"/>
+        </w:rPr>
+        <w:t>Яшин</w:t>
+      </w:r>
+      <w:r>
+        <w:t xml:space="preserve"> </w:t>
+      </w:r>
+      <w:r>
+        <w:rPr>
+          <w:lang w:val="ru-RU"/>
+        </w:rPr>
+        <w:t>д</w:t>
+      </w:r>
+    </w:p>
+    <w:p>
+      <w:pPr>
+        <w:pStyle w:val="af8"/>
+      </w:pPr>
+      <w:r>
+        <w:t xml:space="preserve">  qwen_realisation: </w:t>
+      </w:r>
+      <w:r>
+        <w:rPr>
+          <w:lang w:val="ru-RU"/>
+        </w:rPr>
+        <w:t>Яшин</w:t>
+      </w:r>
+      <w:r>
+        <w:t xml:space="preserve"> 3</w:t>
+      </w:r>
+    </w:p>
+    <w:p>
+      <w:pPr>
+        <w:pStyle w:val="a1"/>
+      </w:pPr>
+      <w:r>
+        <w:rPr>
+          <w:lang w:val="en-US"/>
+        </w:rPr>
+        <w:t>ChatGPT</w:t>
+      </w:r>
+      <w:r>
+        <w:rPr>
+          <w:lang w:val="en-US"/>
+        </w:rPr>
+        <w:t xml:space="preserve">, </w:t>
+      </w:r>
+      <w:r>
+        <w:rPr>
+          <w:lang w:val="en-US"/>
+        </w:rPr>
+        <w:t>DeepSeek</w:t>
+      </w:r>
+      <w:r>
+        <w:rPr>
+          <w:lang w:val="en-US"/>
+        </w:rPr>
+        <w:t xml:space="preserve">, </w:t>
+      </w:r>
+      <w:r>
+        <w:rPr>
+          <w:lang w:val="en-US"/>
+        </w:rPr>
+        <w:t>Grok</w:t>
+      </w:r>
+      <w:r>
+        <w:rPr>
+          <w:lang w:val="en-US"/>
+        </w:rPr>
+        <w:t xml:space="preserve"> </w:t>
+      </w:r>
+      <w:r>
+        <w:t>не</w:t>
+      </w:r>
+      <w:r>
+        <w:rPr>
+          <w:lang w:val="en-US"/>
+        </w:rPr>
+        <w:t xml:space="preserve"> </w:t>
+      </w:r>
+      <w:r>
+        <w:t>справились</w:t>
+      </w:r>
+      <w:r>
+        <w:rPr>
+          <w:lang w:val="en-US"/>
+        </w:rPr>
+        <w:t xml:space="preserve"> </w:t>
+      </w:r>
+      <w:r>
+        <w:t>с</w:t>
+      </w:r>
+      <w:r>
+        <w:rPr>
+          <w:lang w:val="en-US"/>
+        </w:rPr>
+        <w:t xml:space="preserve"> </w:t>
+      </w:r>
+      <w:r>
+        <w:t>задачей</w:t>
+      </w:r>
+      <w:r>
+        <w:rPr>
+          <w:lang w:val="en-US"/>
+        </w:rPr>
+        <w:t xml:space="preserve"> </w:t>
+      </w:r>
+      <w:r>
+        <w:t>сразу</w:t>
+      </w:r>
+      <w:r>
+        <w:rPr>
+          <w:lang w:val="en-US"/>
+        </w:rPr>
+        <w:t xml:space="preserve">. </w:t>
+      </w:r>
+      <w:r>
+        <w:t xml:space="preserve">И у них у всех была проблема в том, что языковые модели не учитывали, что в пределах одного файла фамилии могут повторяться. Но после ещё одного промта, модели исправили </w:t>
+      </w:r>
+      <w:r>
+        <w:t>своё решение,</w:t>
+      </w:r>
+      <w:r>
+        <w:t xml:space="preserve"> и оно стало работать верно.</w:t>
+      </w:r>
+    </w:p>
+    <w:p>
+      <w:pPr>
+        <w:pStyle w:val="a1"/>
+        <w:jc w:val="right"/>
+      </w:pPr>
+      <w:r>
+        <w:t>Листинг 3. Результат вторых ответов</w:t>
+      </w:r>
+    </w:p>
+    <w:p>
+      <w:pPr>
+        <w:pStyle w:val="af8"/>
+      </w:pPr>
+      <w:r>
+        <w:t>Сравнение вывода функций:</w:t>
+      </w:r>
+    </w:p>
+    <w:p>
+      <w:pPr>
+        <w:pStyle w:val="af8"/>
+      </w:pPr>
+      <w:r>
+        <w:t>my_own_realisation vs grok_realisation: СОВПАДАЮТ</w:t>
+      </w:r>
+    </w:p>
+    <w:p>
+      <w:pPr>
+        <w:pStyle w:val="af8"/>
+      </w:pPr>
+      <w:r>
+        <w:t>my_own_realisation vs chatgpt_realisation: СОВПАДАЮТ</w:t>
+      </w:r>
+    </w:p>
+    <w:p>
+      <w:pPr>
+        <w:pStyle w:val="af8"/>
+      </w:pPr>
+      <w:r>
+        <w:t>my_own_realisation vs deepseek_realisation: СОВПАДАЮТ</w:t>
+      </w:r>
+    </w:p>
+    <w:p>
+      <w:pPr>
+        <w:pStyle w:val="af8"/>
+      </w:pPr>
+      <w:r>
+        <w:t>my_own_realisation vs qwen_realisation: СОВПАДАЮТ</w:t>
+      </w:r>
+    </w:p>
+    <w:p>
+      <w:pPr>
+        <w:pStyle w:val="af8"/>
+      </w:pPr>
+      <w:r>
+        <w:t>grok_realisation vs chatgpt_realisation: СОВПАДАЮТ</w:t>
+      </w:r>
+    </w:p>
+    <w:p>
+      <w:pPr>
+        <w:pStyle w:val="af8"/>
+      </w:pPr>
+      <w:r>
+        <w:t>grok_realisation vs deepseek_realisation: СОВПАДАЮТ</w:t>
+      </w:r>
+    </w:p>
+    <w:p>
+      <w:pPr>
+        <w:pStyle w:val="af8"/>
+      </w:pPr>
+      <w:r>
+        <w:t>grok_realisation vs qwen_realisation: СОВПАДАЮТ</w:t>
+      </w:r>
+    </w:p>
+    <w:p>
+      <w:pPr>
+        <w:pStyle w:val="af8"/>
+      </w:pPr>
+      <w:r>
+        <w:t>chatgpt_realisation vs deepseek_realisation: СОВПАДАЮТ</w:t>
+      </w:r>
+    </w:p>
+    <w:p>
+      <w:pPr>
+        <w:pStyle w:val="af8"/>
+      </w:pPr>
+      <w:r>
+        <w:t>chatgpt_realisation vs qwen_realisation: СОВПАДАЮТ</w:t>
+      </w:r>
+    </w:p>
+    <w:p>
+      <w:pPr>
+        <w:pStyle w:val="af8"/>
+      </w:pPr>
+      <w:r>
+        <w:t>deepseek_realisation vs qwen_realisation: СОВПАДАЮТ</w:t>
+      </w:r>
+    </w:p>
+    <w:p>
+      <w:pPr>
+        <w:pStyle w:val="a1"/>
+        <w:rPr>
+          <w:rFonts w:eastAsiaTheme="minorHAnsi"/>
+        </w:rPr>
+      </w:pPr>
+      <w:r>
+        <w:rPr>
+          <w:rFonts w:eastAsiaTheme="minorHAnsi"/>
+        </w:rPr>
+        <w:t>Далее был написан алгоритм, который 1000000 раз запускает эти функции и вычисляет сколько времени они потратили на исполнение. Данное число повторений позволяет минимизировать влияние на время исполнение работы других программ, операционной системы, механизма работы процессора.</w:t>
+      </w:r>
+    </w:p>
+    <w:p>
+      <w:pPr>
+        <w:pStyle w:val="a1"/>
+        <w:jc w:val="right"/>
+        <w:rPr>
+          <w:rFonts w:eastAsiaTheme="minorHAnsi"/>
+        </w:rPr>
+      </w:pPr>
+      <w:r>
+        <w:rPr>
+          <w:rFonts w:eastAsiaTheme="minorHAnsi"/>
+        </w:rPr>
+        <w:t>Листинг 4. Результат вычисления среднего времени выполнения</w:t>
+      </w:r>
+    </w:p>
+    <w:p>
+      <w:pPr>
+        <w:pStyle w:val="af8"/>
+        <w:rPr>
+          <w:lang w:val="ru-RU"/>
+        </w:rPr>
+      </w:pPr>
+      <w:r>
+        <w:rPr>
+          <w:lang w:val="ru-RU"/>
+        </w:rPr>
+        <w:t>Среднее время выполнения (сек):</w:t>
+      </w:r>
+    </w:p>
+    <w:p>
+      <w:pPr>
+        <w:pStyle w:val="af8"/>
+        <w:rPr>
+          <w:lang w:val="ru-RU"/>
+        </w:rPr>
+      </w:pPr>
+      <w:r>
+        <w:rPr>
+          <w:lang w:val="ru-RU"/>
+        </w:rPr>
+        <w:t>my_own_realisation     0.0007586445</w:t>
+      </w:r>
+    </w:p>
+    <w:p>
+      <w:pPr>
+        <w:pStyle w:val="af8"/>
+      </w:pPr>
+      <w:r>
+        <w:t>grok_realisation       0.0008555030</w:t>
+      </w:r>
+    </w:p>
+    <w:p>
+      <w:pPr>
+        <w:pStyle w:val="af8"/>
+      </w:pPr>
+      <w:r>
+        <w:t>chatgpt_realisation    0.0007979548</w:t>
+      </w:r>
+    </w:p>
+    <w:p>
+      <w:pPr>
+        <w:pStyle w:val="af8"/>
+      </w:pPr>
+      <w:r>
+        <w:t>deepseek_realisation   0.0007719212</w:t>
+      </w:r>
+    </w:p>
+    <w:p>
+      <w:pPr>
+        <w:pStyle w:val="af8"/>
+        <w:rPr>
+          <w:lang w:val="ru-RU"/>
+        </w:rPr>
+      </w:pPr>
+      <w:r>
+        <w:rPr>
+          <w:lang w:val="ru-RU"/>
+        </w:rPr>
+        <w:t>qwen_realisation       0.0007902487</w:t>
+      </w:r>
+    </w:p>
+    <w:p>
+      <w:pPr>
+        <w:pStyle w:val="af8"/>
+        <w:rPr>
+          <w:lang w:val="ru-RU"/>
+        </w:rPr>
+      </w:pPr>
+    </w:p>
+    <w:p>
+      <w:pPr>
+        <w:pStyle w:val="af8"/>
+        <w:rPr>
+          <w:lang w:val="ru-RU"/>
+        </w:rPr>
+      </w:pPr>
+      <w:r>
+        <w:rPr>
+          <w:lang w:val="ru-RU"/>
+        </w:rPr>
+        <w:t>Сортировка по скорости (от самой быстрой):</w:t>
+      </w:r>
+    </w:p>
+    <w:p>
+      <w:pPr>
+        <w:pStyle w:val="af8"/>
+      </w:pPr>
+      <w:r>
+        <w:t>my_own_realisation     0.0007586445</w:t>
+      </w:r>
+    </w:p>
+    <w:p>
+      <w:pPr>
+        <w:pStyle w:val="af8"/>
+      </w:pPr>
+      <w:r>
+        <w:t>deepseek_realisation   0.0007719212</w:t>
+      </w:r>
+    </w:p>
+    <w:p>
+      <w:pPr>
+        <w:pStyle w:val="af8"/>
+        <w:rPr>
+          <w:lang w:val="ru-RU"/>
+        </w:rPr>
+      </w:pPr>
+      <w:r>
+        <w:rPr>
+          <w:lang w:val="ru-RU"/>
+        </w:rPr>
+        <w:t>qwen_realisation       0.0007902487</w:t>
+      </w:r>
+    </w:p>
+    <w:p>
+      <w:pPr>
+        <w:pStyle w:val="af8"/>
+        <w:rPr>
+          <w:lang w:val="ru-RU"/>
+        </w:rPr>
+      </w:pPr>
+      <w:r>
+        <w:rPr>
+          <w:lang w:val="ru-RU"/>
+        </w:rPr>
+        <w:t>chatgpt_realisation    0.0007979548</w:t>
+      </w:r>
+    </w:p>
+    <w:p>
+      <w:pPr>
+        <w:pStyle w:val="af8"/>
+        <w:rPr>
+          <w:lang w:val="ru-RU"/>
+        </w:rPr>
+      </w:pPr>
+      <w:r>
+        <w:rPr>
+          <w:lang w:val="ru-RU"/>
+        </w:rPr>
+        <w:t>grok_realisation       0.0008555030</w:t>
+      </w:r>
+    </w:p>
+    <w:p>
+      <w:pPr>
+        <w:pStyle w:val="a1"/>
+        <w:rPr>
+          <w:rFonts w:eastAsiaTheme="minorHAnsi"/>
+        </w:rPr>
+      </w:pPr>
+      <w:r>
+        <w:rPr>
+          <w:rFonts w:eastAsiaTheme="minorHAnsi"/>
+        </w:rPr>
+        <w:t xml:space="preserve">Судя по результатам, самой быстрой оказалась реализация без </w:t>
+      </w:r>
+      <w:r>
+        <w:rPr>
+          <w:rFonts w:eastAsiaTheme="minorHAnsi"/>
+          <w:lang w:val="en-US"/>
+        </w:rPr>
+        <w:t>LLM</w:t>
+      </w:r>
+      <w:r>
+        <w:rPr>
+          <w:rFonts w:eastAsiaTheme="minorHAnsi"/>
+        </w:rPr>
+        <w:t>.</w:t>
+      </w:r>
+      <w:r>
+        <w:rPr>
+          <w:rFonts w:eastAsiaTheme="minorHAnsi"/>
+        </w:rPr>
+        <w:t xml:space="preserve"> Это следовало ожидать, </w:t>
+      </w:r>
+      <w:r>
+        <w:rPr>
+          <w:rFonts w:eastAsiaTheme="minorHAnsi"/>
+        </w:rPr>
+        <w:t>поскольку,</w:t>
+      </w:r>
+      <w:r>
+        <w:rPr>
+          <w:rFonts w:eastAsiaTheme="minorHAnsi"/>
+        </w:rPr>
+        <w:t xml:space="preserve"> анализируя код, все модели выдавали решение с помощью использования конструкций </w:t>
+      </w:r>
+      <w:r>
+        <w:rPr>
+          <w:rFonts w:eastAsiaTheme="minorHAnsi"/>
+          <w:lang w:val="en-US"/>
+        </w:rPr>
+        <w:t>if</w:t>
+      </w:r>
+      <w:r>
+        <w:rPr>
+          <w:rFonts w:eastAsiaTheme="minorHAnsi"/>
+        </w:rPr>
+        <w:t xml:space="preserve"> </w:t>
+      </w:r>
+      <w:r>
+        <w:rPr>
+          <w:rFonts w:eastAsiaTheme="minorHAnsi"/>
+          <w:lang w:val="en-US"/>
+        </w:rPr>
+        <w:t>else</w:t>
+      </w:r>
+      <w:r>
+        <w:rPr>
+          <w:rFonts w:eastAsiaTheme="minorHAnsi"/>
+        </w:rPr>
+        <w:t xml:space="preserve"> </w:t>
+      </w:r>
+      <w:r>
+        <w:rPr>
+          <w:rFonts w:eastAsiaTheme="minorHAnsi"/>
+        </w:rPr>
+        <w:t xml:space="preserve">в разных видах, что во многих случаях может негативно сказываться на </w:t>
+      </w:r>
+      <w:r>
+        <w:rPr>
+          <w:rFonts w:eastAsiaTheme="minorHAnsi"/>
+        </w:rPr>
+        <w:t>производительности</w:t>
+      </w:r>
+      <w:r>
+        <w:rPr>
+          <w:rFonts w:eastAsiaTheme="minorHAnsi"/>
+        </w:rPr>
+        <w:t>.</w:t>
+      </w:r>
+    </w:p>
+    <w:p>
+      <w:pPr>
+        <w:pStyle w:val="a1"/>
+        <w:rPr>
+          <w:rFonts w:eastAsiaTheme="minorHAnsi"/>
+        </w:rPr>
+      </w:pPr>
+      <w:r>
+        <w:rPr>
+          <w:rFonts w:eastAsiaTheme="minorHAnsi"/>
+        </w:rPr>
+        <w:t xml:space="preserve">А также следует заметить, что </w:t>
+      </w:r>
+      <w:r>
+        <w:rPr>
+          <w:rFonts w:eastAsiaTheme="minorHAnsi"/>
+          <w:lang w:val="en-US"/>
+        </w:rPr>
+        <w:t>Grok</w:t>
+      </w:r>
+      <w:r>
+        <w:rPr>
+          <w:rFonts w:eastAsiaTheme="minorHAnsi"/>
+        </w:rPr>
+        <w:t xml:space="preserve"> </w:t>
+      </w:r>
+      <w:r>
+        <w:rPr>
+          <w:rFonts w:eastAsiaTheme="minorHAnsi"/>
+        </w:rPr>
+        <w:t>выдал результат с наименьшим количеством числа строк кода, но время выполнения его дольше всех.</w:t>
+      </w:r>
+    </w:p>
+    <w:p>
+      <w:pPr>
+        <w:pStyle w:val="a1"/>
+        <w:rPr>
+          <w:rFonts w:eastAsiaTheme="minorHAnsi"/>
+        </w:rPr>
+      </w:pPr>
+      <w:r>
+        <w:rPr>
+          <w:rFonts w:eastAsiaTheme="minorHAnsi"/>
+        </w:rPr>
+        <w:lastRenderedPageBreak/>
+        <w:t xml:space="preserve">Если анализировать асимптотическую сложность, то все одинаково справились с данной задачей, поскольку у всех реализаций сложность </w:t>
+      </w:r>
+      <w:r>
+        <w:rPr>
+          <w:rFonts w:eastAsiaTheme="minorHAnsi"/>
+          <w:lang w:val="en-US"/>
+        </w:rPr>
+        <w:t>O</w:t>
+      </w:r>
+      <w:r>
+        <w:rPr>
+          <w:rFonts w:eastAsiaTheme="minorHAnsi"/>
+        </w:rPr>
+        <w:t>(</w:t>
+      </w:r>
+      <w:r>
+        <w:rPr>
+          <w:rFonts w:eastAsiaTheme="minorHAnsi"/>
+          <w:lang w:val="en-US"/>
+        </w:rPr>
+        <w:t>n</w:t>
+      </w:r>
+      <w:r>
+        <w:rPr>
+          <w:rFonts w:eastAsiaTheme="minorHAnsi"/>
+        </w:rPr>
+        <w:t xml:space="preserve"> + </w:t>
+      </w:r>
+      <w:r>
+        <w:rPr>
+          <w:rFonts w:eastAsiaTheme="minorHAnsi"/>
+          <w:lang w:val="en-US"/>
+        </w:rPr>
+        <w:t>m</w:t>
+      </w:r>
+      <w:r>
+        <w:rPr>
+          <w:rFonts w:eastAsiaTheme="minorHAnsi"/>
+        </w:rPr>
+        <w:t xml:space="preserve"> * </w:t>
+      </w:r>
+      <w:r>
+        <w:rPr>
+          <w:rFonts w:eastAsiaTheme="minorHAnsi"/>
+          <w:lang w:val="en-US"/>
+        </w:rPr>
+        <w:t>log</w:t>
+      </w:r>
+      <w:r>
+        <w:rPr>
+          <w:rFonts w:eastAsiaTheme="minorHAnsi"/>
+        </w:rPr>
+        <w:t xml:space="preserve"> </w:t>
+      </w:r>
+      <w:r>
+        <w:rPr>
+          <w:rFonts w:eastAsiaTheme="minorHAnsi"/>
+          <w:lang w:val="en-US"/>
+        </w:rPr>
+        <w:t>m</w:t>
+      </w:r>
+      <w:r>
+        <w:rPr>
+          <w:rFonts w:eastAsiaTheme="minorHAnsi"/>
+        </w:rPr>
+        <w:t>)</w:t>
+      </w:r>
+      <w:r>
+        <w:rPr>
+          <w:rFonts w:eastAsiaTheme="minorHAnsi"/>
+        </w:rPr>
+        <w:t>.</w:t>
       </w:r>
     </w:p>
     <w:p>
@@ -918,17 +3049,78 @@
         <w:pStyle w:val="1"/>
       </w:pPr>
       <w:r>
-        <w:lastRenderedPageBreak/>
         <w:t>Вывод</w:t>
       </w:r>
     </w:p>
     <w:p>
       <w:pPr>
         <w:pStyle w:val="a1"/>
-        <w:ind w:firstLine="0"/>
-      </w:pPr>
+      </w:pPr>
+      <w:r>
+        <w:t>В ходе исследования была проведена комплексная оценка способности современных LLM генерировать корректный, оптимизированный и надёжный программный код. Результаты эксперимента показали</w:t>
+      </w:r>
+      <w:r>
+        <w:t>, что к</w:t>
+      </w:r>
+      <w:r>
+        <w:t>орректность кода без уточнений не гарантируется.</w:t>
+      </w:r>
+    </w:p>
+    <w:p>
+      <w:pPr>
+        <w:pStyle w:val="a1"/>
+      </w:pPr>
+      <w:r>
+        <w:t>Только одна модель (Qwen) смогла корректно решить задачу с первого раза. Остальные LLM допустили похожие логические ошибки — в частности, игнорировали возможность повторения фамилий в одном файле. Это подтверждает, что даже современные модели склонны упрощать задачу и опираться на вероятностные паттерны, а не на строгое формальное выполнение условий. После дополнительного уточнения все модели сумели исправить свои решения, что показывает важность чёткого и детального промта.</w:t>
+      </w:r>
+    </w:p>
+    <w:p>
+      <w:pPr>
+        <w:pStyle w:val="a1"/>
+      </w:pPr>
+      <w:r>
+        <w:t>LLM-реализации уступают вручную написанному коду по скорости.</w:t>
+      </w:r>
+      <w:r>
+        <w:t xml:space="preserve"> </w:t>
+      </w:r>
+      <w:r>
+        <w:t>Это подтверждает</w:t>
+      </w:r>
+      <w:r>
+        <w:t xml:space="preserve">, что </w:t>
+      </w:r>
+      <w:r>
+        <w:t>человеческий код оказывается быстрее и устойчивее, поскольку программист осознанно выбирает структуры данных и минимизирует количество лишних операций, тогда как LLM генерируют код, основанный на шаблонах и «безопасных» универсальных конструкциях (часто с избытком условий и проверок).</w:t>
+      </w:r>
+    </w:p>
+    <w:p>
+      <w:pPr>
+        <w:pStyle w:val="a1"/>
+      </w:pPr>
+      <w:r>
+        <w:t>Эксперимент наглядно показывает, что LLM могут быть хорошим инструментом для генерации черновых решений, поиска идей или облегчения рутины, н</w:t>
+      </w:r>
+      <w:r>
+        <w:t xml:space="preserve">о </w:t>
+      </w:r>
+      <w:r>
+        <w:t>без строгой спецификации они ошибаются,</w:t>
+      </w:r>
+      <w:r>
+        <w:t xml:space="preserve"> </w:t>
+      </w:r>
+      <w:r>
+        <w:t>без проверки их нельзя использовать в ответственных задачах,</w:t>
+      </w:r>
+      <w:r>
+        <w:t xml:space="preserve"> </w:t>
+      </w:r>
       <w:bookmarkStart w:id="0" w:name="_GoBack"/>
       <w:bookmarkEnd w:id="0"/>
+      <w:r>
+        <w:t>их код редко бывает оптимальным без ручной доработки.</w:t>
+      </w:r>
     </w:p>
     <w:sectPr>
       <w:footerReference w:type="default" r:id="rId8"/>
@@ -8486,7 +10678,7 @@
 </file>
 
 <file path=customXml/itemProps1.xml><?xml version="1.0" encoding="utf-8"?>
-<ds:datastoreItem xmlns:ds="http://schemas.openxmlformats.org/officeDocument/2006/customXml" ds:itemID="{D9959FC9-BBE3-4607-83CA-5767BE92599A}">
+<ds:datastoreItem xmlns:ds="http://schemas.openxmlformats.org/officeDocument/2006/customXml" ds:itemID="{8BAF1316-DDD8-4184-B5D1-1331245C4F58}">
   <ds:schemaRefs>
     <ds:schemaRef ds:uri="http://schemas.openxmlformats.org/officeDocument/2006/bibliography"/>
   </ds:schemaRefs>

--- a/lab6/Зейнетдинов Марсель ИСТмд-11 отчёт по 6 лабораторной работе.docx
+++ b/lab6/Зейнетдинов Марсель ИСТмд-11 отчёт по 6 лабораторной работе.docx
@@ -641,12 +641,21 @@
           <w:szCs w:val="28"/>
         </w:rPr>
       </w:pPr>
+      <w:proofErr w:type="spellStart"/>
       <w:r>
         <w:rPr>
           <w:rFonts w:cs="Times New Roman"/>
           <w:szCs w:val="28"/>
         </w:rPr>
-        <w:t xml:space="preserve">к.т.н, доцент кафедры </w:t>
+        <w:t>к.т.н</w:t>
+      </w:r>
+      <w:proofErr w:type="spellEnd"/>
+      <w:r>
+        <w:rPr>
+          <w:rFonts w:cs="Times New Roman"/>
+          <w:szCs w:val="28"/>
+        </w:rPr>
+        <w:t xml:space="preserve">, доцент кафедры </w:t>
       </w:r>
       <w:r>
         <w:rPr>
@@ -995,10 +1004,7 @@
         <w:pStyle w:val="a1"/>
       </w:pPr>
       <w:r>
-        <w:t>Было</w:t>
-      </w:r>
-      <w:r>
-        <w:t xml:space="preserve"> выбрано 4 </w:t>
+        <w:t xml:space="preserve">Было выбрано 4 </w:t>
       </w:r>
       <w:r>
         <w:rPr>
@@ -1009,12 +1015,14 @@
       <w:r>
         <w:t xml:space="preserve">: </w:t>
       </w:r>
+      <w:proofErr w:type="spellStart"/>
       <w:r>
         <w:rPr>
           <w:lang w:val="en-US"/>
         </w:rPr>
         <w:t>ChatGPT</w:t>
       </w:r>
+      <w:proofErr w:type="spellEnd"/>
       <w:r>
         <w:t xml:space="preserve">, </w:t>
       </w:r>
@@ -1027,27 +1035,36 @@
       <w:r>
         <w:t xml:space="preserve">, </w:t>
       </w:r>
+      <w:proofErr w:type="spellStart"/>
       <w:r>
         <w:rPr>
           <w:lang w:val="en-US"/>
         </w:rPr>
         <w:t>Qwen</w:t>
       </w:r>
+      <w:proofErr w:type="spellEnd"/>
       <w:r>
         <w:t xml:space="preserve">, </w:t>
       </w:r>
+      <w:proofErr w:type="spellStart"/>
       <w:r>
         <w:rPr>
           <w:lang w:val="en-US"/>
         </w:rPr>
         <w:t>DeepSeek</w:t>
       </w:r>
+      <w:proofErr w:type="spellEnd"/>
       <w:r>
         <w:t xml:space="preserve">. </w:t>
       </w:r>
       <w:r>
-        <w:t>Для всех был задан одинаковый промт</w:t>
-      </w:r>
+        <w:t xml:space="preserve">Для всех был задан одинаковый </w:t>
+      </w:r>
+      <w:proofErr w:type="spellStart"/>
+      <w:r>
+        <w:t>промт</w:t>
+      </w:r>
+      <w:proofErr w:type="spellEnd"/>
       <w:r>
         <w:t xml:space="preserve">, </w:t>
       </w:r>
@@ -1069,9 +1086,11 @@
       <w:r>
         <w:t xml:space="preserve"> 1. </w:t>
       </w:r>
+      <w:proofErr w:type="spellStart"/>
       <w:r>
         <w:t>Промт</w:t>
       </w:r>
+      <w:proofErr w:type="spellEnd"/>
       <w:r>
         <w:t xml:space="preserve"> </w:t>
       </w:r>
@@ -1161,11 +1180,19 @@
           <w:lang w:val="ru-RU"/>
         </w:rPr>
       </w:pPr>
-      <w:r>
-        <w:rPr>
-          <w:lang w:val="ru-RU"/>
-        </w:rPr>
-        <w:t>Доп информация:</w:t>
+      <w:proofErr w:type="spellStart"/>
+      <w:r>
+        <w:rPr>
+          <w:lang w:val="ru-RU"/>
+        </w:rPr>
+        <w:t>Доп</w:t>
+      </w:r>
+      <w:proofErr w:type="spellEnd"/>
+      <w:r>
+        <w:rPr>
+          <w:lang w:val="ru-RU"/>
+        </w:rPr>
+        <w:t xml:space="preserve"> информация:</w:t>
       </w:r>
     </w:p>
     <w:p>
@@ -1247,9 +1274,11 @@
           <w:lang w:val="ru-RU"/>
         </w:rPr>
       </w:pPr>
+      <w:proofErr w:type="spellStart"/>
       <w:r>
         <w:t>olymp</w:t>
       </w:r>
+      <w:proofErr w:type="spellEnd"/>
       <w:r>
         <w:rPr>
           <w:lang w:val="ru-RU"/>
@@ -1401,9 +1430,11 @@
           <w:lang w:val="ru-RU"/>
         </w:rPr>
       </w:pPr>
+      <w:proofErr w:type="spellStart"/>
       <w:r>
         <w:t>olymp</w:t>
       </w:r>
+      <w:proofErr w:type="spellEnd"/>
       <w:r>
         <w:rPr>
           <w:lang w:val="ru-RU"/>
@@ -1663,46 +1694,53 @@
     <w:p>
       <w:pPr>
         <w:pStyle w:val="af8"/>
-      </w:pPr>
-    </w:p>
-    <w:p>
-      <w:pPr>
-        <w:pStyle w:val="af8"/>
-        <w:rPr>
-          <w:lang w:val="ru-RU"/>
-        </w:rPr>
-      </w:pPr>
-      <w:r>
+        <w:rPr>
+          <w:lang w:val="ru-RU"/>
+        </w:rPr>
+      </w:pPr>
+    </w:p>
+    <w:p>
+      <w:pPr>
+        <w:pStyle w:val="af8"/>
+        <w:rPr>
+          <w:lang w:val="ru-RU"/>
+        </w:rPr>
+      </w:pPr>
+      <w:r>
+        <w:rPr>
+          <w:lang w:val="ru-RU"/>
+        </w:rPr>
         <w:t xml:space="preserve">Язык </w:t>
       </w:r>
       <w:r>
         <w:t>Python</w:t>
       </w:r>
       <w:r>
-        <w:t xml:space="preserve">, можно использовать любые библиотеки. </w:t>
-      </w:r>
-      <w:r>
-        <w:t>Нужно реализовать</w:t>
-      </w:r>
-      <w:r>
-        <w:t xml:space="preserve"> в одной функции </w:t>
-      </w:r>
-      <w:r>
-        <w:t>“</w:t>
-      </w:r>
-      <w:r>
-        <w:t>название LLM</w:t>
-      </w:r>
-      <w:r>
-        <w:t>”</w:t>
-      </w:r>
-      <w:r>
-        <w:t>_</w:t>
-      </w:r>
+        <w:rPr>
+          <w:lang w:val="ru-RU"/>
+        </w:rPr>
+        <w:t xml:space="preserve">, можно использовать любые библиотеки. Нужно реализовать в одной функции “название </w:t>
+      </w:r>
+      <w:proofErr w:type="gramStart"/>
+      <w:r>
+        <w:t>LLM</w:t>
+      </w:r>
+      <w:r>
+        <w:rPr>
+          <w:lang w:val="ru-RU"/>
+        </w:rPr>
+        <w:t>”_</w:t>
+      </w:r>
+      <w:proofErr w:type="spellStart"/>
+      <w:proofErr w:type="gramEnd"/>
       <w:r>
         <w:t>realisation</w:t>
       </w:r>
-      <w:r>
+      <w:proofErr w:type="spellEnd"/>
+      <w:r>
+        <w:rPr>
+          <w:lang w:val="ru-RU"/>
+        </w:rPr>
         <w:t xml:space="preserve">(). </w:t>
       </w:r>
       <w:r>
@@ -1719,12 +1757,14 @@
       <w:r>
         <w:t xml:space="preserve">После чего быстрее всех дал результат </w:t>
       </w:r>
+      <w:proofErr w:type="spellStart"/>
       <w:r>
         <w:rPr>
           <w:lang w:val="en-US"/>
         </w:rPr>
         <w:t>ChatGPT</w:t>
       </w:r>
+      <w:proofErr w:type="spellEnd"/>
       <w:r>
         <w:t xml:space="preserve">. </w:t>
       </w:r>
@@ -1736,7 +1776,15 @@
         <w:t>была в том, что считалось, что фамилии в файле не повторяются.</w:t>
       </w:r>
       <w:r>
-        <w:t xml:space="preserve"> Из-за чего пришлось отправить ещё один промт с уточнением этого.</w:t>
+        <w:t xml:space="preserve"> Из-за чего пришлось отправить ещё один </w:t>
+      </w:r>
+      <w:proofErr w:type="spellStart"/>
+      <w:r>
+        <w:t>промт</w:t>
+      </w:r>
+      <w:proofErr w:type="spellEnd"/>
+      <w:r>
+        <w:t xml:space="preserve"> с уточнением этого.</w:t>
       </w:r>
     </w:p>
     <w:p>
@@ -1746,24 +1794,28 @@
       <w:r>
         <w:t xml:space="preserve">Далее дал результат </w:t>
       </w:r>
+      <w:proofErr w:type="spellStart"/>
       <w:r>
         <w:rPr>
           <w:lang w:val="en-US"/>
         </w:rPr>
         <w:t>DeepSeek</w:t>
       </w:r>
+      <w:proofErr w:type="spellEnd"/>
       <w:r>
         <w:t xml:space="preserve">, </w:t>
       </w:r>
       <w:r>
         <w:t xml:space="preserve">который также имел проблемы. После него </w:t>
       </w:r>
+      <w:proofErr w:type="spellStart"/>
       <w:r>
         <w:rPr>
           <w:lang w:val="en-US"/>
         </w:rPr>
         <w:t>Qwen</w:t>
       </w:r>
+      <w:proofErr w:type="spellEnd"/>
       <w:r>
         <w:t xml:space="preserve">. Данная </w:t>
       </w:r>
@@ -1807,119 +1859,275 @@
     <w:p>
       <w:pPr>
         <w:pStyle w:val="af8"/>
-        <w:rPr>
-          <w:lang w:val="ru-RU"/>
-        </w:rPr>
-      </w:pPr>
-      <w:r>
-        <w:rPr>
-          <w:lang w:val="ru-RU"/>
-        </w:rPr>
-        <w:t>Сравнение вывода функций:</w:t>
-      </w:r>
-    </w:p>
-    <w:p>
-      <w:pPr>
-        <w:pStyle w:val="af8"/>
-      </w:pPr>
-      <w:r>
-        <w:t>my_own_realisation vs grok_realisation: ОТЛИЧАЮТСЯ</w:t>
-      </w:r>
-    </w:p>
-    <w:p>
-      <w:pPr>
-        <w:pStyle w:val="af8"/>
-      </w:pPr>
-      <w:r>
-        <w:t>my_own_realisation vs chatgpt_realisation: ОТЛИЧАЮТСЯ</w:t>
-      </w:r>
-    </w:p>
-    <w:p>
-      <w:pPr>
-        <w:pStyle w:val="af8"/>
-      </w:pPr>
-      <w:r>
-        <w:t>my_own_realisation vs deepseek_realisation: ОТЛИЧАЮТСЯ</w:t>
-      </w:r>
-    </w:p>
-    <w:p>
-      <w:pPr>
-        <w:pStyle w:val="af8"/>
-      </w:pPr>
-      <w:r>
-        <w:t>my_own_realisation vs qwen_realisation: СОВПАДАЮТ</w:t>
-      </w:r>
-    </w:p>
-    <w:p>
-      <w:pPr>
-        <w:pStyle w:val="af8"/>
-      </w:pPr>
-      <w:r>
-        <w:t>grok_realisation vs chatgpt_realisation: СОВПАДАЮТ</w:t>
-      </w:r>
-    </w:p>
-    <w:p>
-      <w:pPr>
-        <w:pStyle w:val="af8"/>
-      </w:pPr>
-      <w:r>
-        <w:t>grok_realisation vs deepseek_realisation: ОТЛИЧАЮТСЯ</w:t>
-      </w:r>
-    </w:p>
-    <w:p>
-      <w:pPr>
-        <w:pStyle w:val="af8"/>
-      </w:pPr>
-      <w:r>
-        <w:t>grok_realisation vs qwen_realisation: ОТЛИЧАЮТСЯ</w:t>
-      </w:r>
-    </w:p>
-    <w:p>
-      <w:pPr>
-        <w:pStyle w:val="af8"/>
-      </w:pPr>
-      <w:r>
-        <w:t>chatgpt_realisation vs deepseek_realisation: ОТЛИЧАЮТСЯ</w:t>
-      </w:r>
-    </w:p>
-    <w:p>
-      <w:pPr>
-        <w:pStyle w:val="af8"/>
-      </w:pPr>
-      <w:r>
-        <w:t>chatgpt_realisation vs qwen_realisation: ОТЛИЧАЮТСЯ</w:t>
-      </w:r>
-    </w:p>
-    <w:p>
-      <w:pPr>
-        <w:pStyle w:val="af8"/>
-      </w:pPr>
-      <w:r>
-        <w:t>deepseek_realisation vs qwen_realisation: ОТЛИЧАЮТСЯ</w:t>
-      </w:r>
-    </w:p>
-    <w:p>
-      <w:pPr>
-        <w:pStyle w:val="af8"/>
-      </w:pPr>
-    </w:p>
-    <w:p>
-      <w:pPr>
-        <w:pStyle w:val="af8"/>
-      </w:pPr>
-    </w:p>
-    <w:p>
-      <w:pPr>
-        <w:pStyle w:val="af8"/>
-        <w:rPr>
-          <w:lang w:val="ru-RU"/>
-        </w:rPr>
-      </w:pPr>
-      <w:r>
-        <w:rPr>
-          <w:lang w:val="ru-RU"/>
-        </w:rPr>
-        <w:t>етальный анализ различий</w:t>
+      </w:pPr>
+      <w:r>
+        <w:rPr>
+          <w:lang w:val="ru-RU"/>
+        </w:rPr>
+        <w:t>Сравнение</w:t>
+      </w:r>
+      <w:r>
+        <w:t xml:space="preserve"> </w:t>
+      </w:r>
+      <w:r>
+        <w:rPr>
+          <w:lang w:val="ru-RU"/>
+        </w:rPr>
+        <w:t>вывода</w:t>
+      </w:r>
+      <w:r>
+        <w:t xml:space="preserve"> </w:t>
+      </w:r>
+      <w:r>
+        <w:rPr>
+          <w:lang w:val="ru-RU"/>
+        </w:rPr>
+        <w:t>функций</w:t>
+      </w:r>
+      <w:r>
+        <w:t>:</w:t>
+      </w:r>
+    </w:p>
+    <w:p>
+      <w:pPr>
+        <w:pStyle w:val="af8"/>
+      </w:pPr>
+      <w:proofErr w:type="spellStart"/>
+      <w:r>
+        <w:t>my_own_realisation</w:t>
+      </w:r>
+      <w:proofErr w:type="spellEnd"/>
+      <w:r>
+        <w:t xml:space="preserve"> vs </w:t>
+      </w:r>
+      <w:proofErr w:type="spellStart"/>
+      <w:r>
+        <w:t>grok_realisation</w:t>
+      </w:r>
+      <w:proofErr w:type="spellEnd"/>
+      <w:r>
+        <w:t>: ОТЛИЧАЮТСЯ</w:t>
+      </w:r>
+    </w:p>
+    <w:p>
+      <w:pPr>
+        <w:pStyle w:val="af8"/>
+      </w:pPr>
+      <w:proofErr w:type="spellStart"/>
+      <w:r>
+        <w:t>my_own_realisation</w:t>
+      </w:r>
+      <w:proofErr w:type="spellEnd"/>
+      <w:r>
+        <w:t xml:space="preserve"> vs </w:t>
+      </w:r>
+      <w:proofErr w:type="spellStart"/>
+      <w:r>
+        <w:t>chatgpt_realisation</w:t>
+      </w:r>
+      <w:proofErr w:type="spellEnd"/>
+      <w:r>
+        <w:t>: ОТЛИЧАЮТСЯ</w:t>
+      </w:r>
+    </w:p>
+    <w:p>
+      <w:pPr>
+        <w:pStyle w:val="af8"/>
+      </w:pPr>
+      <w:proofErr w:type="spellStart"/>
+      <w:r>
+        <w:t>my_own_realisation</w:t>
+      </w:r>
+      <w:proofErr w:type="spellEnd"/>
+      <w:r>
+        <w:t xml:space="preserve"> vs </w:t>
+      </w:r>
+      <w:proofErr w:type="spellStart"/>
+      <w:r>
+        <w:t>deepseek_realisation</w:t>
+      </w:r>
+      <w:proofErr w:type="spellEnd"/>
+      <w:r>
+        <w:t>: ОТЛИЧАЮТСЯ</w:t>
+      </w:r>
+    </w:p>
+    <w:p>
+      <w:pPr>
+        <w:pStyle w:val="af8"/>
+      </w:pPr>
+      <w:proofErr w:type="spellStart"/>
+      <w:r>
+        <w:t>my_own_realisation</w:t>
+      </w:r>
+      <w:proofErr w:type="spellEnd"/>
+      <w:r>
+        <w:t xml:space="preserve"> vs </w:t>
+      </w:r>
+      <w:proofErr w:type="spellStart"/>
+      <w:r>
+        <w:t>qwen_realisation</w:t>
+      </w:r>
+      <w:proofErr w:type="spellEnd"/>
+      <w:r>
+        <w:t>: СОВПАДАЮТ</w:t>
+      </w:r>
+    </w:p>
+    <w:p>
+      <w:pPr>
+        <w:pStyle w:val="af8"/>
+      </w:pPr>
+      <w:proofErr w:type="spellStart"/>
+      <w:r>
+        <w:t>grok_realisation</w:t>
+      </w:r>
+      <w:proofErr w:type="spellEnd"/>
+      <w:r>
+        <w:t xml:space="preserve"> vs </w:t>
+      </w:r>
+      <w:proofErr w:type="spellStart"/>
+      <w:r>
+        <w:t>chatgpt_realisation</w:t>
+      </w:r>
+      <w:proofErr w:type="spellEnd"/>
+      <w:r>
+        <w:t>: СОВПАДАЮТ</w:t>
+      </w:r>
+    </w:p>
+    <w:p>
+      <w:pPr>
+        <w:pStyle w:val="af8"/>
+      </w:pPr>
+      <w:proofErr w:type="spellStart"/>
+      <w:r>
+        <w:t>grok_realisation</w:t>
+      </w:r>
+      <w:proofErr w:type="spellEnd"/>
+      <w:r>
+        <w:t xml:space="preserve"> vs </w:t>
+      </w:r>
+      <w:proofErr w:type="spellStart"/>
+      <w:r>
+        <w:t>deepseek_realisation</w:t>
+      </w:r>
+      <w:proofErr w:type="spellEnd"/>
+      <w:r>
+        <w:t>: ОТЛИЧАЮТСЯ</w:t>
+      </w:r>
+    </w:p>
+    <w:p>
+      <w:pPr>
+        <w:pStyle w:val="af8"/>
+      </w:pPr>
+      <w:proofErr w:type="spellStart"/>
+      <w:r>
+        <w:t>grok_realisation</w:t>
+      </w:r>
+      <w:proofErr w:type="spellEnd"/>
+      <w:r>
+        <w:t xml:space="preserve"> vs </w:t>
+      </w:r>
+      <w:proofErr w:type="spellStart"/>
+      <w:r>
+        <w:t>qwen_realisation</w:t>
+      </w:r>
+      <w:proofErr w:type="spellEnd"/>
+      <w:r>
+        <w:t>: ОТЛИЧАЮТСЯ</w:t>
+      </w:r>
+    </w:p>
+    <w:p>
+      <w:pPr>
+        <w:pStyle w:val="af8"/>
+      </w:pPr>
+      <w:proofErr w:type="spellStart"/>
+      <w:r>
+        <w:t>chatgpt_realisation</w:t>
+      </w:r>
+      <w:proofErr w:type="spellEnd"/>
+      <w:r>
+        <w:t xml:space="preserve"> vs </w:t>
+      </w:r>
+      <w:proofErr w:type="spellStart"/>
+      <w:r>
+        <w:t>deepseek_realisation</w:t>
+      </w:r>
+      <w:proofErr w:type="spellEnd"/>
+      <w:r>
+        <w:t>: ОТЛИЧАЮТСЯ</w:t>
+      </w:r>
+    </w:p>
+    <w:p>
+      <w:pPr>
+        <w:pStyle w:val="af8"/>
+      </w:pPr>
+      <w:proofErr w:type="spellStart"/>
+      <w:r>
+        <w:t>chatgpt_realisation</w:t>
+      </w:r>
+      <w:proofErr w:type="spellEnd"/>
+      <w:r>
+        <w:t xml:space="preserve"> vs </w:t>
+      </w:r>
+      <w:proofErr w:type="spellStart"/>
+      <w:r>
+        <w:t>qwen_realisation</w:t>
+      </w:r>
+      <w:proofErr w:type="spellEnd"/>
+      <w:r>
+        <w:t>: ОТЛИЧАЮТСЯ</w:t>
+      </w:r>
+    </w:p>
+    <w:p>
+      <w:pPr>
+        <w:pStyle w:val="af8"/>
+      </w:pPr>
+      <w:proofErr w:type="spellStart"/>
+      <w:r>
+        <w:t>deepseek_realisation</w:t>
+      </w:r>
+      <w:proofErr w:type="spellEnd"/>
+      <w:r>
+        <w:t xml:space="preserve"> vs </w:t>
+      </w:r>
+      <w:proofErr w:type="spellStart"/>
+      <w:r>
+        <w:t>qwen_realisation</w:t>
+      </w:r>
+      <w:proofErr w:type="spellEnd"/>
+      <w:r>
+        <w:t>: ОТЛИЧАЮТСЯ</w:t>
+      </w:r>
+    </w:p>
+    <w:p>
+      <w:pPr>
+        <w:pStyle w:val="af8"/>
+      </w:pPr>
+    </w:p>
+    <w:p>
+      <w:pPr>
+        <w:pStyle w:val="af8"/>
+      </w:pPr>
+    </w:p>
+    <w:p>
+      <w:pPr>
+        <w:pStyle w:val="af8"/>
+        <w:rPr>
+          <w:lang w:val="ru-RU"/>
+        </w:rPr>
+      </w:pPr>
+      <w:proofErr w:type="spellStart"/>
+      <w:r>
+        <w:rPr>
+          <w:lang w:val="ru-RU"/>
+        </w:rPr>
+        <w:t>етальный</w:t>
+      </w:r>
+      <w:proofErr w:type="spellEnd"/>
+      <w:r>
+        <w:rPr>
+          <w:lang w:val="ru-RU"/>
+        </w:rPr>
+        <w:t xml:space="preserve"> анализ различий</w:t>
       </w:r>
     </w:p>
     <w:p>
@@ -1969,9 +2177,11 @@
         </w:rPr>
         <w:t>_</w:t>
       </w:r>
+      <w:proofErr w:type="spellStart"/>
       <w:r>
         <w:t>realisation</w:t>
       </w:r>
+      <w:proofErr w:type="spellEnd"/>
       <w:r>
         <w:rPr>
           <w:lang w:val="ru-RU"/>
@@ -1987,9 +2197,11 @@
         </w:rPr>
         <w:t>_</w:t>
       </w:r>
+      <w:proofErr w:type="spellStart"/>
       <w:r>
         <w:t>realisation</w:t>
       </w:r>
+      <w:proofErr w:type="spellEnd"/>
       <w:r>
         <w:rPr>
           <w:lang w:val="ru-RU"/>
@@ -2002,158 +2214,407 @@
         <w:pStyle w:val="af8"/>
       </w:pPr>
       <w:r>
-        <w:t>- Строка 29:</w:t>
-      </w:r>
-    </w:p>
-    <w:p>
-      <w:pPr>
-        <w:pStyle w:val="af8"/>
-      </w:pPr>
-      <w:r>
-        <w:t xml:space="preserve">  my_own_realisation: Владимиров 4</w:t>
-      </w:r>
-    </w:p>
-    <w:p>
-      <w:pPr>
-        <w:pStyle w:val="af8"/>
-      </w:pPr>
-      <w:r>
-        <w:t xml:space="preserve">  grok_realisation: Владимиров 3</w:t>
-      </w:r>
-    </w:p>
-    <w:p>
-      <w:pPr>
-        <w:pStyle w:val="af8"/>
-      </w:pPr>
-    </w:p>
-    <w:p>
-      <w:pPr>
-        <w:pStyle w:val="af8"/>
-      </w:pPr>
-      <w:r>
-        <w:t>Различия между my_own_realisation и chatgpt_realisation:</w:t>
-      </w:r>
-    </w:p>
-    <w:p>
-      <w:pPr>
-        <w:pStyle w:val="af8"/>
-      </w:pPr>
-      <w:r>
-        <w:t>- Строка 29:</w:t>
-      </w:r>
-    </w:p>
-    <w:p>
-      <w:pPr>
-        <w:pStyle w:val="af8"/>
-      </w:pPr>
-      <w:r>
-        <w:t xml:space="preserve">  my_own_realisation: Владимиров 4</w:t>
-      </w:r>
-    </w:p>
-    <w:p>
-      <w:pPr>
-        <w:pStyle w:val="af8"/>
-      </w:pPr>
-      <w:r>
-        <w:t xml:space="preserve">  chatgpt_realisation: Владимиров 3</w:t>
-      </w:r>
-    </w:p>
-    <w:p>
-      <w:pPr>
-        <w:pStyle w:val="af8"/>
-      </w:pPr>
-    </w:p>
-    <w:p>
-      <w:pPr>
-        <w:pStyle w:val="af8"/>
-      </w:pPr>
-      <w:r>
-        <w:t>Различия между my_own_realisation и deepseek_realisation:</w:t>
-      </w:r>
-    </w:p>
-    <w:p>
-      <w:pPr>
-        <w:pStyle w:val="af8"/>
-      </w:pPr>
-      <w:r>
-        <w:t>- Строка 1:</w:t>
-      </w:r>
-    </w:p>
-    <w:p>
-      <w:pPr>
-        <w:pStyle w:val="af8"/>
-      </w:pPr>
-      <w:r>
-        <w:t xml:space="preserve">  my_own_realisation: Абрамов 3</w:t>
-      </w:r>
-    </w:p>
-    <w:p>
-      <w:pPr>
-        <w:pStyle w:val="af8"/>
-      </w:pPr>
-      <w:r>
-        <w:t xml:space="preserve">  deepseek_realisation: Абрамов д</w:t>
-      </w:r>
-    </w:p>
-    <w:p>
-      <w:pPr>
-        <w:pStyle w:val="af8"/>
-      </w:pPr>
-      <w:r>
-        <w:t>- Строка 2:</w:t>
-      </w:r>
-    </w:p>
-    <w:p>
-      <w:pPr>
-        <w:pStyle w:val="af8"/>
-      </w:pPr>
-      <w:r>
-        <w:t xml:space="preserve">  my_own_realisation: Агафонов 3</w:t>
-      </w:r>
-    </w:p>
-    <w:p>
-      <w:pPr>
-        <w:pStyle w:val="af8"/>
-      </w:pPr>
-      <w:r>
-        <w:t xml:space="preserve">  deepseek_realisation: Агафонов д</w:t>
-      </w:r>
-    </w:p>
-    <w:p>
-      <w:pPr>
-        <w:pStyle w:val="af8"/>
-      </w:pPr>
-      <w:r>
-        <w:t>- Строка 3:</w:t>
-      </w:r>
-    </w:p>
-    <w:p>
-      <w:pPr>
-        <w:pStyle w:val="af8"/>
-      </w:pPr>
-      <w:r>
-        <w:t xml:space="preserve">  my_own_realisation: Александров 4</w:t>
-      </w:r>
-    </w:p>
-    <w:p>
-      <w:pPr>
-        <w:pStyle w:val="af8"/>
-        <w:rPr>
-          <w:lang w:val="ru-RU"/>
-        </w:rPr>
-      </w:pPr>
-      <w:r>
-        <w:t xml:space="preserve">  deepseek</w:t>
-      </w:r>
+        <w:t xml:space="preserve">- </w:t>
+      </w:r>
+      <w:proofErr w:type="spellStart"/>
+      <w:r>
+        <w:t>Строка</w:t>
+      </w:r>
+      <w:proofErr w:type="spellEnd"/>
+      <w:r>
+        <w:t xml:space="preserve"> 29:</w:t>
+      </w:r>
+    </w:p>
+    <w:p>
+      <w:pPr>
+        <w:pStyle w:val="af8"/>
+      </w:pPr>
+      <w:r>
+        <w:t xml:space="preserve">  </w:t>
+      </w:r>
+      <w:proofErr w:type="spellStart"/>
+      <w:r>
+        <w:t>my_own_realisation</w:t>
+      </w:r>
+      <w:proofErr w:type="spellEnd"/>
+      <w:r>
+        <w:t xml:space="preserve">: </w:t>
+      </w:r>
+      <w:proofErr w:type="spellStart"/>
+      <w:r>
+        <w:t>Владимиров</w:t>
+      </w:r>
+      <w:proofErr w:type="spellEnd"/>
+      <w:r>
+        <w:t xml:space="preserve"> 4</w:t>
+      </w:r>
+    </w:p>
+    <w:p>
+      <w:pPr>
+        <w:pStyle w:val="af8"/>
+      </w:pPr>
+      <w:r>
+        <w:t xml:space="preserve">  </w:t>
+      </w:r>
+      <w:proofErr w:type="spellStart"/>
+      <w:r>
+        <w:t>grok_realisation</w:t>
+      </w:r>
+      <w:proofErr w:type="spellEnd"/>
+      <w:r>
+        <w:t xml:space="preserve">: </w:t>
+      </w:r>
+      <w:proofErr w:type="spellStart"/>
+      <w:r>
+        <w:t>Владимиров</w:t>
+      </w:r>
+      <w:proofErr w:type="spellEnd"/>
+      <w:r>
+        <w:t xml:space="preserve"> 3</w:t>
+      </w:r>
+    </w:p>
+    <w:p>
+      <w:pPr>
+        <w:pStyle w:val="af8"/>
+      </w:pPr>
+    </w:p>
+    <w:p>
+      <w:pPr>
+        <w:pStyle w:val="af8"/>
+      </w:pPr>
+      <w:proofErr w:type="spellStart"/>
+      <w:r>
+        <w:t>Различия</w:t>
+      </w:r>
+      <w:proofErr w:type="spellEnd"/>
+      <w:r>
+        <w:t xml:space="preserve"> </w:t>
+      </w:r>
+      <w:proofErr w:type="spellStart"/>
+      <w:r>
+        <w:t>между</w:t>
+      </w:r>
+      <w:proofErr w:type="spellEnd"/>
+      <w:r>
+        <w:t xml:space="preserve"> </w:t>
+      </w:r>
+      <w:proofErr w:type="spellStart"/>
+      <w:r>
+        <w:t>my_own_realisation</w:t>
+      </w:r>
+      <w:proofErr w:type="spellEnd"/>
+      <w:r>
+        <w:t xml:space="preserve"> и </w:t>
+      </w:r>
+      <w:proofErr w:type="spellStart"/>
+      <w:r>
+        <w:t>chatgpt_realisation</w:t>
+      </w:r>
+      <w:proofErr w:type="spellEnd"/>
+      <w:r>
+        <w:t>:</w:t>
+      </w:r>
+    </w:p>
+    <w:p>
+      <w:pPr>
+        <w:pStyle w:val="af8"/>
+      </w:pPr>
+      <w:r>
+        <w:t xml:space="preserve">- </w:t>
+      </w:r>
+      <w:proofErr w:type="spellStart"/>
+      <w:r>
+        <w:t>Строка</w:t>
+      </w:r>
+      <w:proofErr w:type="spellEnd"/>
+      <w:r>
+        <w:t xml:space="preserve"> 29:</w:t>
+      </w:r>
+    </w:p>
+    <w:p>
+      <w:pPr>
+        <w:pStyle w:val="af8"/>
+      </w:pPr>
+      <w:r>
+        <w:t xml:space="preserve">  </w:t>
+      </w:r>
+      <w:proofErr w:type="spellStart"/>
+      <w:r>
+        <w:t>my_own_realisation</w:t>
+      </w:r>
+      <w:proofErr w:type="spellEnd"/>
+      <w:r>
+        <w:t xml:space="preserve">: </w:t>
+      </w:r>
+      <w:proofErr w:type="spellStart"/>
+      <w:r>
+        <w:t>Владимиров</w:t>
+      </w:r>
+      <w:proofErr w:type="spellEnd"/>
+      <w:r>
+        <w:t xml:space="preserve"> 4</w:t>
+      </w:r>
+    </w:p>
+    <w:p>
+      <w:pPr>
+        <w:pStyle w:val="af8"/>
+      </w:pPr>
+      <w:r>
+        <w:t xml:space="preserve">  </w:t>
+      </w:r>
+      <w:proofErr w:type="spellStart"/>
+      <w:r>
+        <w:t>chatgpt_realisation</w:t>
+      </w:r>
+      <w:proofErr w:type="spellEnd"/>
+      <w:r>
+        <w:t xml:space="preserve">: </w:t>
+      </w:r>
+      <w:proofErr w:type="spellStart"/>
+      <w:r>
+        <w:t>Владимиров</w:t>
+      </w:r>
+      <w:proofErr w:type="spellEnd"/>
+      <w:r>
+        <w:t xml:space="preserve"> 3</w:t>
+      </w:r>
+    </w:p>
+    <w:p>
+      <w:pPr>
+        <w:pStyle w:val="af8"/>
+      </w:pPr>
+    </w:p>
+    <w:p>
+      <w:pPr>
+        <w:pStyle w:val="af8"/>
+      </w:pPr>
+      <w:proofErr w:type="spellStart"/>
+      <w:r>
+        <w:t>Различия</w:t>
+      </w:r>
+      <w:proofErr w:type="spellEnd"/>
+      <w:r>
+        <w:t xml:space="preserve"> </w:t>
+      </w:r>
+      <w:proofErr w:type="spellStart"/>
+      <w:r>
+        <w:t>между</w:t>
+      </w:r>
+      <w:proofErr w:type="spellEnd"/>
+      <w:r>
+        <w:t xml:space="preserve"> </w:t>
+      </w:r>
+      <w:proofErr w:type="spellStart"/>
+      <w:r>
+        <w:t>my_own_realisation</w:t>
+      </w:r>
+      <w:proofErr w:type="spellEnd"/>
+      <w:r>
+        <w:t xml:space="preserve"> и </w:t>
+      </w:r>
+      <w:proofErr w:type="spellStart"/>
+      <w:r>
+        <w:t>deepseek_realisation</w:t>
+      </w:r>
+      <w:proofErr w:type="spellEnd"/>
+      <w:r>
+        <w:t>:</w:t>
+      </w:r>
+    </w:p>
+    <w:p>
+      <w:pPr>
+        <w:pStyle w:val="af8"/>
+      </w:pPr>
+      <w:r>
+        <w:t xml:space="preserve">- </w:t>
+      </w:r>
+      <w:proofErr w:type="spellStart"/>
+      <w:r>
+        <w:t>Строка</w:t>
+      </w:r>
+      <w:proofErr w:type="spellEnd"/>
+      <w:r>
+        <w:t xml:space="preserve"> 1:</w:t>
+      </w:r>
+    </w:p>
+    <w:p>
+      <w:pPr>
+        <w:pStyle w:val="af8"/>
+      </w:pPr>
+      <w:r>
+        <w:t xml:space="preserve">  </w:t>
+      </w:r>
+      <w:proofErr w:type="spellStart"/>
+      <w:r>
+        <w:t>my_own_realisation</w:t>
+      </w:r>
+      <w:proofErr w:type="spellEnd"/>
+      <w:r>
+        <w:t xml:space="preserve">: </w:t>
+      </w:r>
+      <w:proofErr w:type="spellStart"/>
+      <w:r>
+        <w:t>Абрамов</w:t>
+      </w:r>
+      <w:proofErr w:type="spellEnd"/>
+      <w:r>
+        <w:t xml:space="preserve"> 3</w:t>
+      </w:r>
+    </w:p>
+    <w:p>
+      <w:pPr>
+        <w:pStyle w:val="af8"/>
+      </w:pPr>
+      <w:r>
+        <w:t xml:space="preserve">  </w:t>
+      </w:r>
+      <w:proofErr w:type="spellStart"/>
+      <w:r>
+        <w:t>deepseek_realisation</w:t>
+      </w:r>
+      <w:proofErr w:type="spellEnd"/>
+      <w:r>
+        <w:t xml:space="preserve">: </w:t>
+      </w:r>
+      <w:proofErr w:type="spellStart"/>
+      <w:r>
+        <w:t>Абрамов</w:t>
+      </w:r>
+      <w:proofErr w:type="spellEnd"/>
+      <w:r>
+        <w:t xml:space="preserve"> д</w:t>
+      </w:r>
+    </w:p>
+    <w:p>
+      <w:pPr>
+        <w:pStyle w:val="af8"/>
+      </w:pPr>
+      <w:r>
+        <w:t xml:space="preserve">- </w:t>
+      </w:r>
+      <w:proofErr w:type="spellStart"/>
+      <w:r>
+        <w:t>Строка</w:t>
+      </w:r>
+      <w:proofErr w:type="spellEnd"/>
+      <w:r>
+        <w:t xml:space="preserve"> 2:</w:t>
+      </w:r>
+    </w:p>
+    <w:p>
+      <w:pPr>
+        <w:pStyle w:val="af8"/>
+      </w:pPr>
+      <w:r>
+        <w:t xml:space="preserve">  </w:t>
+      </w:r>
+      <w:proofErr w:type="spellStart"/>
+      <w:r>
+        <w:t>my_own_realisation</w:t>
+      </w:r>
+      <w:proofErr w:type="spellEnd"/>
+      <w:r>
+        <w:t xml:space="preserve">: </w:t>
+      </w:r>
+      <w:proofErr w:type="spellStart"/>
+      <w:r>
+        <w:t>Агафонов</w:t>
+      </w:r>
+      <w:proofErr w:type="spellEnd"/>
+      <w:r>
+        <w:t xml:space="preserve"> 3</w:t>
+      </w:r>
+    </w:p>
+    <w:p>
+      <w:pPr>
+        <w:pStyle w:val="af8"/>
+      </w:pPr>
+      <w:r>
+        <w:t xml:space="preserve">  </w:t>
+      </w:r>
+      <w:proofErr w:type="spellStart"/>
+      <w:r>
+        <w:t>deepseek_realisation</w:t>
+      </w:r>
+      <w:proofErr w:type="spellEnd"/>
+      <w:r>
+        <w:t xml:space="preserve">: </w:t>
+      </w:r>
+      <w:proofErr w:type="spellStart"/>
+      <w:r>
+        <w:t>Агафонов</w:t>
+      </w:r>
+      <w:proofErr w:type="spellEnd"/>
+      <w:r>
+        <w:t xml:space="preserve"> д</w:t>
+      </w:r>
+    </w:p>
+    <w:p>
+      <w:pPr>
+        <w:pStyle w:val="af8"/>
+      </w:pPr>
+      <w:r>
+        <w:t xml:space="preserve">- </w:t>
+      </w:r>
+      <w:proofErr w:type="spellStart"/>
+      <w:r>
+        <w:t>Строка</w:t>
+      </w:r>
+      <w:proofErr w:type="spellEnd"/>
+      <w:r>
+        <w:t xml:space="preserve"> 3:</w:t>
+      </w:r>
+    </w:p>
+    <w:p>
+      <w:pPr>
+        <w:pStyle w:val="af8"/>
+      </w:pPr>
+      <w:r>
+        <w:t xml:space="preserve">  </w:t>
+      </w:r>
+      <w:proofErr w:type="spellStart"/>
+      <w:r>
+        <w:t>my_own_realisation</w:t>
+      </w:r>
+      <w:proofErr w:type="spellEnd"/>
+      <w:r>
+        <w:t xml:space="preserve">: </w:t>
+      </w:r>
+      <w:proofErr w:type="spellStart"/>
+      <w:r>
+        <w:t>Александров</w:t>
+      </w:r>
+      <w:proofErr w:type="spellEnd"/>
+      <w:r>
+        <w:t xml:space="preserve"> 4</w:t>
+      </w:r>
+    </w:p>
+    <w:p>
+      <w:pPr>
+        <w:pStyle w:val="af8"/>
+        <w:rPr>
+          <w:lang w:val="ru-RU"/>
+        </w:rPr>
+      </w:pPr>
+      <w:r>
+        <w:t xml:space="preserve">  </w:t>
+      </w:r>
+      <w:proofErr w:type="spellStart"/>
+      <w:r>
+        <w:t>deepseek</w:t>
+      </w:r>
+      <w:proofErr w:type="spellEnd"/>
       <w:r>
         <w:rPr>
           <w:lang w:val="ru-RU"/>
         </w:rPr>
         <w:t>_</w:t>
       </w:r>
+      <w:proofErr w:type="spellStart"/>
       <w:r>
         <w:t>realisation</w:t>
       </w:r>
+      <w:proofErr w:type="spellEnd"/>
       <w:r>
         <w:rPr>
           <w:lang w:val="ru-RU"/>
@@ -2185,177 +2646,432 @@
         </w:rPr>
         <w:t xml:space="preserve">  </w:t>
       </w:r>
-      <w:r>
-        <w:t>my_own_realisation: Алексеев 4</w:t>
-      </w:r>
-    </w:p>
-    <w:p>
-      <w:pPr>
-        <w:pStyle w:val="af8"/>
-      </w:pPr>
-      <w:r>
-        <w:t xml:space="preserve">  deepseek_realisation: Алексеев д</w:t>
-      </w:r>
-    </w:p>
-    <w:p>
-      <w:pPr>
-        <w:pStyle w:val="af8"/>
-      </w:pPr>
-      <w:r>
-        <w:t>- Строка 5:</w:t>
-      </w:r>
-    </w:p>
-    <w:p>
-      <w:pPr>
-        <w:pStyle w:val="af8"/>
-      </w:pPr>
-      <w:r>
-        <w:t xml:space="preserve">  my_own_realisation: Алехин 3</w:t>
-      </w:r>
-    </w:p>
-    <w:p>
-      <w:pPr>
-        <w:pStyle w:val="af8"/>
-      </w:pPr>
-      <w:r>
-        <w:t xml:space="preserve">  deepseek_realisation: Алехин д</w:t>
-      </w:r>
-    </w:p>
-    <w:p>
-      <w:pPr>
-        <w:pStyle w:val="af8"/>
-      </w:pPr>
-      <w:r>
-        <w:t>- Строка 6:</w:t>
-      </w:r>
-    </w:p>
-    <w:p>
-      <w:pPr>
-        <w:pStyle w:val="af8"/>
-      </w:pPr>
-      <w:r>
-        <w:t xml:space="preserve">  my_own_realisation: Андреев 4</w:t>
-      </w:r>
-    </w:p>
-    <w:p>
-      <w:pPr>
-        <w:pStyle w:val="af8"/>
-      </w:pPr>
-      <w:r>
-        <w:t xml:space="preserve">  deepseek_realisation: Андреев д</w:t>
-      </w:r>
-    </w:p>
-    <w:p>
-      <w:pPr>
-        <w:pStyle w:val="af8"/>
-      </w:pPr>
-      <w:r>
-        <w:t>- Строка 7:</w:t>
-      </w:r>
-    </w:p>
-    <w:p>
-      <w:pPr>
-        <w:pStyle w:val="af8"/>
-      </w:pPr>
-      <w:r>
-        <w:t xml:space="preserve">  my_own_realisation: Анисимов 3</w:t>
-      </w:r>
-    </w:p>
-    <w:p>
-      <w:pPr>
-        <w:pStyle w:val="af8"/>
-      </w:pPr>
-      <w:r>
-        <w:t xml:space="preserve">  deepseek_realisation: Анисимов д</w:t>
-      </w:r>
-    </w:p>
-    <w:p>
-      <w:pPr>
-        <w:pStyle w:val="af8"/>
-      </w:pPr>
-      <w:r>
-        <w:t>- Строка 8:</w:t>
-      </w:r>
-    </w:p>
-    <w:p>
-      <w:pPr>
-        <w:pStyle w:val="af8"/>
-      </w:pPr>
-      <w:r>
-        <w:t xml:space="preserve">  my_own_realisation: Антонов 3</w:t>
-      </w:r>
-    </w:p>
-    <w:p>
-      <w:pPr>
-        <w:pStyle w:val="af8"/>
-      </w:pPr>
-      <w:r>
-        <w:t xml:space="preserve">  deepseek_realisation: Антонов д</w:t>
-      </w:r>
-    </w:p>
-    <w:p>
-      <w:pPr>
-        <w:pStyle w:val="af8"/>
-      </w:pPr>
-      <w:r>
-        <w:t>- Строка 9:</w:t>
-      </w:r>
-    </w:p>
-    <w:p>
-      <w:pPr>
-        <w:pStyle w:val="af8"/>
-      </w:pPr>
-      <w:r>
-        <w:t xml:space="preserve">  my_own_realisation: Артемьев 4</w:t>
-      </w:r>
-    </w:p>
-    <w:p>
-      <w:pPr>
-        <w:pStyle w:val="af8"/>
-      </w:pPr>
-      <w:r>
-        <w:t xml:space="preserve">  deepseek_realisation: Артемьев д</w:t>
-      </w:r>
-    </w:p>
-    <w:p>
-      <w:pPr>
-        <w:pStyle w:val="af8"/>
-      </w:pPr>
-      <w:r>
-        <w:t>- Строка 10:</w:t>
-      </w:r>
-    </w:p>
-    <w:p>
-      <w:pPr>
-        <w:pStyle w:val="af8"/>
-      </w:pPr>
-      <w:r>
-        <w:t xml:space="preserve">  my_own_realisation: Архипов 3</w:t>
-      </w:r>
-    </w:p>
-    <w:p>
-      <w:pPr>
-        <w:pStyle w:val="af8"/>
-      </w:pPr>
-      <w:r>
-        <w:t xml:space="preserve">  deepseek_realisation: Архипов д</w:t>
+      <w:proofErr w:type="spellStart"/>
+      <w:r>
+        <w:t>my_own_realisation</w:t>
+      </w:r>
+      <w:proofErr w:type="spellEnd"/>
+      <w:r>
+        <w:t>: Алексеев 4</w:t>
+      </w:r>
+    </w:p>
+    <w:p>
+      <w:pPr>
+        <w:pStyle w:val="af8"/>
+      </w:pPr>
+      <w:r>
+        <w:t xml:space="preserve">  </w:t>
+      </w:r>
+      <w:proofErr w:type="spellStart"/>
+      <w:r>
+        <w:t>deepseek_realisation</w:t>
+      </w:r>
+      <w:proofErr w:type="spellEnd"/>
+      <w:r>
+        <w:t>: Алексеев д</w:t>
+      </w:r>
+    </w:p>
+    <w:p>
+      <w:pPr>
+        <w:pStyle w:val="af8"/>
+      </w:pPr>
+      <w:r>
+        <w:t xml:space="preserve">- </w:t>
+      </w:r>
+      <w:proofErr w:type="spellStart"/>
+      <w:r>
+        <w:t>Строка</w:t>
+      </w:r>
+      <w:proofErr w:type="spellEnd"/>
+      <w:r>
+        <w:t xml:space="preserve"> 5:</w:t>
+      </w:r>
+    </w:p>
+    <w:p>
+      <w:pPr>
+        <w:pStyle w:val="af8"/>
+      </w:pPr>
+      <w:r>
+        <w:t xml:space="preserve">  </w:t>
+      </w:r>
+      <w:proofErr w:type="spellStart"/>
+      <w:r>
+        <w:t>my_own_realisation</w:t>
+      </w:r>
+      <w:proofErr w:type="spellEnd"/>
+      <w:r>
+        <w:t xml:space="preserve">: </w:t>
+      </w:r>
+      <w:proofErr w:type="spellStart"/>
+      <w:r>
+        <w:t>Алехин</w:t>
+      </w:r>
+      <w:proofErr w:type="spellEnd"/>
+      <w:r>
+        <w:t xml:space="preserve"> 3</w:t>
+      </w:r>
+    </w:p>
+    <w:p>
+      <w:pPr>
+        <w:pStyle w:val="af8"/>
+      </w:pPr>
+      <w:r>
+        <w:t xml:space="preserve">  </w:t>
+      </w:r>
+      <w:proofErr w:type="spellStart"/>
+      <w:r>
+        <w:t>deepseek_realisation</w:t>
+      </w:r>
+      <w:proofErr w:type="spellEnd"/>
+      <w:r>
+        <w:t xml:space="preserve">: </w:t>
+      </w:r>
+      <w:proofErr w:type="spellStart"/>
+      <w:r>
+        <w:t>Алехин</w:t>
+      </w:r>
+      <w:proofErr w:type="spellEnd"/>
+      <w:r>
+        <w:t xml:space="preserve"> д</w:t>
+      </w:r>
+    </w:p>
+    <w:p>
+      <w:pPr>
+        <w:pStyle w:val="af8"/>
+      </w:pPr>
+      <w:r>
+        <w:t xml:space="preserve">- </w:t>
+      </w:r>
+      <w:proofErr w:type="spellStart"/>
+      <w:r>
+        <w:t>Строка</w:t>
+      </w:r>
+      <w:proofErr w:type="spellEnd"/>
+      <w:r>
+        <w:t xml:space="preserve"> 6:</w:t>
+      </w:r>
+    </w:p>
+    <w:p>
+      <w:pPr>
+        <w:pStyle w:val="af8"/>
+      </w:pPr>
+      <w:r>
+        <w:t xml:space="preserve">  </w:t>
+      </w:r>
+      <w:proofErr w:type="spellStart"/>
+      <w:r>
+        <w:t>my_own_realisation</w:t>
+      </w:r>
+      <w:proofErr w:type="spellEnd"/>
+      <w:r>
+        <w:t xml:space="preserve">: </w:t>
+      </w:r>
+      <w:proofErr w:type="spellStart"/>
+      <w:r>
+        <w:t>Андреев</w:t>
+      </w:r>
+      <w:proofErr w:type="spellEnd"/>
+      <w:r>
+        <w:t xml:space="preserve"> 4</w:t>
+      </w:r>
+    </w:p>
+    <w:p>
+      <w:pPr>
+        <w:pStyle w:val="af8"/>
+      </w:pPr>
+      <w:r>
+        <w:t xml:space="preserve">  </w:t>
+      </w:r>
+      <w:proofErr w:type="spellStart"/>
+      <w:r>
+        <w:t>deepseek_realisation</w:t>
+      </w:r>
+      <w:proofErr w:type="spellEnd"/>
+      <w:r>
+        <w:t xml:space="preserve">: </w:t>
+      </w:r>
+      <w:proofErr w:type="spellStart"/>
+      <w:r>
+        <w:t>Андреев</w:t>
+      </w:r>
+      <w:proofErr w:type="spellEnd"/>
+      <w:r>
+        <w:t xml:space="preserve"> д</w:t>
+      </w:r>
+    </w:p>
+    <w:p>
+      <w:pPr>
+        <w:pStyle w:val="af8"/>
+      </w:pPr>
+      <w:r>
+        <w:t xml:space="preserve">- </w:t>
+      </w:r>
+      <w:proofErr w:type="spellStart"/>
+      <w:r>
+        <w:t>Строка</w:t>
+      </w:r>
+      <w:proofErr w:type="spellEnd"/>
+      <w:r>
+        <w:t xml:space="preserve"> 7:</w:t>
+      </w:r>
+    </w:p>
+    <w:p>
+      <w:pPr>
+        <w:pStyle w:val="af8"/>
+      </w:pPr>
+      <w:r>
+        <w:t xml:space="preserve">  </w:t>
+      </w:r>
+      <w:proofErr w:type="spellStart"/>
+      <w:r>
+        <w:t>my_own_realisation</w:t>
+      </w:r>
+      <w:proofErr w:type="spellEnd"/>
+      <w:r>
+        <w:t xml:space="preserve">: </w:t>
+      </w:r>
+      <w:proofErr w:type="spellStart"/>
+      <w:r>
+        <w:t>Анисимов</w:t>
+      </w:r>
+      <w:proofErr w:type="spellEnd"/>
+      <w:r>
+        <w:t xml:space="preserve"> 3</w:t>
+      </w:r>
+    </w:p>
+    <w:p>
+      <w:pPr>
+        <w:pStyle w:val="af8"/>
+      </w:pPr>
+      <w:r>
+        <w:t xml:space="preserve">  </w:t>
+      </w:r>
+      <w:proofErr w:type="spellStart"/>
+      <w:r>
+        <w:t>deepseek_realisation</w:t>
+      </w:r>
+      <w:proofErr w:type="spellEnd"/>
+      <w:r>
+        <w:t xml:space="preserve">: </w:t>
+      </w:r>
+      <w:proofErr w:type="spellStart"/>
+      <w:r>
+        <w:t>Анисимов</w:t>
+      </w:r>
+      <w:proofErr w:type="spellEnd"/>
+      <w:r>
+        <w:t xml:space="preserve"> д</w:t>
+      </w:r>
+    </w:p>
+    <w:p>
+      <w:pPr>
+        <w:pStyle w:val="af8"/>
+      </w:pPr>
+      <w:r>
+        <w:t xml:space="preserve">- </w:t>
+      </w:r>
+      <w:proofErr w:type="spellStart"/>
+      <w:r>
+        <w:t>Строка</w:t>
+      </w:r>
+      <w:proofErr w:type="spellEnd"/>
+      <w:r>
+        <w:t xml:space="preserve"> 8:</w:t>
+      </w:r>
+    </w:p>
+    <w:p>
+      <w:pPr>
+        <w:pStyle w:val="af8"/>
+      </w:pPr>
+      <w:r>
+        <w:t xml:space="preserve">  </w:t>
+      </w:r>
+      <w:proofErr w:type="spellStart"/>
+      <w:r>
+        <w:t>my_own_realisation</w:t>
+      </w:r>
+      <w:proofErr w:type="spellEnd"/>
+      <w:r>
+        <w:t xml:space="preserve">: </w:t>
+      </w:r>
+      <w:proofErr w:type="spellStart"/>
+      <w:r>
+        <w:t>Антонов</w:t>
+      </w:r>
+      <w:proofErr w:type="spellEnd"/>
+      <w:r>
+        <w:t xml:space="preserve"> 3</w:t>
+      </w:r>
+    </w:p>
+    <w:p>
+      <w:pPr>
+        <w:pStyle w:val="af8"/>
+      </w:pPr>
+      <w:r>
+        <w:t xml:space="preserve">  </w:t>
+      </w:r>
+      <w:proofErr w:type="spellStart"/>
+      <w:r>
+        <w:t>deepseek_realisation</w:t>
+      </w:r>
+      <w:proofErr w:type="spellEnd"/>
+      <w:r>
+        <w:t xml:space="preserve">: </w:t>
+      </w:r>
+      <w:proofErr w:type="spellStart"/>
+      <w:r>
+        <w:t>Антонов</w:t>
+      </w:r>
+      <w:proofErr w:type="spellEnd"/>
+      <w:r>
+        <w:t xml:space="preserve"> д</w:t>
+      </w:r>
+    </w:p>
+    <w:p>
+      <w:pPr>
+        <w:pStyle w:val="af8"/>
+      </w:pPr>
+      <w:r>
+        <w:t xml:space="preserve">- </w:t>
+      </w:r>
+      <w:proofErr w:type="spellStart"/>
+      <w:r>
+        <w:t>Строка</w:t>
+      </w:r>
+      <w:proofErr w:type="spellEnd"/>
+      <w:r>
+        <w:t xml:space="preserve"> 9:</w:t>
+      </w:r>
+    </w:p>
+    <w:p>
+      <w:pPr>
+        <w:pStyle w:val="af8"/>
+      </w:pPr>
+      <w:r>
+        <w:t xml:space="preserve">  </w:t>
+      </w:r>
+      <w:proofErr w:type="spellStart"/>
+      <w:r>
+        <w:t>my_own_realisation</w:t>
+      </w:r>
+      <w:proofErr w:type="spellEnd"/>
+      <w:r>
+        <w:t xml:space="preserve">: </w:t>
+      </w:r>
+      <w:proofErr w:type="spellStart"/>
+      <w:r>
+        <w:t>Артемьев</w:t>
+      </w:r>
+      <w:proofErr w:type="spellEnd"/>
+      <w:r>
+        <w:t xml:space="preserve"> 4</w:t>
+      </w:r>
+    </w:p>
+    <w:p>
+      <w:pPr>
+        <w:pStyle w:val="af8"/>
+      </w:pPr>
+      <w:r>
+        <w:t xml:space="preserve">  </w:t>
+      </w:r>
+      <w:proofErr w:type="spellStart"/>
+      <w:r>
+        <w:t>deepseek_realisation</w:t>
+      </w:r>
+      <w:proofErr w:type="spellEnd"/>
+      <w:r>
+        <w:t xml:space="preserve">: </w:t>
+      </w:r>
+      <w:proofErr w:type="spellStart"/>
+      <w:r>
+        <w:t>Артемьев</w:t>
+      </w:r>
+      <w:proofErr w:type="spellEnd"/>
+      <w:r>
+        <w:t xml:space="preserve"> д</w:t>
+      </w:r>
+    </w:p>
+    <w:p>
+      <w:pPr>
+        <w:pStyle w:val="af8"/>
+      </w:pPr>
+      <w:r>
+        <w:t xml:space="preserve">- </w:t>
+      </w:r>
+      <w:proofErr w:type="spellStart"/>
+      <w:r>
+        <w:t>Строка</w:t>
+      </w:r>
+      <w:proofErr w:type="spellEnd"/>
+      <w:r>
+        <w:t xml:space="preserve"> 10:</w:t>
+      </w:r>
+    </w:p>
+    <w:p>
+      <w:pPr>
+        <w:pStyle w:val="af8"/>
+      </w:pPr>
+      <w:r>
+        <w:t xml:space="preserve">  </w:t>
+      </w:r>
+      <w:proofErr w:type="spellStart"/>
+      <w:r>
+        <w:t>my_own_realisation</w:t>
+      </w:r>
+      <w:proofErr w:type="spellEnd"/>
+      <w:r>
+        <w:t xml:space="preserve">: </w:t>
+      </w:r>
+      <w:proofErr w:type="spellStart"/>
+      <w:r>
+        <w:t>Архипов</w:t>
+      </w:r>
+      <w:proofErr w:type="spellEnd"/>
+      <w:r>
+        <w:t xml:space="preserve"> 3</w:t>
+      </w:r>
+    </w:p>
+    <w:p>
+      <w:pPr>
+        <w:pStyle w:val="af8"/>
+      </w:pPr>
+      <w:r>
+        <w:t xml:space="preserve">  </w:t>
+      </w:r>
+      <w:proofErr w:type="spellStart"/>
+      <w:r>
+        <w:t>deepseek_realisation</w:t>
+      </w:r>
+      <w:proofErr w:type="spellEnd"/>
+      <w:r>
+        <w:t xml:space="preserve">: </w:t>
+      </w:r>
+      <w:proofErr w:type="spellStart"/>
+      <w:r>
+        <w:t>Архипов</w:t>
+      </w:r>
+      <w:proofErr w:type="spellEnd"/>
+      <w:r>
+        <w:t xml:space="preserve"> д</w:t>
       </w:r>
       <w:r>
         <w:br/>
       </w:r>
       <w:r>
-        <w:t xml:space="preserve">.. </w:t>
-      </w:r>
-      <w:r>
-        <w:rPr>
-          <w:lang w:val="ru-RU"/>
-        </w:rPr>
-        <w:t xml:space="preserve">.. .. </w:t>
-      </w:r>
-      <w:r>
-        <w:rPr>
-          <w:lang w:val="ru-RU"/>
-        </w:rPr>
+        <w:t>..</w:t>
+      </w:r>
+      <w:proofErr w:type="gramStart"/>
+      <w:r>
+        <w:t xml:space="preserve"> </w:t>
+      </w:r>
+      <w:r>
+        <w:t>..</w:t>
+      </w:r>
+      <w:proofErr w:type="gramEnd"/>
+      <w:r>
+        <w:t xml:space="preserve"> .. </w:t>
+      </w:r>
+      <w:r>
         <w:br/>
       </w:r>
       <w:r>
@@ -2376,7 +3092,15 @@
         <w:pStyle w:val="af8"/>
       </w:pPr>
       <w:r>
-        <w:t xml:space="preserve">  deepseek_realisation: </w:t>
+        <w:t xml:space="preserve">  </w:t>
+      </w:r>
+      <w:proofErr w:type="spellStart"/>
+      <w:r>
+        <w:t>deepseek_realisation</w:t>
+      </w:r>
+      <w:proofErr w:type="spellEnd"/>
+      <w:r>
+        <w:t xml:space="preserve">: </w:t>
       </w:r>
       <w:r>
         <w:rPr>
@@ -2399,7 +3123,15 @@
         <w:pStyle w:val="af8"/>
       </w:pPr>
       <w:r>
-        <w:t xml:space="preserve">  qwen_realisation: </w:t>
+        <w:t xml:space="preserve">  </w:t>
+      </w:r>
+      <w:proofErr w:type="spellStart"/>
+      <w:r>
+        <w:t>qwen_realisation</w:t>
+      </w:r>
+      <w:proofErr w:type="spellEnd"/>
+      <w:r>
+        <w:t xml:space="preserve">: </w:t>
       </w:r>
       <w:r>
         <w:rPr>
@@ -2434,7 +3166,15 @@
         <w:pStyle w:val="af8"/>
       </w:pPr>
       <w:r>
-        <w:t xml:space="preserve">  deepseek_realisation: </w:t>
+        <w:t xml:space="preserve">  </w:t>
+      </w:r>
+      <w:proofErr w:type="spellStart"/>
+      <w:r>
+        <w:t>deepseek_realisation</w:t>
+      </w:r>
+      <w:proofErr w:type="spellEnd"/>
+      <w:r>
+        <w:t xml:space="preserve">: </w:t>
       </w:r>
       <w:r>
         <w:rPr>
@@ -2457,7 +3197,15 @@
         <w:pStyle w:val="af8"/>
       </w:pPr>
       <w:r>
-        <w:t xml:space="preserve">  qwen_realisation: </w:t>
+        <w:t xml:space="preserve">  </w:t>
+      </w:r>
+      <w:proofErr w:type="spellStart"/>
+      <w:r>
+        <w:t>qwen_realisation</w:t>
+      </w:r>
+      <w:proofErr w:type="spellEnd"/>
+      <w:r>
+        <w:t xml:space="preserve">: </w:t>
       </w:r>
       <w:r>
         <w:rPr>
@@ -2473,89 +3221,77 @@
       <w:pPr>
         <w:pStyle w:val="a1"/>
       </w:pPr>
+      <w:proofErr w:type="spellStart"/>
       <w:r>
         <w:rPr>
           <w:lang w:val="en-US"/>
         </w:rPr>
         <w:t>ChatGPT</w:t>
       </w:r>
+      <w:proofErr w:type="spellEnd"/>
+      <w:r>
+        <w:t xml:space="preserve">, </w:t>
+      </w:r>
+      <w:proofErr w:type="spellStart"/>
       <w:r>
         <w:rPr>
           <w:lang w:val="en-US"/>
         </w:rPr>
+        <w:t>DeepSeek</w:t>
+      </w:r>
+      <w:proofErr w:type="spellEnd"/>
+      <w:r>
         <w:t xml:space="preserve">, </w:t>
       </w:r>
       <w:r>
         <w:rPr>
           <w:lang w:val="en-US"/>
         </w:rPr>
-        <w:t>DeepSeek</w:t>
-      </w:r>
-      <w:r>
-        <w:rPr>
-          <w:lang w:val="en-US"/>
-        </w:rPr>
-        <w:t xml:space="preserve">, </w:t>
-      </w:r>
-      <w:r>
-        <w:rPr>
-          <w:lang w:val="en-US"/>
-        </w:rPr>
         <w:t>Grok</w:t>
       </w:r>
       <w:r>
-        <w:rPr>
-          <w:lang w:val="en-US"/>
-        </w:rPr>
         <w:t xml:space="preserve"> </w:t>
       </w:r>
       <w:r>
         <w:t>не</w:t>
       </w:r>
       <w:r>
-        <w:rPr>
-          <w:lang w:val="en-US"/>
-        </w:rPr>
         <w:t xml:space="preserve"> </w:t>
       </w:r>
       <w:r>
         <w:t>справились</w:t>
       </w:r>
       <w:r>
-        <w:rPr>
-          <w:lang w:val="en-US"/>
-        </w:rPr>
         <w:t xml:space="preserve"> </w:t>
       </w:r>
       <w:r>
         <w:t>с</w:t>
       </w:r>
       <w:r>
-        <w:rPr>
-          <w:lang w:val="en-US"/>
-        </w:rPr>
         <w:t xml:space="preserve"> </w:t>
       </w:r>
       <w:r>
         <w:t>задачей</w:t>
       </w:r>
       <w:r>
-        <w:rPr>
-          <w:lang w:val="en-US"/>
-        </w:rPr>
         <w:t xml:space="preserve"> </w:t>
       </w:r>
       <w:r>
         <w:t>сразу</w:t>
       </w:r>
       <w:r>
-        <w:rPr>
-          <w:lang w:val="en-US"/>
-        </w:rPr>
         <w:t xml:space="preserve">. </w:t>
       </w:r>
       <w:r>
-        <w:t xml:space="preserve">И у них у всех была проблема в том, что языковые модели не учитывали, что в пределах одного файла фамилии могут повторяться. Но после ещё одного промта, модели исправили </w:t>
+        <w:t xml:space="preserve">И у них у всех была проблема в том, что языковые модели не учитывали, что в пределах одного файла фамилии могут повторяться. Но после ещё одного </w:t>
+      </w:r>
+      <w:proofErr w:type="spellStart"/>
+      <w:r>
+        <w:t>промта</w:t>
+      </w:r>
+      <w:proofErr w:type="spellEnd"/>
+      <w:r>
+        <w:t xml:space="preserve">, модели исправили </w:t>
       </w:r>
       <w:r>
         <w:t>своё решение,</w:t>
@@ -2577,88 +3313,239 @@
       <w:pPr>
         <w:pStyle w:val="af8"/>
       </w:pPr>
-      <w:r>
-        <w:t>Сравнение вывода функций:</w:t>
-      </w:r>
-    </w:p>
-    <w:p>
-      <w:pPr>
-        <w:pStyle w:val="af8"/>
-      </w:pPr>
-      <w:r>
-        <w:t>my_own_realisation vs grok_realisation: СОВПАДАЮТ</w:t>
-      </w:r>
-    </w:p>
-    <w:p>
-      <w:pPr>
-        <w:pStyle w:val="af8"/>
-      </w:pPr>
-      <w:r>
-        <w:t>my_own_realisation vs chatgpt_realisation: СОВПАДАЮТ</w:t>
-      </w:r>
-    </w:p>
-    <w:p>
-      <w:pPr>
-        <w:pStyle w:val="af8"/>
-      </w:pPr>
-      <w:r>
-        <w:t>my_own_realisation vs deepseek_realisation: СОВПАДАЮТ</w:t>
-      </w:r>
-    </w:p>
-    <w:p>
-      <w:pPr>
-        <w:pStyle w:val="af8"/>
-      </w:pPr>
-      <w:r>
-        <w:t>my_own_realisation vs qwen_realisation: СОВПАДАЮТ</w:t>
-      </w:r>
-    </w:p>
-    <w:p>
-      <w:pPr>
-        <w:pStyle w:val="af8"/>
-      </w:pPr>
-      <w:r>
-        <w:t>grok_realisation vs chatgpt_realisation: СОВПАДАЮТ</w:t>
-      </w:r>
-    </w:p>
-    <w:p>
-      <w:pPr>
-        <w:pStyle w:val="af8"/>
-      </w:pPr>
-      <w:r>
-        <w:t>grok_realisation vs deepseek_realisation: СОВПАДАЮТ</w:t>
-      </w:r>
-    </w:p>
-    <w:p>
-      <w:pPr>
-        <w:pStyle w:val="af8"/>
-      </w:pPr>
-      <w:r>
-        <w:t>grok_realisation vs qwen_realisation: СОВПАДАЮТ</w:t>
-      </w:r>
-    </w:p>
-    <w:p>
-      <w:pPr>
-        <w:pStyle w:val="af8"/>
-      </w:pPr>
-      <w:r>
-        <w:t>chatgpt_realisation vs deepseek_realisation: СОВПАДАЮТ</w:t>
-      </w:r>
-    </w:p>
-    <w:p>
-      <w:pPr>
-        <w:pStyle w:val="af8"/>
-      </w:pPr>
-      <w:r>
-        <w:t>chatgpt_realisation vs qwen_realisation: СОВПАДАЮТ</w:t>
-      </w:r>
-    </w:p>
-    <w:p>
-      <w:pPr>
-        <w:pStyle w:val="af8"/>
-      </w:pPr>
-      <w:r>
-        <w:t>deepseek_realisation vs qwen_realisation: СОВПАДАЮТ</w:t>
+      <w:proofErr w:type="spellStart"/>
+      <w:r>
+        <w:t>Сравнение</w:t>
+      </w:r>
+      <w:proofErr w:type="spellEnd"/>
+      <w:r>
+        <w:t xml:space="preserve"> </w:t>
+      </w:r>
+      <w:proofErr w:type="spellStart"/>
+      <w:r>
+        <w:t>вывода</w:t>
+      </w:r>
+      <w:proofErr w:type="spellEnd"/>
+      <w:r>
+        <w:t xml:space="preserve"> </w:t>
+      </w:r>
+      <w:proofErr w:type="spellStart"/>
+      <w:r>
+        <w:t>функций</w:t>
+      </w:r>
+      <w:proofErr w:type="spellEnd"/>
+      <w:r>
+        <w:t>:</w:t>
+      </w:r>
+    </w:p>
+    <w:p>
+      <w:pPr>
+        <w:pStyle w:val="af8"/>
+      </w:pPr>
+      <w:proofErr w:type="spellStart"/>
+      <w:r>
+        <w:t>my_own_realisation</w:t>
+      </w:r>
+      <w:proofErr w:type="spellEnd"/>
+      <w:r>
+        <w:t xml:space="preserve"> vs </w:t>
+      </w:r>
+      <w:proofErr w:type="spellStart"/>
+      <w:r>
+        <w:t>grok_realisation</w:t>
+      </w:r>
+      <w:proofErr w:type="spellEnd"/>
+      <w:r>
+        <w:t>: СОВПАДАЮТ</w:t>
+      </w:r>
+    </w:p>
+    <w:p>
+      <w:pPr>
+        <w:pStyle w:val="af8"/>
+      </w:pPr>
+      <w:proofErr w:type="spellStart"/>
+      <w:r>
+        <w:t>my_own_realisation</w:t>
+      </w:r>
+      <w:proofErr w:type="spellEnd"/>
+      <w:r>
+        <w:t xml:space="preserve"> vs </w:t>
+      </w:r>
+      <w:proofErr w:type="spellStart"/>
+      <w:r>
+        <w:t>chatgpt_realisation</w:t>
+      </w:r>
+      <w:proofErr w:type="spellEnd"/>
+      <w:r>
+        <w:t>: СОВПАДАЮТ</w:t>
+      </w:r>
+    </w:p>
+    <w:p>
+      <w:pPr>
+        <w:pStyle w:val="af8"/>
+      </w:pPr>
+      <w:proofErr w:type="spellStart"/>
+      <w:r>
+        <w:t>my_own_realisation</w:t>
+      </w:r>
+      <w:proofErr w:type="spellEnd"/>
+      <w:r>
+        <w:t xml:space="preserve"> vs </w:t>
+      </w:r>
+      <w:proofErr w:type="spellStart"/>
+      <w:r>
+        <w:t>deepseek_realisation</w:t>
+      </w:r>
+      <w:proofErr w:type="spellEnd"/>
+      <w:r>
+        <w:t>: СОВПАДАЮТ</w:t>
+      </w:r>
+    </w:p>
+    <w:p>
+      <w:pPr>
+        <w:pStyle w:val="af8"/>
+      </w:pPr>
+      <w:proofErr w:type="spellStart"/>
+      <w:r>
+        <w:t>my_own_realisation</w:t>
+      </w:r>
+      <w:proofErr w:type="spellEnd"/>
+      <w:r>
+        <w:t xml:space="preserve"> vs </w:t>
+      </w:r>
+      <w:proofErr w:type="spellStart"/>
+      <w:r>
+        <w:t>qwen_realisation</w:t>
+      </w:r>
+      <w:proofErr w:type="spellEnd"/>
+      <w:r>
+        <w:t>: СОВПАДАЮТ</w:t>
+      </w:r>
+    </w:p>
+    <w:p>
+      <w:pPr>
+        <w:pStyle w:val="af8"/>
+      </w:pPr>
+      <w:proofErr w:type="spellStart"/>
+      <w:r>
+        <w:t>grok_realisation</w:t>
+      </w:r>
+      <w:proofErr w:type="spellEnd"/>
+      <w:r>
+        <w:t xml:space="preserve"> vs </w:t>
+      </w:r>
+      <w:proofErr w:type="spellStart"/>
+      <w:r>
+        <w:t>chatgpt_realisation</w:t>
+      </w:r>
+      <w:proofErr w:type="spellEnd"/>
+      <w:r>
+        <w:t>: СОВПАДАЮТ</w:t>
+      </w:r>
+    </w:p>
+    <w:p>
+      <w:pPr>
+        <w:pStyle w:val="af8"/>
+      </w:pPr>
+      <w:proofErr w:type="spellStart"/>
+      <w:r>
+        <w:t>grok_realisation</w:t>
+      </w:r>
+      <w:proofErr w:type="spellEnd"/>
+      <w:r>
+        <w:t xml:space="preserve"> vs </w:t>
+      </w:r>
+      <w:proofErr w:type="spellStart"/>
+      <w:r>
+        <w:t>deepseek_realisation</w:t>
+      </w:r>
+      <w:proofErr w:type="spellEnd"/>
+      <w:r>
+        <w:t>: СОВПАДАЮТ</w:t>
+      </w:r>
+    </w:p>
+    <w:p>
+      <w:pPr>
+        <w:pStyle w:val="af8"/>
+      </w:pPr>
+      <w:proofErr w:type="spellStart"/>
+      <w:r>
+        <w:t>grok_realisation</w:t>
+      </w:r>
+      <w:proofErr w:type="spellEnd"/>
+      <w:r>
+        <w:t xml:space="preserve"> vs </w:t>
+      </w:r>
+      <w:proofErr w:type="spellStart"/>
+      <w:r>
+        <w:t>qwen_realisation</w:t>
+      </w:r>
+      <w:proofErr w:type="spellEnd"/>
+      <w:r>
+        <w:t>: СОВПАДАЮТ</w:t>
+      </w:r>
+    </w:p>
+    <w:p>
+      <w:pPr>
+        <w:pStyle w:val="af8"/>
+      </w:pPr>
+      <w:proofErr w:type="spellStart"/>
+      <w:r>
+        <w:t>chatgpt_realisation</w:t>
+      </w:r>
+      <w:proofErr w:type="spellEnd"/>
+      <w:r>
+        <w:t xml:space="preserve"> vs </w:t>
+      </w:r>
+      <w:proofErr w:type="spellStart"/>
+      <w:r>
+        <w:t>deepseek_realisation</w:t>
+      </w:r>
+      <w:proofErr w:type="spellEnd"/>
+      <w:r>
+        <w:t>: СОВПАДАЮТ</w:t>
+      </w:r>
+    </w:p>
+    <w:p>
+      <w:pPr>
+        <w:pStyle w:val="af8"/>
+      </w:pPr>
+      <w:proofErr w:type="spellStart"/>
+      <w:r>
+        <w:t>chatgpt_realisation</w:t>
+      </w:r>
+      <w:proofErr w:type="spellEnd"/>
+      <w:r>
+        <w:t xml:space="preserve"> vs </w:t>
+      </w:r>
+      <w:proofErr w:type="spellStart"/>
+      <w:r>
+        <w:t>qwen_realisation</w:t>
+      </w:r>
+      <w:proofErr w:type="spellEnd"/>
+      <w:r>
+        <w:t>: СОВПАДАЮТ</w:t>
+      </w:r>
+    </w:p>
+    <w:p>
+      <w:pPr>
+        <w:pStyle w:val="af8"/>
+      </w:pPr>
+      <w:proofErr w:type="spellStart"/>
+      <w:r>
+        <w:t>deepseek_realisation</w:t>
+      </w:r>
+      <w:proofErr w:type="spellEnd"/>
+      <w:r>
+        <w:t xml:space="preserve"> vs </w:t>
+      </w:r>
+      <w:proofErr w:type="spellStart"/>
+      <w:r>
+        <w:t>qwen_realisation</w:t>
+      </w:r>
+      <w:proofErr w:type="spellEnd"/>
+      <w:r>
+        <w:t>: СОВПАДАЮТ</w:t>
       </w:r>
     </w:p>
     <w:p>
@@ -2711,49 +3598,80 @@
           <w:lang w:val="ru-RU"/>
         </w:rPr>
       </w:pPr>
-      <w:r>
-        <w:rPr>
-          <w:lang w:val="ru-RU"/>
-        </w:rPr>
-        <w:t>my_own_realisation     0.0007586445</w:t>
-      </w:r>
-    </w:p>
-    <w:p>
-      <w:pPr>
-        <w:pStyle w:val="af8"/>
-      </w:pPr>
-      <w:r>
-        <w:t>grok_realisation       0.0008555030</w:t>
-      </w:r>
-    </w:p>
-    <w:p>
-      <w:pPr>
-        <w:pStyle w:val="af8"/>
-      </w:pPr>
-      <w:r>
-        <w:t>chatgpt_realisation    0.0007979548</w:t>
-      </w:r>
-    </w:p>
-    <w:p>
-      <w:pPr>
-        <w:pStyle w:val="af8"/>
-      </w:pPr>
-      <w:r>
-        <w:t>deepseek_realisation   0.0007719212</w:t>
-      </w:r>
-    </w:p>
-    <w:p>
-      <w:pPr>
-        <w:pStyle w:val="af8"/>
-        <w:rPr>
-          <w:lang w:val="ru-RU"/>
-        </w:rPr>
-      </w:pPr>
-      <w:r>
-        <w:rPr>
-          <w:lang w:val="ru-RU"/>
-        </w:rPr>
-        <w:t>qwen_realisation       0.0007902487</w:t>
+      <w:proofErr w:type="spellStart"/>
+      <w:r>
+        <w:rPr>
+          <w:lang w:val="ru-RU"/>
+        </w:rPr>
+        <w:t>my_own_realisation</w:t>
+      </w:r>
+      <w:proofErr w:type="spellEnd"/>
+      <w:r>
+        <w:rPr>
+          <w:lang w:val="ru-RU"/>
+        </w:rPr>
+        <w:t xml:space="preserve">     0.0007586445</w:t>
+      </w:r>
+    </w:p>
+    <w:p>
+      <w:pPr>
+        <w:pStyle w:val="af8"/>
+      </w:pPr>
+      <w:proofErr w:type="spellStart"/>
+      <w:r>
+        <w:t>grok_realisation</w:t>
+      </w:r>
+      <w:proofErr w:type="spellEnd"/>
+      <w:r>
+        <w:t xml:space="preserve">       0.0008555030</w:t>
+      </w:r>
+    </w:p>
+    <w:p>
+      <w:pPr>
+        <w:pStyle w:val="af8"/>
+      </w:pPr>
+      <w:proofErr w:type="spellStart"/>
+      <w:r>
+        <w:t>chatgpt_realisation</w:t>
+      </w:r>
+      <w:proofErr w:type="spellEnd"/>
+      <w:r>
+        <w:t xml:space="preserve">    0.0007979548</w:t>
+      </w:r>
+    </w:p>
+    <w:p>
+      <w:pPr>
+        <w:pStyle w:val="af8"/>
+      </w:pPr>
+      <w:proofErr w:type="spellStart"/>
+      <w:r>
+        <w:t>deepseek_realisation</w:t>
+      </w:r>
+      <w:proofErr w:type="spellEnd"/>
+      <w:r>
+        <w:t xml:space="preserve">   0.0007719212</w:t>
+      </w:r>
+    </w:p>
+    <w:p>
+      <w:pPr>
+        <w:pStyle w:val="af8"/>
+        <w:rPr>
+          <w:lang w:val="ru-RU"/>
+        </w:rPr>
+      </w:pPr>
+      <w:proofErr w:type="spellStart"/>
+      <w:r>
+        <w:rPr>
+          <w:lang w:val="ru-RU"/>
+        </w:rPr>
+        <w:t>qwen_realisation</w:t>
+      </w:r>
+      <w:proofErr w:type="spellEnd"/>
+      <w:r>
+        <w:rPr>
+          <w:lang w:val="ru-RU"/>
+        </w:rPr>
+        <w:t xml:space="preserve">       0.0007902487</w:t>
       </w:r>
     </w:p>
     <w:p>
@@ -2782,58 +3700,65 @@
       <w:pPr>
         <w:pStyle w:val="af8"/>
       </w:pPr>
-      <w:r>
-        <w:t>my_own_realisation     0.0007586445</w:t>
-      </w:r>
-    </w:p>
-    <w:p>
-      <w:pPr>
-        <w:pStyle w:val="af8"/>
-      </w:pPr>
-      <w:r>
-        <w:t>deepseek_realisation   0.0007719212</w:t>
-      </w:r>
-    </w:p>
-    <w:p>
-      <w:pPr>
-        <w:pStyle w:val="af8"/>
-        <w:rPr>
-          <w:lang w:val="ru-RU"/>
-        </w:rPr>
-      </w:pPr>
-      <w:r>
-        <w:rPr>
-          <w:lang w:val="ru-RU"/>
-        </w:rPr>
-        <w:t>qwen_realisation       0.0007902487</w:t>
-      </w:r>
-    </w:p>
-    <w:p>
-      <w:pPr>
-        <w:pStyle w:val="af8"/>
-        <w:rPr>
-          <w:lang w:val="ru-RU"/>
-        </w:rPr>
-      </w:pPr>
-      <w:r>
-        <w:rPr>
-          <w:lang w:val="ru-RU"/>
-        </w:rPr>
-        <w:t>chatgpt_realisation    0.0007979548</w:t>
-      </w:r>
-    </w:p>
-    <w:p>
-      <w:pPr>
-        <w:pStyle w:val="af8"/>
-        <w:rPr>
-          <w:lang w:val="ru-RU"/>
-        </w:rPr>
-      </w:pPr>
-      <w:r>
-        <w:rPr>
-          <w:lang w:val="ru-RU"/>
-        </w:rPr>
-        <w:t>grok_realisation       0.0008555030</w:t>
+      <w:proofErr w:type="spellStart"/>
+      <w:r>
+        <w:t>my_own_realisation</w:t>
+      </w:r>
+      <w:proofErr w:type="spellEnd"/>
+      <w:r>
+        <w:t xml:space="preserve">     0.0007586445</w:t>
+      </w:r>
+    </w:p>
+    <w:p>
+      <w:pPr>
+        <w:pStyle w:val="af8"/>
+      </w:pPr>
+      <w:proofErr w:type="spellStart"/>
+      <w:r>
+        <w:t>deepseek_realisation</w:t>
+      </w:r>
+      <w:proofErr w:type="spellEnd"/>
+      <w:r>
+        <w:t xml:space="preserve">   0.0007719212</w:t>
+      </w:r>
+    </w:p>
+    <w:p>
+      <w:pPr>
+        <w:pStyle w:val="af8"/>
+      </w:pPr>
+      <w:proofErr w:type="spellStart"/>
+      <w:r>
+        <w:t>qwen_realisation</w:t>
+      </w:r>
+      <w:proofErr w:type="spellEnd"/>
+      <w:r>
+        <w:t xml:space="preserve">       0.0007902487</w:t>
+      </w:r>
+    </w:p>
+    <w:p>
+      <w:pPr>
+        <w:pStyle w:val="af8"/>
+      </w:pPr>
+      <w:proofErr w:type="spellStart"/>
+      <w:r>
+        <w:t>chatgpt_realisation</w:t>
+      </w:r>
+      <w:proofErr w:type="spellEnd"/>
+      <w:r>
+        <w:t xml:space="preserve">    0.0007979548</w:t>
+      </w:r>
+    </w:p>
+    <w:p>
+      <w:pPr>
+        <w:pStyle w:val="af8"/>
+      </w:pPr>
+      <w:proofErr w:type="spellStart"/>
+      <w:r>
+        <w:t>grok_realisation</w:t>
+      </w:r>
+      <w:proofErr w:type="spellEnd"/>
+      <w:r>
+        <w:t xml:space="preserve">       0.0008555030</w:t>
       </w:r>
     </w:p>
     <w:p>
@@ -2983,7 +3908,7 @@
         <w:rPr>
           <w:rFonts w:eastAsiaTheme="minorHAnsi"/>
         </w:rPr>
-        <w:t>(</w:t>
+        <w:t xml:space="preserve"> (</w:t>
       </w:r>
       <w:r>
         <w:rPr>
@@ -3046,78 +3971,1498 @@
     </w:p>
     <w:p>
       <w:pPr>
-        <w:pStyle w:val="1"/>
-      </w:pPr>
-      <w:r>
-        <w:t>Вывод</w:t>
-      </w:r>
-    </w:p>
-    <w:p>
-      <w:pPr>
         <w:pStyle w:val="a1"/>
-      </w:pPr>
-      <w:r>
-        <w:t>В ходе исследования была проведена комплексная оценка способности современных LLM генерировать корректный, оптимизированный и надёжный программный код. Результаты эксперимента показали</w:t>
-      </w:r>
-      <w:r>
-        <w:t>, что к</w:t>
-      </w:r>
-      <w:r>
-        <w:t>орректность кода без уточнений не гарантируется.</w:t>
+        <w:jc w:val="right"/>
+        <w:rPr>
+          <w:rFonts w:eastAsiaTheme="minorHAnsi"/>
+        </w:rPr>
+      </w:pPr>
+      <w:r>
+        <w:rPr>
+          <w:rFonts w:eastAsiaTheme="minorHAnsi"/>
+        </w:rPr>
+        <w:t>Листинг 5. Собственная реализация</w:t>
+      </w:r>
+    </w:p>
+    <w:p>
+      <w:pPr>
+        <w:pStyle w:val="af8"/>
+        <w:rPr>
+          <w:lang w:val="ru-RU"/>
+        </w:rPr>
+      </w:pPr>
+      <w:r>
+        <w:t>def</w:t>
+      </w:r>
+      <w:r>
+        <w:rPr>
+          <w:lang w:val="ru-RU"/>
+        </w:rPr>
+        <w:t xml:space="preserve"> </w:t>
+      </w:r>
+      <w:r>
+        <w:t>my</w:t>
+      </w:r>
+      <w:r>
+        <w:rPr>
+          <w:lang w:val="ru-RU"/>
+        </w:rPr>
+        <w:t>_</w:t>
+      </w:r>
+      <w:r>
+        <w:t>own</w:t>
+      </w:r>
+      <w:r>
+        <w:rPr>
+          <w:lang w:val="ru-RU"/>
+        </w:rPr>
+        <w:t>_</w:t>
+      </w:r>
+      <w:proofErr w:type="spellStart"/>
+      <w:proofErr w:type="gramStart"/>
+      <w:r>
+        <w:t>realisation</w:t>
+      </w:r>
+      <w:proofErr w:type="spellEnd"/>
+      <w:r>
+        <w:rPr>
+          <w:lang w:val="ru-RU"/>
+        </w:rPr>
+        <w:t>(</w:t>
+      </w:r>
+      <w:proofErr w:type="gramEnd"/>
+      <w:r>
+        <w:rPr>
+          <w:lang w:val="ru-RU"/>
+        </w:rPr>
+        <w:t>):</w:t>
+      </w:r>
+    </w:p>
+    <w:p>
+      <w:pPr>
+        <w:pStyle w:val="af8"/>
+      </w:pPr>
+      <w:r>
+        <w:rPr>
+          <w:lang w:val="ru-RU"/>
+        </w:rPr>
+        <w:t xml:space="preserve">    </w:t>
+      </w:r>
+      <w:r>
+        <w:t>with open('olymp1.txt') as f1, open('olymp2.txt') as f2:</w:t>
+      </w:r>
+    </w:p>
+    <w:p>
+      <w:pPr>
+        <w:pStyle w:val="af8"/>
+      </w:pPr>
+      <w:r>
+        <w:t xml:space="preserve">        lines = f</w:t>
+      </w:r>
+      <w:proofErr w:type="gramStart"/>
+      <w:r>
+        <w:t>1.readlines</w:t>
+      </w:r>
+      <w:proofErr w:type="gramEnd"/>
+      <w:r>
+        <w:t>() + f2.readlines()</w:t>
+      </w:r>
+    </w:p>
+    <w:p>
+      <w:pPr>
+        <w:pStyle w:val="af8"/>
+      </w:pPr>
+    </w:p>
+    <w:p>
+      <w:pPr>
+        <w:pStyle w:val="af8"/>
+      </w:pPr>
+      <w:r>
+        <w:t xml:space="preserve">    </w:t>
+      </w:r>
+      <w:proofErr w:type="spellStart"/>
+      <w:r>
+        <w:t>surname_count</w:t>
+      </w:r>
+      <w:proofErr w:type="spellEnd"/>
+      <w:r>
+        <w:t xml:space="preserve"> = {}</w:t>
+      </w:r>
+    </w:p>
+    <w:p>
+      <w:pPr>
+        <w:pStyle w:val="af8"/>
+      </w:pPr>
+      <w:r>
+        <w:t xml:space="preserve">    for line in lines:</w:t>
+      </w:r>
+    </w:p>
+    <w:p>
+      <w:pPr>
+        <w:pStyle w:val="af8"/>
+      </w:pPr>
+      <w:r>
+        <w:t xml:space="preserve">        </w:t>
+      </w:r>
+      <w:proofErr w:type="spellStart"/>
+      <w:r>
+        <w:t>split_line</w:t>
+      </w:r>
+      <w:proofErr w:type="spellEnd"/>
+      <w:r>
+        <w:t xml:space="preserve"> = </w:t>
+      </w:r>
+      <w:proofErr w:type="spellStart"/>
+      <w:proofErr w:type="gramStart"/>
+      <w:r>
+        <w:t>line.split</w:t>
+      </w:r>
+      <w:proofErr w:type="spellEnd"/>
+      <w:proofErr w:type="gramEnd"/>
+      <w:r>
+        <w:t>()</w:t>
+      </w:r>
+    </w:p>
+    <w:p>
+      <w:pPr>
+        <w:pStyle w:val="af8"/>
+      </w:pPr>
+      <w:r>
+        <w:t xml:space="preserve">        surname = </w:t>
+      </w:r>
+      <w:proofErr w:type="spellStart"/>
+      <w:r>
+        <w:t>split_</w:t>
+      </w:r>
+      <w:proofErr w:type="gramStart"/>
+      <w:r>
+        <w:t>line</w:t>
+      </w:r>
+      <w:proofErr w:type="spellEnd"/>
+      <w:r>
+        <w:t>[</w:t>
+      </w:r>
+      <w:proofErr w:type="gramEnd"/>
+      <w:r>
+        <w:t>0]</w:t>
+      </w:r>
+    </w:p>
+    <w:p>
+      <w:pPr>
+        <w:pStyle w:val="af8"/>
+      </w:pPr>
+    </w:p>
+    <w:p>
+      <w:pPr>
+        <w:pStyle w:val="af8"/>
+      </w:pPr>
+      <w:r>
+        <w:t xml:space="preserve">        if surname not in </w:t>
+      </w:r>
+      <w:proofErr w:type="spellStart"/>
+      <w:r>
+        <w:t>surname_count</w:t>
+      </w:r>
+      <w:proofErr w:type="spellEnd"/>
+      <w:r>
+        <w:t>:</w:t>
+      </w:r>
+    </w:p>
+    <w:p>
+      <w:pPr>
+        <w:pStyle w:val="af8"/>
+      </w:pPr>
+      <w:r>
+        <w:t xml:space="preserve">            </w:t>
+      </w:r>
+      <w:proofErr w:type="spellStart"/>
+      <w:r>
+        <w:t>surname_count</w:t>
+      </w:r>
+      <w:proofErr w:type="spellEnd"/>
+      <w:r>
+        <w:t xml:space="preserve">[surname] = {'score': 1 if </w:t>
+      </w:r>
+      <w:proofErr w:type="spellStart"/>
+      <w:r>
+        <w:t>len</w:t>
+      </w:r>
+      <w:proofErr w:type="spellEnd"/>
+      <w:r>
+        <w:t>(</w:t>
+      </w:r>
+      <w:proofErr w:type="spellStart"/>
+      <w:r>
+        <w:t>split_line</w:t>
+      </w:r>
+      <w:proofErr w:type="spellEnd"/>
+      <w:r>
+        <w:t>) &gt;= 2 else 0, 'count': 1}</w:t>
+      </w:r>
+    </w:p>
+    <w:p>
+      <w:pPr>
+        <w:pStyle w:val="af8"/>
+      </w:pPr>
+      <w:r>
+        <w:t xml:space="preserve">            continue</w:t>
+      </w:r>
+    </w:p>
+    <w:p>
+      <w:pPr>
+        <w:pStyle w:val="af8"/>
+      </w:pPr>
+    </w:p>
+    <w:p>
+      <w:pPr>
+        <w:pStyle w:val="af8"/>
+      </w:pPr>
+      <w:r>
+        <w:t xml:space="preserve">        </w:t>
+      </w:r>
+      <w:proofErr w:type="spellStart"/>
+      <w:r>
+        <w:t>surname_count</w:t>
+      </w:r>
+      <w:proofErr w:type="spellEnd"/>
+      <w:r>
+        <w:t xml:space="preserve">[surname]['score'] += 1 if </w:t>
+      </w:r>
+      <w:proofErr w:type="spellStart"/>
+      <w:r>
+        <w:t>len</w:t>
+      </w:r>
+      <w:proofErr w:type="spellEnd"/>
+      <w:r>
+        <w:t>(</w:t>
+      </w:r>
+      <w:proofErr w:type="spellStart"/>
+      <w:r>
+        <w:t>split_line</w:t>
+      </w:r>
+      <w:proofErr w:type="spellEnd"/>
+      <w:r>
+        <w:t>) &gt;= 2 else 0</w:t>
+      </w:r>
+    </w:p>
+    <w:p>
+      <w:pPr>
+        <w:pStyle w:val="af8"/>
+      </w:pPr>
+      <w:r>
+        <w:t xml:space="preserve">        </w:t>
+      </w:r>
+      <w:proofErr w:type="spellStart"/>
+      <w:r>
+        <w:t>surname_count</w:t>
+      </w:r>
+      <w:proofErr w:type="spellEnd"/>
+      <w:r>
+        <w:t>[surname]['count'] += 1</w:t>
+      </w:r>
+    </w:p>
+    <w:p>
+      <w:pPr>
+        <w:pStyle w:val="af8"/>
+      </w:pPr>
+    </w:p>
+    <w:p>
+      <w:pPr>
+        <w:pStyle w:val="af8"/>
+      </w:pPr>
+      <w:r>
+        <w:t xml:space="preserve">    </w:t>
+      </w:r>
+      <w:proofErr w:type="spellStart"/>
+      <w:r>
+        <w:t>sorted_surnames</w:t>
+      </w:r>
+      <w:proofErr w:type="spellEnd"/>
+      <w:r>
+        <w:t xml:space="preserve"> = sorted(</w:t>
+      </w:r>
+      <w:proofErr w:type="spellStart"/>
+      <w:r>
+        <w:t>surname_</w:t>
+      </w:r>
+      <w:proofErr w:type="gramStart"/>
+      <w:r>
+        <w:t>count.items</w:t>
+      </w:r>
+      <w:proofErr w:type="spellEnd"/>
+      <w:proofErr w:type="gramEnd"/>
+      <w:r>
+        <w:t>())</w:t>
+      </w:r>
+    </w:p>
+    <w:p>
+      <w:pPr>
+        <w:pStyle w:val="af8"/>
+      </w:pPr>
+      <w:r>
+        <w:t xml:space="preserve">    for surname, data in </w:t>
+      </w:r>
+      <w:proofErr w:type="spellStart"/>
+      <w:r>
+        <w:t>sorted_surnames</w:t>
+      </w:r>
+      <w:proofErr w:type="spellEnd"/>
+      <w:r>
+        <w:t>:</w:t>
+      </w:r>
+    </w:p>
+    <w:p>
+      <w:pPr>
+        <w:pStyle w:val="af8"/>
+      </w:pPr>
+      <w:r>
+        <w:t xml:space="preserve">        postfix = 5 + data['score'] - 2 if data['count'] &gt; 1 else 'д'</w:t>
+      </w:r>
+    </w:p>
+    <w:p>
+      <w:pPr>
+        <w:pStyle w:val="af8"/>
+      </w:pPr>
+      <w:r>
+        <w:t xml:space="preserve">        print(f"{surname} {postfix}")</w:t>
       </w:r>
     </w:p>
     <w:p>
       <w:pPr>
         <w:pStyle w:val="a1"/>
-      </w:pPr>
-      <w:r>
-        <w:t>Только одна модель (Qwen) смогла корректно решить задачу с первого раза. Остальные LLM допустили похожие логические ошибки — в частности, игнорировали возможность повторения фамилий в одном файле. Это подтверждает, что даже современные модели склонны упрощать задачу и опираться на вероятностные паттерны, а не на строгое формальное выполнение условий. После дополнительного уточнения все модели сумели исправить свои решения, что показывает важность чёткого и детального промта.</w:t>
+        <w:jc w:val="right"/>
+        <w:rPr>
+          <w:rFonts w:eastAsiaTheme="minorHAnsi"/>
+          <w:lang w:val="en-US"/>
+        </w:rPr>
+      </w:pPr>
+      <w:r>
+        <w:rPr>
+          <w:rFonts w:eastAsiaTheme="minorHAnsi"/>
+        </w:rPr>
+        <w:t xml:space="preserve">Листинг </w:t>
+      </w:r>
+      <w:r>
+        <w:rPr>
+          <w:rFonts w:eastAsiaTheme="minorHAnsi"/>
+        </w:rPr>
+        <w:t>6</w:t>
+      </w:r>
+      <w:r>
+        <w:rPr>
+          <w:rFonts w:eastAsiaTheme="minorHAnsi"/>
+        </w:rPr>
+        <w:t>. Реализация</w:t>
+      </w:r>
+      <w:r>
+        <w:rPr>
+          <w:rFonts w:eastAsiaTheme="minorHAnsi"/>
+          <w:lang w:val="en-US"/>
+        </w:rPr>
+        <w:t xml:space="preserve"> </w:t>
+      </w:r>
+      <w:proofErr w:type="spellStart"/>
+      <w:r>
+        <w:rPr>
+          <w:rFonts w:eastAsiaTheme="minorHAnsi"/>
+          <w:lang w:val="en-US"/>
+        </w:rPr>
+        <w:t>Qwen</w:t>
+      </w:r>
+      <w:proofErr w:type="spellEnd"/>
+    </w:p>
+    <w:p>
+      <w:pPr>
+        <w:pStyle w:val="af8"/>
+      </w:pPr>
+      <w:r>
+        <w:t xml:space="preserve">def </w:t>
+      </w:r>
+      <w:proofErr w:type="spellStart"/>
+      <w:r>
+        <w:t>qwen_</w:t>
+      </w:r>
+      <w:proofErr w:type="gramStart"/>
+      <w:r>
+        <w:t>realisation</w:t>
+      </w:r>
+      <w:proofErr w:type="spellEnd"/>
+      <w:r>
+        <w:t>(</w:t>
+      </w:r>
+      <w:proofErr w:type="gramEnd"/>
+      <w:r>
+        <w:t>):</w:t>
+      </w:r>
+    </w:p>
+    <w:p>
+      <w:pPr>
+        <w:pStyle w:val="af8"/>
+      </w:pPr>
+      <w:r>
+        <w:t xml:space="preserve">    students = {}</w:t>
+      </w:r>
+    </w:p>
+    <w:p>
+      <w:pPr>
+        <w:pStyle w:val="af8"/>
+      </w:pPr>
+      <w:r>
+        <w:t xml:space="preserve">    for </w:t>
+      </w:r>
+      <w:proofErr w:type="spellStart"/>
+      <w:r>
+        <w:t>fname</w:t>
+      </w:r>
+      <w:proofErr w:type="spellEnd"/>
+      <w:r>
+        <w:t xml:space="preserve"> in ['olymp1.txt', 'olymp2.txt']:</w:t>
+      </w:r>
+    </w:p>
+    <w:p>
+      <w:pPr>
+        <w:pStyle w:val="af8"/>
+      </w:pPr>
+      <w:r>
+        <w:t xml:space="preserve">        with </w:t>
+      </w:r>
+      <w:proofErr w:type="gramStart"/>
+      <w:r>
+        <w:t>open(</w:t>
+      </w:r>
+      <w:proofErr w:type="spellStart"/>
+      <w:proofErr w:type="gramEnd"/>
+      <w:r>
+        <w:t>fname</w:t>
+      </w:r>
+      <w:proofErr w:type="spellEnd"/>
+      <w:r>
+        <w:t>, encoding='utf-8') as f:</w:t>
+      </w:r>
+    </w:p>
+    <w:p>
+      <w:pPr>
+        <w:pStyle w:val="af8"/>
+      </w:pPr>
+      <w:r>
+        <w:t xml:space="preserve">            for line in f:</w:t>
+      </w:r>
+    </w:p>
+    <w:p>
+      <w:pPr>
+        <w:pStyle w:val="af8"/>
+      </w:pPr>
+      <w:r>
+        <w:t xml:space="preserve">                if not (</w:t>
+      </w:r>
+      <w:proofErr w:type="gramStart"/>
+      <w:r>
+        <w:t>line :</w:t>
+      </w:r>
+      <w:proofErr w:type="gramEnd"/>
+      <w:r>
+        <w:t xml:space="preserve">= </w:t>
+      </w:r>
+      <w:proofErr w:type="spellStart"/>
+      <w:r>
+        <w:t>line.strip</w:t>
+      </w:r>
+      <w:proofErr w:type="spellEnd"/>
+      <w:r>
+        <w:t>()): continue</w:t>
+      </w:r>
+    </w:p>
+    <w:p>
+      <w:pPr>
+        <w:pStyle w:val="af8"/>
+      </w:pPr>
+      <w:r>
+        <w:t xml:space="preserve">                parts = </w:t>
+      </w:r>
+      <w:proofErr w:type="spellStart"/>
+      <w:proofErr w:type="gramStart"/>
+      <w:r>
+        <w:t>line.split</w:t>
+      </w:r>
+      <w:proofErr w:type="spellEnd"/>
+      <w:proofErr w:type="gramEnd"/>
+      <w:r>
+        <w:t>()</w:t>
+      </w:r>
+    </w:p>
+    <w:p>
+      <w:pPr>
+        <w:pStyle w:val="af8"/>
+      </w:pPr>
+      <w:r>
+        <w:t xml:space="preserve">                surname = </w:t>
+      </w:r>
+      <w:proofErr w:type="gramStart"/>
+      <w:r>
+        <w:t>parts[</w:t>
+      </w:r>
+      <w:proofErr w:type="gramEnd"/>
+      <w:r>
+        <w:t>0]</w:t>
+      </w:r>
+    </w:p>
+    <w:p>
+      <w:pPr>
+        <w:pStyle w:val="af8"/>
+      </w:pPr>
+      <w:r>
+        <w:t xml:space="preserve">                prize = </w:t>
+      </w:r>
+      <w:proofErr w:type="spellStart"/>
+      <w:r>
+        <w:t>len</w:t>
+      </w:r>
+      <w:proofErr w:type="spellEnd"/>
+      <w:r>
+        <w:t xml:space="preserve">(parts) &gt; 1 and </w:t>
+      </w:r>
+      <w:proofErr w:type="gramStart"/>
+      <w:r>
+        <w:t>parts[</w:t>
+      </w:r>
+      <w:proofErr w:type="gramEnd"/>
+      <w:r>
+        <w:t>1] in {'1', '2', '3'}</w:t>
+      </w:r>
+    </w:p>
+    <w:p>
+      <w:pPr>
+        <w:pStyle w:val="af8"/>
+      </w:pPr>
+      <w:r>
+        <w:t xml:space="preserve">                entry = </w:t>
+      </w:r>
+      <w:proofErr w:type="spellStart"/>
+      <w:proofErr w:type="gramStart"/>
+      <w:r>
+        <w:t>students.setdefault</w:t>
+      </w:r>
+      <w:proofErr w:type="spellEnd"/>
+      <w:proofErr w:type="gramEnd"/>
+      <w:r>
+        <w:t>(surname, [0, 0])</w:t>
+      </w:r>
+    </w:p>
+    <w:p>
+      <w:pPr>
+        <w:pStyle w:val="af8"/>
+      </w:pPr>
+      <w:r>
+        <w:t xml:space="preserve">                </w:t>
+      </w:r>
+      <w:proofErr w:type="gramStart"/>
+      <w:r>
+        <w:t>entry[</w:t>
+      </w:r>
+      <w:proofErr w:type="gramEnd"/>
+      <w:r>
+        <w:t>0] += 1</w:t>
+      </w:r>
+    </w:p>
+    <w:p>
+      <w:pPr>
+        <w:pStyle w:val="af8"/>
+      </w:pPr>
+      <w:r>
+        <w:t xml:space="preserve">                </w:t>
+      </w:r>
+      <w:proofErr w:type="gramStart"/>
+      <w:r>
+        <w:t>entry[</w:t>
+      </w:r>
+      <w:proofErr w:type="gramEnd"/>
+      <w:r>
+        <w:t>1] += prize</w:t>
+      </w:r>
+    </w:p>
+    <w:p>
+      <w:pPr>
+        <w:pStyle w:val="af8"/>
+      </w:pPr>
+      <w:r>
+        <w:t xml:space="preserve">    for surname in sorted(students):</w:t>
+      </w:r>
+    </w:p>
+    <w:p>
+      <w:pPr>
+        <w:pStyle w:val="af8"/>
+      </w:pPr>
+      <w:r>
+        <w:t xml:space="preserve">        part, prizes = students[surname]</w:t>
+      </w:r>
+    </w:p>
+    <w:p>
+      <w:pPr>
+        <w:pStyle w:val="af8"/>
+      </w:pPr>
+      <w:r>
+        <w:t xml:space="preserve">        res = 'д' if part == 1 else '5' if prizes == 2 else '4' if prizes == 1 else '3'</w:t>
+      </w:r>
+    </w:p>
+    <w:p>
+      <w:pPr>
+        <w:pStyle w:val="af8"/>
+      </w:pPr>
+      <w:r>
+        <w:t xml:space="preserve">        </w:t>
+      </w:r>
+      <w:proofErr w:type="gramStart"/>
+      <w:r>
+        <w:t>print(</w:t>
+      </w:r>
+      <w:proofErr w:type="gramEnd"/>
+      <w:r>
+        <w:t>surname, res)</w:t>
       </w:r>
     </w:p>
     <w:p>
       <w:pPr>
         <w:pStyle w:val="a1"/>
-      </w:pPr>
-      <w:r>
-        <w:t>LLM-реализации уступают вручную написанному коду по скорости.</w:t>
-      </w:r>
-      <w:r>
+        <w:jc w:val="right"/>
+        <w:rPr>
+          <w:rFonts w:eastAsiaTheme="minorHAnsi"/>
+          <w:lang w:val="en-US"/>
+        </w:rPr>
+      </w:pPr>
+      <w:r>
+        <w:rPr>
+          <w:rFonts w:eastAsiaTheme="minorHAnsi"/>
+        </w:rPr>
+        <w:t>Листинг</w:t>
+      </w:r>
+      <w:r>
+        <w:rPr>
+          <w:rFonts w:eastAsiaTheme="minorHAnsi"/>
+          <w:lang w:val="en-US"/>
+        </w:rPr>
+        <w:t xml:space="preserve"> 7</w:t>
+      </w:r>
+      <w:r>
+        <w:rPr>
+          <w:rFonts w:eastAsiaTheme="minorHAnsi"/>
+          <w:lang w:val="en-US"/>
+        </w:rPr>
+        <w:t xml:space="preserve">. </w:t>
+      </w:r>
+      <w:r>
+        <w:rPr>
+          <w:rFonts w:eastAsiaTheme="minorHAnsi"/>
+        </w:rPr>
+        <w:t>Реализация</w:t>
+      </w:r>
+      <w:r>
+        <w:rPr>
+          <w:rFonts w:eastAsiaTheme="minorHAnsi"/>
+          <w:lang w:val="en-US"/>
+        </w:rPr>
         <w:t xml:space="preserve"> </w:t>
       </w:r>
-      <w:r>
-        <w:t>Это подтверждает</w:t>
-      </w:r>
-      <w:r>
-        <w:t xml:space="preserve">, что </w:t>
-      </w:r>
-      <w:r>
-        <w:t>человеческий код оказывается быстрее и устойчивее, поскольку программист осознанно выбирает структуры данных и минимизирует количество лишних операций, тогда как LLM генерируют код, основанный на шаблонах и «безопасных» универсальных конструкциях (часто с избытком условий и проверок).</w:t>
+      <w:proofErr w:type="spellStart"/>
+      <w:r>
+        <w:rPr>
+          <w:rFonts w:eastAsiaTheme="minorHAnsi"/>
+          <w:lang w:val="en-US"/>
+        </w:rPr>
+        <w:t>DeepSeek</w:t>
+      </w:r>
+      <w:proofErr w:type="spellEnd"/>
+    </w:p>
+    <w:p>
+      <w:pPr>
+        <w:pStyle w:val="af8"/>
+      </w:pPr>
+      <w:r>
+        <w:t xml:space="preserve">def </w:t>
+      </w:r>
+      <w:proofErr w:type="spellStart"/>
+      <w:r>
+        <w:t>deepseek_</w:t>
+      </w:r>
+      <w:proofErr w:type="gramStart"/>
+      <w:r>
+        <w:t>realisation</w:t>
+      </w:r>
+      <w:proofErr w:type="spellEnd"/>
+      <w:r>
+        <w:t>(</w:t>
+      </w:r>
+      <w:proofErr w:type="gramEnd"/>
+      <w:r>
+        <w:t>):</w:t>
+      </w:r>
+    </w:p>
+    <w:p>
+      <w:pPr>
+        <w:pStyle w:val="af8"/>
+      </w:pPr>
+      <w:r>
+        <w:t xml:space="preserve">    d1, d2 = {}, {}</w:t>
+      </w:r>
+    </w:p>
+    <w:p>
+      <w:pPr>
+        <w:pStyle w:val="af8"/>
+      </w:pPr>
+      <w:r>
+        <w:t xml:space="preserve">    with open('olymp1.txt') as f1, open('olymp2.txt') as f2:</w:t>
+      </w:r>
+    </w:p>
+    <w:p>
+      <w:pPr>
+        <w:pStyle w:val="af8"/>
+      </w:pPr>
+      <w:r>
+        <w:t xml:space="preserve">        for f, d in [(f1, d1), (f2, d2)]:</w:t>
+      </w:r>
+    </w:p>
+    <w:p>
+      <w:pPr>
+        <w:pStyle w:val="af8"/>
+      </w:pPr>
+      <w:r>
+        <w:t xml:space="preserve">            for line in f:</w:t>
+      </w:r>
+    </w:p>
+    <w:p>
+      <w:pPr>
+        <w:pStyle w:val="af8"/>
+      </w:pPr>
+      <w:r>
+        <w:t xml:space="preserve">                parts = </w:t>
+      </w:r>
+      <w:proofErr w:type="spellStart"/>
+      <w:proofErr w:type="gramStart"/>
+      <w:r>
+        <w:t>line.split</w:t>
+      </w:r>
+      <w:proofErr w:type="spellEnd"/>
+      <w:proofErr w:type="gramEnd"/>
+      <w:r>
+        <w:t>()</w:t>
+      </w:r>
+    </w:p>
+    <w:p>
+      <w:pPr>
+        <w:pStyle w:val="af8"/>
+      </w:pPr>
+      <w:r>
+        <w:t xml:space="preserve">                name, prize = </w:t>
+      </w:r>
+      <w:proofErr w:type="gramStart"/>
+      <w:r>
+        <w:t>parts[</w:t>
+      </w:r>
+      <w:proofErr w:type="gramEnd"/>
+      <w:r>
+        <w:t xml:space="preserve">0], </w:t>
+      </w:r>
+      <w:proofErr w:type="spellStart"/>
+      <w:r>
+        <w:t>len</w:t>
+      </w:r>
+      <w:proofErr w:type="spellEnd"/>
+      <w:r>
+        <w:t>(parts) &gt; 1</w:t>
+      </w:r>
+    </w:p>
+    <w:p>
+      <w:pPr>
+        <w:pStyle w:val="af8"/>
+      </w:pPr>
+      <w:r>
+        <w:t xml:space="preserve">                d[name] = </w:t>
+      </w:r>
+      <w:proofErr w:type="spellStart"/>
+      <w:proofErr w:type="gramStart"/>
+      <w:r>
+        <w:t>d.get</w:t>
+      </w:r>
+      <w:proofErr w:type="spellEnd"/>
+      <w:r>
+        <w:t>(</w:t>
+      </w:r>
+      <w:proofErr w:type="gramEnd"/>
+      <w:r>
+        <w:t>name, False) or prize</w:t>
+      </w:r>
+    </w:p>
+    <w:p>
+      <w:pPr>
+        <w:pStyle w:val="af8"/>
+      </w:pPr>
+    </w:p>
+    <w:p>
+      <w:pPr>
+        <w:pStyle w:val="af8"/>
+      </w:pPr>
+      <w:r>
+        <w:t xml:space="preserve">    </w:t>
+      </w:r>
+      <w:proofErr w:type="spellStart"/>
+      <w:r>
+        <w:t>all_names</w:t>
+      </w:r>
+      <w:proofErr w:type="spellEnd"/>
+      <w:r>
+        <w:t xml:space="preserve"> = set(d1) | set(d2)</w:t>
+      </w:r>
+    </w:p>
+    <w:p>
+      <w:pPr>
+        <w:pStyle w:val="af8"/>
+      </w:pPr>
+      <w:r>
+        <w:t xml:space="preserve">    for name in sorted(</w:t>
+      </w:r>
+      <w:proofErr w:type="spellStart"/>
+      <w:r>
+        <w:t>all_names</w:t>
+      </w:r>
+      <w:proofErr w:type="spellEnd"/>
+      <w:r>
+        <w:t>):</w:t>
+      </w:r>
+    </w:p>
+    <w:p>
+      <w:pPr>
+        <w:pStyle w:val="af8"/>
+      </w:pPr>
+      <w:r>
+        <w:t xml:space="preserve">        p1, p2 = name in d1, name in d2</w:t>
+      </w:r>
+    </w:p>
+    <w:p>
+      <w:pPr>
+        <w:pStyle w:val="af8"/>
+      </w:pPr>
+      <w:r>
+        <w:t xml:space="preserve">        pr1, pr2 = </w:t>
+      </w:r>
+      <w:proofErr w:type="gramStart"/>
+      <w:r>
+        <w:t>d1.get(</w:t>
+      </w:r>
+      <w:proofErr w:type="gramEnd"/>
+      <w:r>
+        <w:t>name, False), d2.get(name, False)</w:t>
+      </w:r>
+    </w:p>
+    <w:p>
+      <w:pPr>
+        <w:pStyle w:val="af8"/>
+      </w:pPr>
+      <w:r>
+        <w:t xml:space="preserve">        if p1 + p2 == 1:</w:t>
+      </w:r>
+    </w:p>
+    <w:p>
+      <w:pPr>
+        <w:pStyle w:val="af8"/>
+      </w:pPr>
+      <w:r>
+        <w:t xml:space="preserve">            </w:t>
+      </w:r>
+      <w:proofErr w:type="gramStart"/>
+      <w:r>
+        <w:t>print(</w:t>
+      </w:r>
+      <w:proofErr w:type="gramEnd"/>
+      <w:r>
+        <w:t>name, '</w:t>
+      </w:r>
+      <w:r>
+        <w:rPr>
+          <w:lang w:val="ru-RU"/>
+        </w:rPr>
+        <w:t>д</w:t>
+      </w:r>
+      <w:r>
+        <w:t>')</w:t>
+      </w:r>
+    </w:p>
+    <w:p>
+      <w:pPr>
+        <w:pStyle w:val="af8"/>
+      </w:pPr>
+      <w:r>
+        <w:t xml:space="preserve">        else:</w:t>
+      </w:r>
+    </w:p>
+    <w:p>
+      <w:pPr>
+        <w:pStyle w:val="af8"/>
+      </w:pPr>
+      <w:r>
+        <w:t xml:space="preserve">            </w:t>
+      </w:r>
+      <w:proofErr w:type="gramStart"/>
+      <w:r>
+        <w:t>print(</w:t>
+      </w:r>
+      <w:proofErr w:type="gramEnd"/>
+      <w:r>
+        <w:t>name, [3, 4, 5][pr1 + pr2])</w:t>
       </w:r>
     </w:p>
     <w:p>
       <w:pPr>
         <w:pStyle w:val="a1"/>
-      </w:pPr>
-      <w:r>
-        <w:t>Эксперимент наглядно показывает, что LLM могут быть хорошим инструментом для генерации черновых решений, поиска идей или облегчения рутины, н</w:t>
-      </w:r>
-      <w:r>
-        <w:t xml:space="preserve">о </w:t>
-      </w:r>
-      <w:r>
-        <w:t>без строгой спецификации они ошибаются,</w:t>
-      </w:r>
-      <w:r>
-        <w:t xml:space="preserve"> </w:t>
-      </w:r>
-      <w:r>
-        <w:t>без проверки их нельзя использовать в ответственных задачах,</w:t>
-      </w:r>
-      <w:r>
-        <w:t xml:space="preserve"> </w:t>
+        <w:jc w:val="right"/>
+        <w:rPr>
+          <w:rFonts w:eastAsiaTheme="minorHAnsi"/>
+        </w:rPr>
+      </w:pPr>
+      <w:r>
+        <w:rPr>
+          <w:rFonts w:eastAsiaTheme="minorHAnsi"/>
+        </w:rPr>
+        <w:t xml:space="preserve">Листинг </w:t>
+      </w:r>
+      <w:r>
+        <w:rPr>
+          <w:rFonts w:eastAsiaTheme="minorHAnsi"/>
+        </w:rPr>
+        <w:t>8</w:t>
+      </w:r>
+      <w:r>
+        <w:rPr>
+          <w:rFonts w:eastAsiaTheme="minorHAnsi"/>
+        </w:rPr>
+        <w:t xml:space="preserve">. Реализация </w:t>
+      </w:r>
+      <w:proofErr w:type="spellStart"/>
+      <w:r>
+        <w:rPr>
+          <w:rFonts w:eastAsiaTheme="minorHAnsi"/>
+          <w:lang w:val="en-US"/>
+        </w:rPr>
+        <w:t>ChatGPT</w:t>
+      </w:r>
+      <w:proofErr w:type="spellEnd"/>
+    </w:p>
+    <w:p>
+      <w:pPr>
+        <w:pStyle w:val="af8"/>
+      </w:pPr>
+      <w:r>
+        <w:t xml:space="preserve">def </w:t>
+      </w:r>
+      <w:proofErr w:type="spellStart"/>
+      <w:r>
+        <w:t>chatgpt_</w:t>
+      </w:r>
+      <w:proofErr w:type="gramStart"/>
+      <w:r>
+        <w:t>realisation</w:t>
+      </w:r>
+      <w:proofErr w:type="spellEnd"/>
+      <w:r>
+        <w:t>(</w:t>
+      </w:r>
+      <w:proofErr w:type="gramEnd"/>
+      <w:r>
+        <w:t>):</w:t>
+      </w:r>
+    </w:p>
+    <w:p>
+      <w:pPr>
+        <w:pStyle w:val="af8"/>
+      </w:pPr>
+      <w:r>
+        <w:t xml:space="preserve">    def read(p):</w:t>
+      </w:r>
+    </w:p>
+    <w:p>
+      <w:pPr>
+        <w:pStyle w:val="af8"/>
+      </w:pPr>
+      <w:r>
+        <w:t xml:space="preserve">        d</w:t>
+      </w:r>
+      <w:proofErr w:type="gramStart"/>
+      <w:r>
+        <w:t>={</w:t>
+      </w:r>
+      <w:proofErr w:type="gramEnd"/>
+      <w:r>
+        <w:t>}</w:t>
+      </w:r>
+    </w:p>
+    <w:p>
+      <w:pPr>
+        <w:pStyle w:val="af8"/>
+      </w:pPr>
+      <w:r>
+        <w:lastRenderedPageBreak/>
+        <w:t xml:space="preserve">        for l in </w:t>
+      </w:r>
+      <w:proofErr w:type="gramStart"/>
+      <w:r>
+        <w:t>open(</w:t>
+      </w:r>
+      <w:proofErr w:type="gramEnd"/>
+      <w:r>
+        <w:t>p, encoding='utf-8'):</w:t>
+      </w:r>
+    </w:p>
+    <w:p>
+      <w:pPr>
+        <w:pStyle w:val="af8"/>
+      </w:pPr>
+      <w:r>
+        <w:t xml:space="preserve">            s=</w:t>
+      </w:r>
+      <w:proofErr w:type="spellStart"/>
+      <w:proofErr w:type="gramStart"/>
+      <w:r>
+        <w:t>l.split</w:t>
+      </w:r>
+      <w:proofErr w:type="spellEnd"/>
+      <w:proofErr w:type="gramEnd"/>
+      <w:r>
+        <w:t>()</w:t>
+      </w:r>
+    </w:p>
+    <w:p>
+      <w:pPr>
+        <w:pStyle w:val="af8"/>
+      </w:pPr>
+      <w:r>
+        <w:t xml:space="preserve">            if not s: continue</w:t>
+      </w:r>
+    </w:p>
+    <w:p>
+      <w:pPr>
+        <w:pStyle w:val="af8"/>
+      </w:pPr>
+      <w:r>
+        <w:t xml:space="preserve">            n=</w:t>
+      </w:r>
+      <w:proofErr w:type="gramStart"/>
+      <w:r>
+        <w:t>s[</w:t>
+      </w:r>
+      <w:proofErr w:type="gramEnd"/>
+      <w:r>
+        <w:t>0]</w:t>
+      </w:r>
+    </w:p>
+    <w:p>
+      <w:pPr>
+        <w:pStyle w:val="af8"/>
+      </w:pPr>
+      <w:r>
+        <w:t xml:space="preserve">            win = </w:t>
+      </w:r>
+      <w:proofErr w:type="spellStart"/>
+      <w:r>
+        <w:t>len</w:t>
+      </w:r>
+      <w:proofErr w:type="spellEnd"/>
+      <w:r>
+        <w:t xml:space="preserve">(s)&gt;1 and </w:t>
+      </w:r>
+      <w:proofErr w:type="gramStart"/>
+      <w:r>
+        <w:t>s[</w:t>
+      </w:r>
+      <w:proofErr w:type="gramEnd"/>
+      <w:r>
+        <w:t>1] in '123'</w:t>
+      </w:r>
+    </w:p>
+    <w:p>
+      <w:pPr>
+        <w:pStyle w:val="af8"/>
+      </w:pPr>
+      <w:r>
+        <w:t xml:space="preserve">            d[n] = </w:t>
+      </w:r>
+      <w:proofErr w:type="spellStart"/>
+      <w:proofErr w:type="gramStart"/>
+      <w:r>
+        <w:t>d.get</w:t>
+      </w:r>
+      <w:proofErr w:type="spellEnd"/>
+      <w:r>
+        <w:t>(</w:t>
+      </w:r>
+      <w:proofErr w:type="gramEnd"/>
+      <w:r>
+        <w:t>n, False) or win</w:t>
+      </w:r>
+    </w:p>
+    <w:p>
+      <w:pPr>
+        <w:pStyle w:val="af8"/>
+      </w:pPr>
+      <w:r>
+        <w:t xml:space="preserve">        return d</w:t>
+      </w:r>
+    </w:p>
+    <w:p>
+      <w:pPr>
+        <w:pStyle w:val="af8"/>
+      </w:pPr>
+    </w:p>
+    <w:p>
+      <w:pPr>
+        <w:pStyle w:val="af8"/>
+      </w:pPr>
+      <w:r>
+        <w:t xml:space="preserve">    a, b = read('olymp1.txt'), read('olymp2.txt')</w:t>
+      </w:r>
+    </w:p>
+    <w:p>
+      <w:pPr>
+        <w:pStyle w:val="af8"/>
+      </w:pPr>
+      <w:r>
+        <w:t xml:space="preserve">    for n in sorted(set(a) | set(b)):</w:t>
+      </w:r>
+    </w:p>
+    <w:p>
+      <w:pPr>
+        <w:pStyle w:val="af8"/>
+      </w:pPr>
+      <w:r>
+        <w:t xml:space="preserve">        if (n in a) ^ (n in b):</w:t>
+      </w:r>
+    </w:p>
+    <w:p>
+      <w:pPr>
+        <w:pStyle w:val="af8"/>
+      </w:pPr>
+      <w:r>
+        <w:t xml:space="preserve">            </w:t>
+      </w:r>
+      <w:proofErr w:type="gramStart"/>
+      <w:r>
+        <w:t>print(</w:t>
+      </w:r>
+      <w:proofErr w:type="gramEnd"/>
+      <w:r>
+        <w:t>n, '</w:t>
+      </w:r>
+      <w:r>
+        <w:rPr>
+          <w:lang w:val="ru-RU"/>
+        </w:rPr>
+        <w:t>д</w:t>
+      </w:r>
+      <w:r>
+        <w:t>')</w:t>
+      </w:r>
+    </w:p>
+    <w:p>
+      <w:pPr>
+        <w:pStyle w:val="af8"/>
+      </w:pPr>
+      <w:r>
+        <w:t xml:space="preserve">        else:</w:t>
+      </w:r>
+    </w:p>
+    <w:p>
+      <w:pPr>
+        <w:pStyle w:val="af8"/>
+      </w:pPr>
+      <w:r>
+        <w:t xml:space="preserve">            </w:t>
+      </w:r>
+      <w:proofErr w:type="gramStart"/>
+      <w:r>
+        <w:t>print(</w:t>
+      </w:r>
+      <w:proofErr w:type="gramEnd"/>
+      <w:r>
+        <w:t>n, '345'[(</w:t>
+      </w:r>
+      <w:proofErr w:type="spellStart"/>
+      <w:r>
+        <w:t>a.get</w:t>
+      </w:r>
+      <w:proofErr w:type="spellEnd"/>
+      <w:r>
+        <w:t xml:space="preserve">(n, False) + </w:t>
+      </w:r>
+      <w:proofErr w:type="spellStart"/>
+      <w:r>
+        <w:t>b.get</w:t>
+      </w:r>
+      <w:proofErr w:type="spellEnd"/>
+      <w:r>
+        <w:t>(n, False))])</w:t>
+      </w:r>
+    </w:p>
+    <w:p>
+      <w:pPr>
+        <w:pStyle w:val="a1"/>
+        <w:jc w:val="right"/>
+        <w:rPr>
+          <w:rFonts w:eastAsiaTheme="minorHAnsi"/>
+        </w:rPr>
+      </w:pPr>
+      <w:r>
+        <w:rPr>
+          <w:rFonts w:eastAsiaTheme="minorHAnsi"/>
+        </w:rPr>
+        <w:t xml:space="preserve">Листинг </w:t>
+      </w:r>
+      <w:r>
+        <w:rPr>
+          <w:rFonts w:eastAsiaTheme="minorHAnsi"/>
+        </w:rPr>
+        <w:t>9</w:t>
+      </w:r>
+      <w:r>
+        <w:rPr>
+          <w:rFonts w:eastAsiaTheme="minorHAnsi"/>
+        </w:rPr>
+        <w:t xml:space="preserve">. Реализация </w:t>
+      </w:r>
+      <w:r>
+        <w:rPr>
+          <w:rFonts w:eastAsiaTheme="minorHAnsi"/>
+          <w:lang w:val="en-US"/>
+        </w:rPr>
+        <w:t>Grok</w:t>
       </w:r>
       <w:bookmarkStart w:id="0" w:name="_GoBack"/>
       <w:bookmarkEnd w:id="0"/>
+    </w:p>
+    <w:p>
+      <w:pPr>
+        <w:pStyle w:val="af8"/>
+        <w:rPr>
+          <w:lang w:val="ru-RU"/>
+        </w:rPr>
+      </w:pPr>
+      <w:proofErr w:type="spellStart"/>
+      <w:r>
+        <w:rPr>
+          <w:lang w:val="ru-RU"/>
+        </w:rPr>
+        <w:t>def</w:t>
+      </w:r>
+      <w:proofErr w:type="spellEnd"/>
+      <w:r>
+        <w:rPr>
+          <w:lang w:val="ru-RU"/>
+        </w:rPr>
+        <w:t xml:space="preserve"> </w:t>
+      </w:r>
+      <w:proofErr w:type="spellStart"/>
+      <w:r>
+        <w:rPr>
+          <w:lang w:val="ru-RU"/>
+        </w:rPr>
+        <w:t>grok_</w:t>
+      </w:r>
+      <w:proofErr w:type="gramStart"/>
+      <w:r>
+        <w:rPr>
+          <w:lang w:val="ru-RU"/>
+        </w:rPr>
+        <w:t>realisation</w:t>
+      </w:r>
+      <w:proofErr w:type="spellEnd"/>
+      <w:r>
+        <w:rPr>
+          <w:lang w:val="ru-RU"/>
+        </w:rPr>
+        <w:t>(</w:t>
+      </w:r>
+      <w:proofErr w:type="gramEnd"/>
+      <w:r>
+        <w:rPr>
+          <w:lang w:val="ru-RU"/>
+        </w:rPr>
+        <w:t>):</w:t>
+      </w:r>
+    </w:p>
+    <w:p>
+      <w:pPr>
+        <w:pStyle w:val="af8"/>
+      </w:pPr>
+      <w:r>
+        <w:rPr>
+          <w:lang w:val="ru-RU"/>
+        </w:rPr>
+        <w:t xml:space="preserve">    </w:t>
+      </w:r>
+      <w:r>
+        <w:t>d1={</w:t>
+      </w:r>
+      <w:proofErr w:type="gramStart"/>
+      <w:r>
+        <w:t>};[</w:t>
+      </w:r>
+      <w:proofErr w:type="gramEnd"/>
+      <w:r>
+        <w:t xml:space="preserve">d1.update({p[0]:d1.get(p[0],False)or </w:t>
+      </w:r>
+      <w:proofErr w:type="spellStart"/>
+      <w:r>
+        <w:t>len</w:t>
+      </w:r>
+      <w:proofErr w:type="spellEnd"/>
+      <w:r>
+        <w:t>(p)&gt;1}) for l in open('olymp1.txt') if (p:=</w:t>
+      </w:r>
+      <w:proofErr w:type="spellStart"/>
+      <w:r>
+        <w:t>l.strip</w:t>
+      </w:r>
+      <w:proofErr w:type="spellEnd"/>
+      <w:r>
+        <w:t>().split())]</w:t>
+      </w:r>
+    </w:p>
+    <w:p>
+      <w:pPr>
+        <w:pStyle w:val="af8"/>
+      </w:pPr>
+      <w:r>
+        <w:t xml:space="preserve">    d2={</w:t>
+      </w:r>
+      <w:proofErr w:type="gramStart"/>
+      <w:r>
+        <w:t>};[</w:t>
+      </w:r>
+      <w:proofErr w:type="gramEnd"/>
+      <w:r>
+        <w:t xml:space="preserve">d2.update({p[0]:d2.get(p[0],False)or </w:t>
+      </w:r>
+      <w:proofErr w:type="spellStart"/>
+      <w:r>
+        <w:t>len</w:t>
+      </w:r>
+      <w:proofErr w:type="spellEnd"/>
+      <w:r>
+        <w:t>(p)&gt;1}) for l in open('olymp2.txt') if (p:=</w:t>
+      </w:r>
+      <w:proofErr w:type="spellStart"/>
+      <w:r>
+        <w:t>l.strip</w:t>
+      </w:r>
+      <w:proofErr w:type="spellEnd"/>
+      <w:r>
+        <w:t>().split())]</w:t>
+      </w:r>
+    </w:p>
+    <w:p>
+      <w:pPr>
+        <w:pStyle w:val="af8"/>
+      </w:pPr>
+      <w:r>
+        <w:t xml:space="preserve">    for s in sorted(set(d</w:t>
+      </w:r>
+      <w:proofErr w:type="gramStart"/>
+      <w:r>
+        <w:t>1)|</w:t>
+      </w:r>
+      <w:proofErr w:type="gramEnd"/>
+      <w:r>
+        <w:t>set(d2)):print(s,'</w:t>
+      </w:r>
+      <w:r>
+        <w:rPr>
+          <w:lang w:val="ru-RU"/>
+        </w:rPr>
+        <w:t>д</w:t>
+      </w:r>
+      <w:r>
+        <w:t>'if s not in d1 or s not in d2 else'5'if d1[s]and d2[s]else'4'if d1[s]or d2[s]else'3')</w:t>
+      </w:r>
+    </w:p>
+    <w:p>
+      <w:pPr>
+        <w:pStyle w:val="1"/>
+      </w:pPr>
+      <w:r>
+        <w:t>Вывод</w:t>
+      </w:r>
+    </w:p>
+    <w:p>
+      <w:pPr>
+        <w:pStyle w:val="a1"/>
+      </w:pPr>
+      <w:r>
+        <w:t>В ходе исследования была проведена комплексная оценка способности современных LLM генерировать корректный, оптимизированный и надёжный программный код. Результаты эксперимента показали, что корректность кода без уточнений не гарантируется.</w:t>
+      </w:r>
+    </w:p>
+    <w:p>
+      <w:pPr>
+        <w:pStyle w:val="a1"/>
+      </w:pPr>
+      <w:r>
+        <w:t>Только одна модель (</w:t>
+      </w:r>
+      <w:proofErr w:type="spellStart"/>
+      <w:r>
+        <w:t>Qwen</w:t>
+      </w:r>
+      <w:proofErr w:type="spellEnd"/>
+      <w:r>
+        <w:t xml:space="preserve">) смогла корректно решить задачу с первого раза. Остальные LLM допустили похожие логические ошибки — в частности, игнорировали возможность повторения фамилий в одном файле. Это подтверждает, что даже современные модели склонны упрощать задачу и опираться на вероятностные паттерны, а не на строгое формальное выполнение условий. После дополнительного уточнения все модели сумели исправить свои решения, что показывает важность чёткого и детального </w:t>
+      </w:r>
+      <w:proofErr w:type="spellStart"/>
+      <w:r>
+        <w:t>промта</w:t>
+      </w:r>
+      <w:proofErr w:type="spellEnd"/>
+      <w:r>
+        <w:t>.</w:t>
+      </w:r>
+    </w:p>
+    <w:p>
+      <w:pPr>
+        <w:pStyle w:val="a1"/>
+      </w:pPr>
+      <w:r>
+        <w:t>LLM-реализации уступают вручную написанному коду по скорости.</w:t>
+      </w:r>
+      <w:r>
+        <w:t xml:space="preserve"> </w:t>
+      </w:r>
+      <w:r>
+        <w:t>Это подтверждает</w:t>
+      </w:r>
+      <w:r>
+        <w:t xml:space="preserve">, что </w:t>
+      </w:r>
+      <w:r>
+        <w:t>человеческий код оказывается быстрее и устойчивее, поскольку программист осознанно выбирает структуры данных и минимизирует количество лишних операций, тогда как LLM генерируют код, основанный на шаблонах и «безопасных» универсальных конструкциях (часто с избытком условий и проверок).</w:t>
+      </w:r>
+    </w:p>
+    <w:p>
+      <w:pPr>
+        <w:pStyle w:val="a1"/>
+      </w:pPr>
+      <w:r>
+        <w:lastRenderedPageBreak/>
+        <w:t>Эксперимент наглядно показывает, что LLM могут быть хорошим инструментом для генерации черновых решений, поиска идей или облегчения рутины, н</w:t>
+      </w:r>
+      <w:r>
+        <w:t xml:space="preserve">о </w:t>
+      </w:r>
+      <w:r>
+        <w:t>без строгой спецификации они ошибаются,</w:t>
+      </w:r>
+      <w:r>
+        <w:t xml:space="preserve"> </w:t>
+      </w:r>
+      <w:r>
+        <w:t>без проверки их нельзя использовать в ответственных задачах,</w:t>
+      </w:r>
+      <w:r>
+        <w:t xml:space="preserve"> </w:t>
+      </w:r>
       <w:r>
         <w:t>их код редко бывает оптимальным без ручной доработки.</w:t>
       </w:r>
@@ -10678,7 +13023,7 @@
 </file>
 
 <file path=customXml/itemProps1.xml><?xml version="1.0" encoding="utf-8"?>
-<ds:datastoreItem xmlns:ds="http://schemas.openxmlformats.org/officeDocument/2006/customXml" ds:itemID="{8BAF1316-DDD8-4184-B5D1-1331245C4F58}">
+<ds:datastoreItem xmlns:ds="http://schemas.openxmlformats.org/officeDocument/2006/customXml" ds:itemID="{28C099FC-5A10-4E43-940F-3B604B9760E5}">
   <ds:schemaRefs>
     <ds:schemaRef ds:uri="http://schemas.openxmlformats.org/officeDocument/2006/bibliography"/>
   </ds:schemaRefs>
